--- a/printables/full/u02-full.docx
+++ b/printables/full/u02-full.docx
@@ -2,21 +2,6 @@
 <file path=word/document.xml><?xml version="1.0" encoding="utf-8"?>
 <w:document xmlns:wpc="http://schemas.microsoft.com/office/word/2010/wordprocessingCanvas" xmlns:mo="http://schemas.microsoft.com/office/mac/office/2008/main" xmlns:mc="http://schemas.openxmlformats.org/markup-compatibility/2006" xmlns:mv="urn:schemas-microsoft-com:mac:vml" xmlns:o="urn:schemas-microsoft-com:office:office" xmlns:r="http://schemas.openxmlformats.org/officeDocument/2006/relationships" xmlns:m="http://schemas.openxmlformats.org/officeDocument/2006/math" xmlns:v="urn:schemas-microsoft-com:vml" xmlns:wp14="http://schemas.microsoft.com/office/word/2010/wordprocessingDrawing" xmlns:wp="http://schemas.openxmlformats.org/drawingml/2006/wordprocessingDrawing" xmlns:w10="urn:schemas-microsoft-com:office:word" xmlns:w="http://schemas.openxmlformats.org/wordprocessingml/2006/main" xmlns:w14="http://schemas.microsoft.com/office/word/2010/wordml" xmlns:wpg="http://schemas.microsoft.com/office/word/2010/wordprocessingGroup" xmlns:wpi="http://schemas.microsoft.com/office/word/2010/wordprocessingInk" xmlns:wne="http://schemas.microsoft.com/office/word/2006/wordml" xmlns:wps="http://schemas.microsoft.com/office/word/2010/wordprocessingShape" mc:Ignorable="w14 wp14">
   <w:body>
-    <w:p>
-      <w:pPr>
-        <w:spacing w:before="0" w:after="40" w:line="276" w:lineRule="auto"/>
-        <w:jc w:val="center"/>
-      </w:pPr>
-      <w:r>
-        <w:rPr>
-          <w:rFonts w:ascii="宋体" w:hAnsi="宋体" w:eastAsia="宋体"/>
-          <w:b/>
-          <w:color w:val="F4A261"/>
-          <w:sz w:val="18"/>
-        </w:rPr>
-        <w:t>语文书桌 · Chinese Desk</w:t>
-      </w:r>
-    </w:p>
     <w:p>
       <w:pPr>
         <w:spacing w:before="0" w:after="80" w:line="276" w:lineRule="auto"/>
@@ -26,8 +11,8 @@
         <w:rPr>
           <w:rFonts w:ascii="黑体" w:hAnsi="黑体" w:eastAsia="黑体"/>
           <w:b/>
-          <w:color w:val="E85D04"/>
-          <w:sz w:val="32"/>
+          <w:color w:val="1C1917"/>
+          <w:sz w:val="30"/>
         </w:rPr>
         <w:t>语文·四上·第二单元练习</w:t>
       </w:r>
@@ -43,37 +28,518 @@
           <w:color w:val="1C1917"/>
           <w:sz w:val="20"/>
         </w:rPr>
-        <w:t>学校：__________　班级：__________　姓名：__________　成绩：__________</w:t>
+        <w:t>学校：____________　班级：________　姓名：____________　成绩：________</w:t>
       </w:r>
     </w:p>
     <w:p>
       <w:pPr>
-        <w:spacing w:before="0" w:after="120" w:line="276" w:lineRule="auto"/>
-        <w:jc w:val="center"/>
+        <w:spacing w:before="140" w:after="80" w:line="276" w:lineRule="auto"/>
+      </w:pPr>
+      <w:r>
+        <w:rPr>
+          <w:rFonts w:ascii="宋体" w:hAnsi="宋体" w:eastAsia="宋体"/>
+          <w:b/>
+          <w:color w:val="1C1917"/>
+          <w:sz w:val="22"/>
+        </w:rPr>
+        <w:t>一、看拼音，写词语。</w:t>
+      </w:r>
+    </w:p>
+    <w:p>
+      <w:pPr>
+        <w:spacing w:before="0" w:after="20" w:line="276" w:lineRule="auto"/>
       </w:pPr>
       <w:r>
         <w:rPr>
           <w:rFonts w:ascii="宋体" w:hAnsi="宋体" w:eastAsia="宋体"/>
           <w:b w:val="0"/>
-          <w:color w:val="C2410C"/>
-          <w:sz w:val="16"/>
+          <w:color w:val="1C1917"/>
+          <w:sz w:val="21"/>
         </w:rPr>
-        <w:t>考前查漏补缺 · 与扫描卷内容一致（数字化校对版）</w:t>
+        <w:t>当</w:t>
       </w:r>
     </w:p>
     <w:p>
       <w:pPr>
-        <w:spacing w:before="120" w:after="80" w:line="276" w:lineRule="auto"/>
+        <w:spacing w:before="20" w:after="20" w:line="240" w:lineRule="auto"/>
+      </w:pPr>
+      <w:r>
+        <w:rPr>
+          <w:rFonts w:ascii="Times New Roman" w:hAnsi="Times New Roman" w:eastAsia="宋体"/>
+          <w:b w:val="0"/>
+          <w:color w:val="1C1917"/>
+          <w:sz w:val="20"/>
+        </w:rPr>
+        <w:t>shēn fèn</w:t>
+      </w:r>
+    </w:p>
+    <w:tbl>
+      <w:tblPr>
+        <w:tblW w:type="auto" w:w="0"/>
+        <w:jc w:val="left"/>
+        <w:tblLayout w:type="fixed"/>
+        <w:tblLook w:firstColumn="1" w:firstRow="1" w:lastColumn="0" w:lastRow="0" w:noHBand="0" w:noVBand="1" w:val="04A0"/>
+      </w:tblPr>
+      <w:tblGrid>
+        <w:gridCol w:w="5103"/>
+        <w:gridCol w:w="5103"/>
+      </w:tblGrid>
+      <w:tr>
+        <w:trPr>
+          <w:trHeight w:val="464" w:hRule="atLeast"/>
+        </w:trPr>
+        <w:tc>
+          <w:tcPr>
+            <w:tcW w:type="dxa" w:w="465"/>
+            <w:tcBorders>
+              <w:top w:val="single" w:sz="12" w:space="0" w:color="000000"/>
+              <w:left w:val="single" w:sz="12" w:space="0" w:color="000000"/>
+              <w:bottom w:val="single" w:sz="12" w:space="0" w:color="000000"/>
+              <w:right w:val="single" w:sz="12" w:space="0" w:color="000000"/>
+            </w:tcBorders>
+          </w:tcPr>
+          <w:p>
+            <w:pPr>
+              <w:spacing w:before="0" w:after="0"/>
+            </w:pPr>
+            <w:r/>
+            <w:r>
+              <w:rPr>
+                <w:rFonts w:ascii="宋体" w:hAnsi="宋体" w:eastAsia="宋体"/>
+                <w:b w:val="0"/>
+                <w:color w:val="1C1917"/>
+                <w:sz w:val="28"/>
+              </w:rPr>
+              <w:t xml:space="preserve">　</w:t>
+            </w:r>
+          </w:p>
+        </w:tc>
+        <w:tc>
+          <w:tcPr>
+            <w:tcW w:type="dxa" w:w="465"/>
+            <w:tcBorders>
+              <w:top w:val="single" w:sz="12" w:space="0" w:color="000000"/>
+              <w:left w:val="single" w:sz="12" w:space="0" w:color="000000"/>
+              <w:bottom w:val="single" w:sz="12" w:space="0" w:color="000000"/>
+              <w:right w:val="single" w:sz="12" w:space="0" w:color="000000"/>
+            </w:tcBorders>
+          </w:tcPr>
+          <w:p>
+            <w:pPr>
+              <w:spacing w:before="0" w:after="0"/>
+            </w:pPr>
+            <w:r/>
+            <w:r>
+              <w:rPr>
+                <w:rFonts w:ascii="宋体" w:hAnsi="宋体" w:eastAsia="宋体"/>
+                <w:b w:val="0"/>
+                <w:color w:val="1C1917"/>
+                <w:sz w:val="28"/>
+              </w:rPr>
+              <w:t xml:space="preserve">　</w:t>
+            </w:r>
+          </w:p>
+        </w:tc>
+      </w:tr>
+    </w:tbl>
+    <w:p>
+      <w:pPr>
+        <w:spacing w:before="0" w:after="60"/>
+      </w:pPr>
+    </w:p>
+    <w:p>
+      <w:pPr>
+        <w:spacing w:before="20" w:after="20" w:line="240" w:lineRule="auto"/>
+      </w:pPr>
+      <w:r>
+        <w:rPr>
+          <w:rFonts w:ascii="Times New Roman" w:hAnsi="Times New Roman" w:eastAsia="宋体"/>
+          <w:b w:val="0"/>
+          <w:color w:val="1C1917"/>
+          <w:sz w:val="20"/>
+        </w:rPr>
+        <w:t>jiē xiǎo</w:t>
+      </w:r>
+    </w:p>
+    <w:tbl>
+      <w:tblPr>
+        <w:tblW w:type="auto" w:w="0"/>
+        <w:jc w:val="left"/>
+        <w:tblLayout w:type="fixed"/>
+        <w:tblLook w:firstColumn="1" w:firstRow="1" w:lastColumn="0" w:lastRow="0" w:noHBand="0" w:noVBand="1" w:val="04A0"/>
+      </w:tblPr>
+      <w:tblGrid>
+        <w:gridCol w:w="5103"/>
+        <w:gridCol w:w="5103"/>
+      </w:tblGrid>
+      <w:tr>
+        <w:trPr>
+          <w:trHeight w:val="464" w:hRule="atLeast"/>
+        </w:trPr>
+        <w:tc>
+          <w:tcPr>
+            <w:tcW w:type="dxa" w:w="465"/>
+            <w:tcBorders>
+              <w:top w:val="single" w:sz="12" w:space="0" w:color="000000"/>
+              <w:left w:val="single" w:sz="12" w:space="0" w:color="000000"/>
+              <w:bottom w:val="single" w:sz="12" w:space="0" w:color="000000"/>
+              <w:right w:val="single" w:sz="12" w:space="0" w:color="000000"/>
+            </w:tcBorders>
+          </w:tcPr>
+          <w:p>
+            <w:pPr>
+              <w:spacing w:before="0" w:after="0"/>
+            </w:pPr>
+            <w:r/>
+            <w:r>
+              <w:rPr>
+                <w:rFonts w:ascii="宋体" w:hAnsi="宋体" w:eastAsia="宋体"/>
+                <w:b w:val="0"/>
+                <w:color w:val="1C1917"/>
+                <w:sz w:val="28"/>
+              </w:rPr>
+              <w:t xml:space="preserve">　</w:t>
+            </w:r>
+          </w:p>
+        </w:tc>
+        <w:tc>
+          <w:tcPr>
+            <w:tcW w:type="dxa" w:w="465"/>
+            <w:tcBorders>
+              <w:top w:val="single" w:sz="12" w:space="0" w:color="000000"/>
+              <w:left w:val="single" w:sz="12" w:space="0" w:color="000000"/>
+              <w:bottom w:val="single" w:sz="12" w:space="0" w:color="000000"/>
+              <w:right w:val="single" w:sz="12" w:space="0" w:color="000000"/>
+            </w:tcBorders>
+          </w:tcPr>
+          <w:p>
+            <w:pPr>
+              <w:spacing w:before="0" w:after="0"/>
+            </w:pPr>
+            <w:r/>
+            <w:r>
+              <w:rPr>
+                <w:rFonts w:ascii="宋体" w:hAnsi="宋体" w:eastAsia="宋体"/>
+                <w:b w:val="0"/>
+                <w:color w:val="1C1917"/>
+                <w:sz w:val="28"/>
+              </w:rPr>
+              <w:t xml:space="preserve">　</w:t>
+            </w:r>
+          </w:p>
+        </w:tc>
+      </w:tr>
+    </w:tbl>
+    <w:p>
+      <w:pPr>
+        <w:spacing w:before="0" w:after="60"/>
+      </w:pPr>
+    </w:p>
+    <w:p>
+      <w:pPr>
+        <w:spacing w:before="0" w:after="20" w:line="276" w:lineRule="auto"/>
       </w:pPr>
       <w:r>
         <w:rPr>
           <w:rFonts w:ascii="宋体" w:hAnsi="宋体" w:eastAsia="宋体"/>
-          <w:b/>
-          <w:color w:val="E85D04"/>
-          <w:sz w:val="22"/>
+          <w:b w:val="0"/>
+          <w:color w:val="1C1917"/>
+          <w:sz w:val="21"/>
         </w:rPr>
-        <w:t>一、看拼音，写词语。</w:t>
+        <w:t>的那一刻，众人</w:t>
       </w:r>
+    </w:p>
+    <w:p>
+      <w:pPr>
+        <w:spacing w:before="20" w:after="20" w:line="240" w:lineRule="auto"/>
+      </w:pPr>
+      <w:r>
+        <w:rPr>
+          <w:rFonts w:ascii="Times New Roman" w:hAnsi="Times New Roman" w:eastAsia="宋体"/>
+          <w:b w:val="0"/>
+          <w:color w:val="1C1917"/>
+          <w:sz w:val="20"/>
+        </w:rPr>
+        <w:t>zhù shì</w:t>
+      </w:r>
+    </w:p>
+    <w:tbl>
+      <w:tblPr>
+        <w:tblW w:type="auto" w:w="0"/>
+        <w:jc w:val="left"/>
+        <w:tblLayout w:type="fixed"/>
+        <w:tblLook w:firstColumn="1" w:firstRow="1" w:lastColumn="0" w:lastRow="0" w:noHBand="0" w:noVBand="1" w:val="04A0"/>
+      </w:tblPr>
+      <w:tblGrid>
+        <w:gridCol w:w="5103"/>
+        <w:gridCol w:w="5103"/>
+      </w:tblGrid>
+      <w:tr>
+        <w:trPr>
+          <w:trHeight w:val="464" w:hRule="atLeast"/>
+        </w:trPr>
+        <w:tc>
+          <w:tcPr>
+            <w:tcW w:type="dxa" w:w="465"/>
+            <w:tcBorders>
+              <w:top w:val="single" w:sz="12" w:space="0" w:color="000000"/>
+              <w:left w:val="single" w:sz="12" w:space="0" w:color="000000"/>
+              <w:bottom w:val="single" w:sz="12" w:space="0" w:color="000000"/>
+              <w:right w:val="single" w:sz="12" w:space="0" w:color="000000"/>
+            </w:tcBorders>
+          </w:tcPr>
+          <w:p>
+            <w:pPr>
+              <w:spacing w:before="0" w:after="0"/>
+            </w:pPr>
+            <w:r/>
+            <w:r>
+              <w:rPr>
+                <w:rFonts w:ascii="宋体" w:hAnsi="宋体" w:eastAsia="宋体"/>
+                <w:b w:val="0"/>
+                <w:color w:val="1C1917"/>
+                <w:sz w:val="28"/>
+              </w:rPr>
+              <w:t xml:space="preserve">　</w:t>
+            </w:r>
+          </w:p>
+        </w:tc>
+        <w:tc>
+          <w:tcPr>
+            <w:tcW w:type="dxa" w:w="465"/>
+            <w:tcBorders>
+              <w:top w:val="single" w:sz="12" w:space="0" w:color="000000"/>
+              <w:left w:val="single" w:sz="12" w:space="0" w:color="000000"/>
+              <w:bottom w:val="single" w:sz="12" w:space="0" w:color="000000"/>
+              <w:right w:val="single" w:sz="12" w:space="0" w:color="000000"/>
+            </w:tcBorders>
+          </w:tcPr>
+          <w:p>
+            <w:pPr>
+              <w:spacing w:before="0" w:after="0"/>
+            </w:pPr>
+            <w:r/>
+            <w:r>
+              <w:rPr>
+                <w:rFonts w:ascii="宋体" w:hAnsi="宋体" w:eastAsia="宋体"/>
+                <w:b w:val="0"/>
+                <w:color w:val="1C1917"/>
+                <w:sz w:val="28"/>
+              </w:rPr>
+              <w:t xml:space="preserve">　</w:t>
+            </w:r>
+          </w:p>
+        </w:tc>
+      </w:tr>
+    </w:tbl>
+    <w:p>
+      <w:pPr>
+        <w:spacing w:before="0" w:after="60"/>
+      </w:pPr>
+    </w:p>
+    <w:p>
+      <w:pPr>
+        <w:spacing w:before="0" w:after="20" w:line="276" w:lineRule="auto"/>
+      </w:pPr>
+      <w:r>
+        <w:rPr>
+          <w:rFonts w:ascii="宋体" w:hAnsi="宋体" w:eastAsia="宋体"/>
+          <w:b w:val="0"/>
+          <w:color w:val="1C1917"/>
+          <w:sz w:val="21"/>
+        </w:rPr>
+        <w:t>着他的双眼，过往的汗水</w:t>
+      </w:r>
+    </w:p>
+    <w:p>
+      <w:pPr>
+        <w:spacing w:before="20" w:after="20" w:line="240" w:lineRule="auto"/>
+      </w:pPr>
+      <w:r>
+        <w:rPr>
+          <w:rFonts w:ascii="Times New Roman" w:hAnsi="Times New Roman" w:eastAsia="宋体"/>
+          <w:b w:val="0"/>
+          <w:color w:val="1C1917"/>
+          <w:sz w:val="20"/>
+        </w:rPr>
+        <w:t>dí què</w:t>
+      </w:r>
+    </w:p>
+    <w:tbl>
+      <w:tblPr>
+        <w:tblW w:type="auto" w:w="0"/>
+        <w:jc w:val="left"/>
+        <w:tblLayout w:type="fixed"/>
+        <w:tblLook w:firstColumn="1" w:firstRow="1" w:lastColumn="0" w:lastRow="0" w:noHBand="0" w:noVBand="1" w:val="04A0"/>
+      </w:tblPr>
+      <w:tblGrid>
+        <w:gridCol w:w="5103"/>
+        <w:gridCol w:w="5103"/>
+      </w:tblGrid>
+      <w:tr>
+        <w:trPr>
+          <w:trHeight w:val="464" w:hRule="atLeast"/>
+        </w:trPr>
+        <w:tc>
+          <w:tcPr>
+            <w:tcW w:type="dxa" w:w="465"/>
+            <w:tcBorders>
+              <w:top w:val="single" w:sz="12" w:space="0" w:color="000000"/>
+              <w:left w:val="single" w:sz="12" w:space="0" w:color="000000"/>
+              <w:bottom w:val="single" w:sz="12" w:space="0" w:color="000000"/>
+              <w:right w:val="single" w:sz="12" w:space="0" w:color="000000"/>
+            </w:tcBorders>
+          </w:tcPr>
+          <w:p>
+            <w:pPr>
+              <w:spacing w:before="0" w:after="0"/>
+            </w:pPr>
+            <w:r/>
+            <w:r>
+              <w:rPr>
+                <w:rFonts w:ascii="宋体" w:hAnsi="宋体" w:eastAsia="宋体"/>
+                <w:b w:val="0"/>
+                <w:color w:val="1C1917"/>
+                <w:sz w:val="28"/>
+              </w:rPr>
+              <w:t xml:space="preserve">　</w:t>
+            </w:r>
+          </w:p>
+        </w:tc>
+        <w:tc>
+          <w:tcPr>
+            <w:tcW w:type="dxa" w:w="465"/>
+            <w:tcBorders>
+              <w:top w:val="single" w:sz="12" w:space="0" w:color="000000"/>
+              <w:left w:val="single" w:sz="12" w:space="0" w:color="000000"/>
+              <w:bottom w:val="single" w:sz="12" w:space="0" w:color="000000"/>
+              <w:right w:val="single" w:sz="12" w:space="0" w:color="000000"/>
+            </w:tcBorders>
+          </w:tcPr>
+          <w:p>
+            <w:pPr>
+              <w:spacing w:before="0" w:after="0"/>
+            </w:pPr>
+            <w:r/>
+            <w:r>
+              <w:rPr>
+                <w:rFonts w:ascii="宋体" w:hAnsi="宋体" w:eastAsia="宋体"/>
+                <w:b w:val="0"/>
+                <w:color w:val="1C1917"/>
+                <w:sz w:val="28"/>
+              </w:rPr>
+              <w:t xml:space="preserve">　</w:t>
+            </w:r>
+          </w:p>
+        </w:tc>
+      </w:tr>
+    </w:tbl>
+    <w:p>
+      <w:pPr>
+        <w:spacing w:before="0" w:after="60"/>
+      </w:pPr>
+    </w:p>
+    <w:p>
+      <w:pPr>
+        <w:spacing w:before="0" w:after="20" w:line="276" w:lineRule="auto"/>
+      </w:pPr>
+      <w:r>
+        <w:rPr>
+          <w:rFonts w:ascii="宋体" w:hAnsi="宋体" w:eastAsia="宋体"/>
+          <w:b w:val="0"/>
+          <w:color w:val="1C1917"/>
+          <w:sz w:val="21"/>
+        </w:rPr>
+        <w:t>没有白费，他最终用实力</w:t>
+      </w:r>
+    </w:p>
+    <w:p>
+      <w:pPr>
+        <w:spacing w:before="20" w:after="20" w:line="240" w:lineRule="auto"/>
+      </w:pPr>
+      <w:r>
+        <w:rPr>
+          <w:rFonts w:ascii="Times New Roman" w:hAnsi="Times New Roman" w:eastAsia="宋体"/>
+          <w:b w:val="0"/>
+          <w:color w:val="1C1917"/>
+          <w:sz w:val="20"/>
+        </w:rPr>
+        <w:t>zhèng míng</w:t>
+      </w:r>
+    </w:p>
+    <w:tbl>
+      <w:tblPr>
+        <w:tblW w:type="auto" w:w="0"/>
+        <w:jc w:val="left"/>
+        <w:tblLayout w:type="fixed"/>
+        <w:tblLook w:firstColumn="1" w:firstRow="1" w:lastColumn="0" w:lastRow="0" w:noHBand="0" w:noVBand="1" w:val="04A0"/>
+      </w:tblPr>
+      <w:tblGrid>
+        <w:gridCol w:w="5103"/>
+        <w:gridCol w:w="5103"/>
+      </w:tblGrid>
+      <w:tr>
+        <w:trPr>
+          <w:trHeight w:val="464" w:hRule="atLeast"/>
+        </w:trPr>
+        <w:tc>
+          <w:tcPr>
+            <w:tcW w:type="dxa" w:w="465"/>
+            <w:tcBorders>
+              <w:top w:val="single" w:sz="12" w:space="0" w:color="000000"/>
+              <w:left w:val="single" w:sz="12" w:space="0" w:color="000000"/>
+              <w:bottom w:val="single" w:sz="12" w:space="0" w:color="000000"/>
+              <w:right w:val="single" w:sz="12" w:space="0" w:color="000000"/>
+            </w:tcBorders>
+          </w:tcPr>
+          <w:p>
+            <w:pPr>
+              <w:spacing w:before="0" w:after="0"/>
+            </w:pPr>
+            <w:r/>
+            <w:r>
+              <w:rPr>
+                <w:rFonts w:ascii="宋体" w:hAnsi="宋体" w:eastAsia="宋体"/>
+                <w:b w:val="0"/>
+                <w:color w:val="1C1917"/>
+                <w:sz w:val="28"/>
+              </w:rPr>
+              <w:t xml:space="preserve">　</w:t>
+            </w:r>
+          </w:p>
+        </w:tc>
+        <w:tc>
+          <w:tcPr>
+            <w:tcW w:type="dxa" w:w="465"/>
+            <w:tcBorders>
+              <w:top w:val="single" w:sz="12" w:space="0" w:color="000000"/>
+              <w:left w:val="single" w:sz="12" w:space="0" w:color="000000"/>
+              <w:bottom w:val="single" w:sz="12" w:space="0" w:color="000000"/>
+              <w:right w:val="single" w:sz="12" w:space="0" w:color="000000"/>
+            </w:tcBorders>
+          </w:tcPr>
+          <w:p>
+            <w:pPr>
+              <w:spacing w:before="0" w:after="0"/>
+            </w:pPr>
+            <w:r/>
+            <w:r>
+              <w:rPr>
+                <w:rFonts w:ascii="宋体" w:hAnsi="宋体" w:eastAsia="宋体"/>
+                <w:b w:val="0"/>
+                <w:color w:val="1C1917"/>
+                <w:sz w:val="28"/>
+              </w:rPr>
+              <w:t xml:space="preserve">　</w:t>
+            </w:r>
+          </w:p>
+        </w:tc>
+      </w:tr>
+    </w:tbl>
+    <w:p>
+      <w:pPr>
+        <w:spacing w:before="0" w:after="60"/>
+      </w:pPr>
     </w:p>
     <w:p>
       <w:pPr>
@@ -83,20 +549,21 @@
         <w:rPr>
           <w:rFonts w:ascii="宋体" w:hAnsi="宋体" w:eastAsia="宋体"/>
           <w:b w:val="0"/>
+          <w:color w:val="1C1917"/>
           <w:sz w:val="21"/>
         </w:rPr>
-        <w:t>当 shēn fèn ______　jiē xiǎo ______ 的那一刻，众人 zhù shì ______ 着他的双眼，过往的汗水 dí què ______ 没有白费，他最终用实力 zhèng míng ______ 了所有的坚持都终有回报。</w:t>
+        <w:t>了所有的坚持都终有回报。</w:t>
       </w:r>
     </w:p>
     <w:p>
       <w:pPr>
-        <w:spacing w:before="120" w:after="80" w:line="276" w:lineRule="auto"/>
+        <w:spacing w:before="140" w:after="80" w:line="276" w:lineRule="auto"/>
       </w:pPr>
       <w:r>
         <w:rPr>
           <w:rFonts w:ascii="宋体" w:hAnsi="宋体" w:eastAsia="宋体"/>
           <w:b/>
-          <w:color w:val="E85D04"/>
+          <w:color w:val="1C1917"/>
           <w:sz w:val="22"/>
         </w:rPr>
         <w:t>二、在加点字的正确读音下面画“√”。</w:t>
@@ -104,12 +571,13 @@
     </w:p>
     <w:p>
       <w:pPr>
-        <w:spacing w:before="0" w:after="80" w:line="276" w:lineRule="auto"/>
+        <w:spacing w:before="0" w:after="60" w:line="276" w:lineRule="auto"/>
       </w:pPr>
       <w:r>
         <w:rPr>
           <w:rFonts w:ascii="宋体" w:hAnsi="宋体" w:eastAsia="宋体"/>
           <w:b w:val="0"/>
+          <w:color w:val="1C1917"/>
           <w:sz w:val="21"/>
         </w:rPr>
         <w:t>囚 犯（qiú　qiū）　　蝙 蝠（biān　biǎn）　　避 开（bì　pì）</w:t>
@@ -117,12 +585,13 @@
     </w:p>
     <w:p>
       <w:pPr>
-        <w:spacing w:before="0" w:after="80" w:line="276" w:lineRule="auto"/>
+        <w:spacing w:before="0" w:after="60" w:line="276" w:lineRule="auto"/>
       </w:pPr>
       <w:r>
         <w:rPr>
           <w:rFonts w:ascii="宋体" w:hAnsi="宋体" w:eastAsia="宋体"/>
           <w:b w:val="0"/>
+          <w:color w:val="1C1917"/>
           <w:sz w:val="21"/>
         </w:rPr>
         <w:t>荧 屏（yín　yíng）　　一溜 烟（liū　liù）　　嚷 嚷（rāng　rǎng）</w:t>
@@ -130,27 +599,13 @@
     </w:p>
     <w:p>
       <w:pPr>
-        <w:spacing w:before="0" w:after="80" w:line="276" w:lineRule="auto"/>
-      </w:pPr>
-      <w:r>
-        <w:rPr>
-          <w:rFonts w:ascii="宋体" w:hAnsi="宋体" w:eastAsia="宋体"/>
-          <w:b w:val="0"/>
-          <w:color w:val="C2410C"/>
-          <w:sz w:val="16"/>
-        </w:rPr>
-        <w:t>（加点字见加点位置；数字化卷用空格标出加点字。）</w:t>
-      </w:r>
-    </w:p>
-    <w:p>
-      <w:pPr>
-        <w:spacing w:before="120" w:after="80" w:line="276" w:lineRule="auto"/>
+        <w:spacing w:before="140" w:after="80" w:line="276" w:lineRule="auto"/>
       </w:pPr>
       <w:r>
         <w:rPr>
           <w:rFonts w:ascii="宋体" w:hAnsi="宋体" w:eastAsia="宋体"/>
           <w:b/>
-          <w:color w:val="E85D04"/>
+          <w:color w:val="1C1917"/>
           <w:sz w:val="22"/>
         </w:rPr>
         <w:t>三、选字组词。</w:t>
@@ -158,12 +613,13 @@
     </w:p>
     <w:p>
       <w:pPr>
-        <w:spacing w:before="0" w:after="80" w:line="276" w:lineRule="auto"/>
+        <w:spacing w:before="0" w:after="60" w:line="276" w:lineRule="auto"/>
       </w:pPr>
       <w:r>
         <w:rPr>
           <w:rFonts w:ascii="宋体" w:hAnsi="宋体" w:eastAsia="宋体"/>
           <w:b w:val="0"/>
+          <w:color w:val="1C1917"/>
           <w:sz w:val="21"/>
         </w:rPr>
         <w:t>纲　冈　　提（　　）　　井（　　）山　　（　　）要</w:t>
@@ -171,12 +627,13 @@
     </w:p>
     <w:p>
       <w:pPr>
-        <w:spacing w:before="0" w:after="80" w:line="276" w:lineRule="auto"/>
+        <w:spacing w:before="0" w:after="60" w:line="276" w:lineRule="auto"/>
       </w:pPr>
       <w:r>
         <w:rPr>
           <w:rFonts w:ascii="宋体" w:hAnsi="宋体" w:eastAsia="宋体"/>
           <w:b w:val="0"/>
+          <w:color w:val="1C1917"/>
           <w:sz w:val="21"/>
         </w:rPr>
         <w:t>末　沫　　泡（　　）　　（　　）尾　　飞（　　）</w:t>
@@ -184,12 +641,13 @@
     </w:p>
     <w:p>
       <w:pPr>
-        <w:spacing w:before="0" w:after="80" w:line="276" w:lineRule="auto"/>
+        <w:spacing w:before="0" w:after="60" w:line="276" w:lineRule="auto"/>
       </w:pPr>
       <w:r>
         <w:rPr>
           <w:rFonts w:ascii="宋体" w:hAnsi="宋体" w:eastAsia="宋体"/>
           <w:b w:val="0"/>
+          <w:color w:val="1C1917"/>
           <w:sz w:val="21"/>
         </w:rPr>
         <w:t>即　既　　（　　）使　　（　　）然　　立（　　）</w:t>
@@ -197,12 +655,13 @@
     </w:p>
     <w:p>
       <w:pPr>
-        <w:spacing w:before="0" w:after="80" w:line="276" w:lineRule="auto"/>
+        <w:spacing w:before="0" w:after="60" w:line="276" w:lineRule="auto"/>
       </w:pPr>
       <w:r>
         <w:rPr>
           <w:rFonts w:ascii="宋体" w:hAnsi="宋体" w:eastAsia="宋体"/>
           <w:b w:val="0"/>
+          <w:color w:val="1C1917"/>
           <w:sz w:val="21"/>
         </w:rPr>
         <w:t>具　俱　　（　　）体　　（　　）乐部　　万事（　　）备</w:t>
@@ -210,13 +669,13 @@
     </w:p>
     <w:p>
       <w:pPr>
-        <w:spacing w:before="120" w:after="80" w:line="276" w:lineRule="auto"/>
+        <w:spacing w:before="140" w:after="80" w:line="276" w:lineRule="auto"/>
       </w:pPr>
       <w:r>
         <w:rPr>
           <w:rFonts w:ascii="宋体" w:hAnsi="宋体" w:eastAsia="宋体"/>
           <w:b/>
-          <w:color w:val="E85D04"/>
+          <w:color w:val="1C1917"/>
           <w:sz w:val="22"/>
         </w:rPr>
         <w:t>四、照样子，改写句子。</w:t>
@@ -224,12 +683,13 @@
     </w:p>
     <w:p>
       <w:pPr>
-        <w:spacing w:before="0" w:after="80" w:line="276" w:lineRule="auto"/>
+        <w:spacing w:before="0" w:after="60" w:line="276" w:lineRule="auto"/>
       </w:pPr>
       <w:r>
         <w:rPr>
           <w:rFonts w:ascii="宋体" w:hAnsi="宋体" w:eastAsia="宋体"/>
           <w:b w:val="0"/>
+          <w:color w:val="1C1917"/>
           <w:sz w:val="20"/>
         </w:rPr>
         <w:t>1. 原句：那条狗高兴、紧张、发怒的时候都叫。</w:t>
@@ -237,12 +697,13 @@
     </w:p>
     <w:p>
       <w:pPr>
-        <w:spacing w:before="0" w:after="80" w:line="276" w:lineRule="auto"/>
+        <w:spacing w:before="0" w:after="60" w:line="276" w:lineRule="auto"/>
       </w:pPr>
       <w:r>
         <w:rPr>
           <w:rFonts w:ascii="宋体" w:hAnsi="宋体" w:eastAsia="宋体"/>
           <w:b w:val="0"/>
+          <w:color w:val="1C1917"/>
           <w:sz w:val="20"/>
         </w:rPr>
         <w:t xml:space="preserve">　　改写：那条狗高兴的时候叫，紧张的时候叫，发怒的时候也叫。</w:t>
@@ -250,12 +711,13 @@
     </w:p>
     <w:p>
       <w:pPr>
-        <w:spacing w:before="0" w:after="80" w:line="276" w:lineRule="auto"/>
+        <w:spacing w:before="0" w:after="60" w:line="276" w:lineRule="auto"/>
       </w:pPr>
       <w:r>
         <w:rPr>
           <w:rFonts w:ascii="宋体" w:hAnsi="宋体" w:eastAsia="宋体"/>
           <w:b w:val="0"/>
+          <w:color w:val="1C1917"/>
           <w:sz w:val="20"/>
         </w:rPr>
         <w:t xml:space="preserve">　　原句：那盏灯晴天、阴天、雨天的时候都亮着。</w:t>
@@ -263,27 +725,42 @@
     </w:p>
     <w:p>
       <w:pPr>
-        <w:spacing w:before="0" w:after="80" w:line="276" w:lineRule="auto"/>
+        <w:spacing w:before="0" w:after="20" w:line="276" w:lineRule="auto"/>
       </w:pPr>
       <w:r>
         <w:rPr>
           <w:rFonts w:ascii="宋体" w:hAnsi="宋体" w:eastAsia="宋体"/>
           <w:b w:val="0"/>
+          <w:color w:val="1C1917"/>
           <w:sz w:val="20"/>
         </w:rPr>
-        <w:t xml:space="preserve">　　改写：________________________________________________</w:t>
+        <w:t xml:space="preserve">　　改写：</w:t>
       </w:r>
     </w:p>
     <w:p>
       <w:pPr>
-        <w:spacing w:before="160" w:after="0" w:line="276" w:lineRule="auto"/>
+        <w:spacing w:before="0" w:after="40" w:line="276" w:lineRule="auto"/>
+      </w:pPr>
+      <w:r>
+        <w:rPr>
+          <w:rFonts w:ascii="宋体" w:hAnsi="宋体" w:eastAsia="宋体"/>
+          <w:b w:val="0"/>
+          <w:color w:val="1C1917"/>
+          <w:sz w:val="24"/>
+        </w:rPr>
+        <w:t>＿＿＿＿＿＿＿＿＿＿＿＿＿＿＿＿＿＿＿＿＿＿＿＿＿＿＿＿＿＿＿＿</w:t>
+      </w:r>
+    </w:p>
+    <w:p>
+      <w:pPr>
+        <w:spacing w:before="120" w:after="0" w:line="276" w:lineRule="auto"/>
         <w:jc w:val="center"/>
       </w:pPr>
       <w:r>
         <w:rPr>
           <w:rFonts w:ascii="宋体" w:hAnsi="宋体" w:eastAsia="宋体"/>
           <w:b w:val="0"/>
-          <w:color w:val="F4A261"/>
+          <w:color w:val="1C1917"/>
           <w:sz w:val="16"/>
         </w:rPr>
         <w:t>语文·四上·第二单元　第 1 页（共 4 页）</w:t>
@@ -296,12 +773,13 @@
     </w:p>
     <w:p>
       <w:pPr>
-        <w:spacing w:before="0" w:after="80" w:line="276" w:lineRule="auto"/>
+        <w:spacing w:before="0" w:after="60" w:line="276" w:lineRule="auto"/>
       </w:pPr>
       <w:r>
         <w:rPr>
           <w:rFonts w:ascii="宋体" w:hAnsi="宋体" w:eastAsia="宋体"/>
           <w:b w:val="0"/>
+          <w:color w:val="1C1917"/>
           <w:sz w:val="20"/>
         </w:rPr>
         <w:t>2. 原句：人类呼风唤雨。</w:t>
@@ -309,12 +787,13 @@
     </w:p>
     <w:p>
       <w:pPr>
-        <w:spacing w:before="0" w:after="80" w:line="276" w:lineRule="auto"/>
+        <w:spacing w:before="0" w:after="60" w:line="276" w:lineRule="auto"/>
       </w:pPr>
       <w:r>
         <w:rPr>
           <w:rFonts w:ascii="宋体" w:hAnsi="宋体" w:eastAsia="宋体"/>
           <w:b w:val="0"/>
+          <w:color w:val="1C1917"/>
           <w:sz w:val="20"/>
         </w:rPr>
         <w:t xml:space="preserve">　　改写：是谁呼风唤雨呢？当然是人类。</w:t>
@@ -322,12 +801,13 @@
     </w:p>
     <w:p>
       <w:pPr>
-        <w:spacing w:before="0" w:after="80" w:line="276" w:lineRule="auto"/>
+        <w:spacing w:before="0" w:after="60" w:line="276" w:lineRule="auto"/>
       </w:pPr>
       <w:r>
         <w:rPr>
           <w:rFonts w:ascii="宋体" w:hAnsi="宋体" w:eastAsia="宋体"/>
           <w:b w:val="0"/>
+          <w:color w:val="1C1917"/>
           <w:sz w:val="20"/>
         </w:rPr>
         <w:t xml:space="preserve">　　原句：妈妈把家里打扫得干干净净。</w:t>
@@ -335,26 +815,41 @@
     </w:p>
     <w:p>
       <w:pPr>
-        <w:spacing w:before="0" w:after="80" w:line="276" w:lineRule="auto"/>
+        <w:spacing w:before="0" w:after="20" w:line="276" w:lineRule="auto"/>
       </w:pPr>
       <w:r>
         <w:rPr>
           <w:rFonts w:ascii="宋体" w:hAnsi="宋体" w:eastAsia="宋体"/>
           <w:b w:val="0"/>
+          <w:color w:val="1C1917"/>
           <w:sz w:val="20"/>
         </w:rPr>
-        <w:t xml:space="preserve">　　改写：________________________________________________</w:t>
+        <w:t xml:space="preserve">　　改写：</w:t>
       </w:r>
     </w:p>
     <w:p>
       <w:pPr>
-        <w:spacing w:before="120" w:after="80" w:line="276" w:lineRule="auto"/>
+        <w:spacing w:before="0" w:after="40" w:line="276" w:lineRule="auto"/>
+      </w:pPr>
+      <w:r>
+        <w:rPr>
+          <w:rFonts w:ascii="宋体" w:hAnsi="宋体" w:eastAsia="宋体"/>
+          <w:b w:val="0"/>
+          <w:color w:val="1C1917"/>
+          <w:sz w:val="24"/>
+        </w:rPr>
+        <w:t>＿＿＿＿＿＿＿＿＿＿＿＿＿＿＿＿＿＿＿＿＿＿＿＿＿＿＿＿＿＿＿＿</w:t>
+      </w:r>
+    </w:p>
+    <w:p>
+      <w:pPr>
+        <w:spacing w:before="140" w:after="80" w:line="276" w:lineRule="auto"/>
       </w:pPr>
       <w:r>
         <w:rPr>
           <w:rFonts w:ascii="宋体" w:hAnsi="宋体" w:eastAsia="宋体"/>
           <w:b/>
-          <w:color w:val="E85D04"/>
+          <w:color w:val="1C1917"/>
           <w:sz w:val="22"/>
         </w:rPr>
         <w:t>五、根据所学内容填空。</w:t>
@@ -362,26 +857,27 @@
     </w:p>
     <w:p>
       <w:pPr>
-        <w:spacing w:before="0" w:after="80" w:line="276" w:lineRule="auto"/>
+        <w:spacing w:before="0" w:after="60" w:line="276" w:lineRule="auto"/>
       </w:pPr>
       <w:r>
         <w:rPr>
           <w:rFonts w:ascii="宋体" w:hAnsi="宋体" w:eastAsia="宋体"/>
           <w:b w:val="0"/>
-          <w:sz w:val="21"/>
+          <w:color w:val="1C1917"/>
+          <w:sz w:val="20"/>
         </w:rPr>
         <w:t>从韩愈的“____________________，孰能无惑”和王充的“智能之士，____________________，____________________”这两句话中，我们明白了，学习中遇到问题很正常，要敢于通过提问进行学习，像《中庸》中说的那样，努力做到“博____之，审____之，慎____之，明____之，笃____之”，因为提问能给我们的成长带来帮助，正如方以智所说“善疑者，不疑________疑，而疑________疑”。</w:t>
       </w:r>
     </w:p>
     <w:p>
       <w:pPr>
-        <w:spacing w:before="120" w:after="80" w:line="276" w:lineRule="auto"/>
+        <w:spacing w:before="140" w:after="80" w:line="276" w:lineRule="auto"/>
       </w:pPr>
       <w:r>
         <w:rPr>
           <w:rFonts w:ascii="宋体" w:hAnsi="宋体" w:eastAsia="宋体"/>
           <w:b/>
-          <w:color w:val="E85D04"/>
+          <w:color w:val="1C1917"/>
           <w:sz w:val="22"/>
         </w:rPr>
         <w:t>六、阅读短文，回答问题。</w:t>
@@ -389,13 +885,13 @@
     </w:p>
     <w:p>
       <w:pPr>
-        <w:spacing w:before="0" w:after="80" w:line="276" w:lineRule="auto"/>
+        <w:spacing w:before="0" w:after="60" w:line="276" w:lineRule="auto"/>
       </w:pPr>
       <w:r>
         <w:rPr>
           <w:rFonts w:ascii="宋体" w:hAnsi="宋体" w:eastAsia="宋体"/>
           <w:b/>
-          <w:color w:val="C2410C"/>
+          <w:color w:val="1C1917"/>
           <w:sz w:val="21"/>
         </w:rPr>
         <w:t>（一）对流雨</w:t>
@@ -403,13 +899,14 @@
     </w:p>
     <w:p>
       <w:pPr>
-        <w:spacing w:before="0" w:after="80" w:line="276" w:lineRule="auto"/>
+        <w:spacing w:before="0" w:after="40" w:line="276" w:lineRule="auto"/>
         <w:ind w:firstLine="420"/>
       </w:pPr>
       <w:r>
         <w:rPr>
           <w:rFonts w:ascii="宋体" w:hAnsi="宋体" w:eastAsia="宋体"/>
           <w:b w:val="0"/>
+          <w:color w:val="1C1917"/>
           <w:sz w:val="20"/>
         </w:rPr>
         <w:t>①在夏日午后，人们常常经历这样的天气：一开始是烈日高照，让人感到十分闷热。后来，几朵乌云飘了过来，笼罩着大地，凉风随之袭来，并且风速较快。路上行人匆忙赶路，小贩们忙于收摊，家庭主妇则赶紧将晾晒的衣服收进屋。一会儿，倾盆大雨从天而降，有时候还伴有电闪雷鸣。雨一般下的时间不长，雨过便天晴。这种炎热夏季和热带地区常见的雷阵雨，就属于对流雨。</w:t>
@@ -417,13 +914,14 @@
     </w:p>
     <w:p>
       <w:pPr>
-        <w:spacing w:before="0" w:after="80" w:line="276" w:lineRule="auto"/>
+        <w:spacing w:before="0" w:after="40" w:line="276" w:lineRule="auto"/>
         <w:ind w:firstLine="420"/>
       </w:pPr>
       <w:r>
         <w:rPr>
           <w:rFonts w:ascii="宋体" w:hAnsi="宋体" w:eastAsia="宋体"/>
           <w:b w:val="0"/>
+          <w:color w:val="1C1917"/>
           <w:sz w:val="20"/>
         </w:rPr>
         <w:t>②“对流”指的是空气的上下垂直流动。简单来说，夏天日照强、气温高，地面水分被迅速蒸发，地面近处的大量空气受热膨胀向上升，到高空遇到冷空气，水汽就冷却凝结成雨从天而降，这就形成了对流雨。</w:t>
@@ -431,13 +929,13 @@
     </w:p>
     <w:p>
       <w:pPr>
-        <w:spacing w:before="0" w:after="80" w:line="276" w:lineRule="auto"/>
+        <w:spacing w:before="0" w:after="60" w:line="276" w:lineRule="auto"/>
       </w:pPr>
       <w:r>
         <w:rPr>
           <w:rFonts w:ascii="宋体" w:hAnsi="宋体" w:eastAsia="宋体"/>
           <w:b w:val="0"/>
-          <w:color w:val="C2410C"/>
+          <w:color w:val="1C1917"/>
           <w:sz w:val="18"/>
         </w:rPr>
         <w:t>（根据相关内容改写）</w:t>
@@ -445,14 +943,14 @@
     </w:p>
     <w:p>
       <w:pPr>
-        <w:spacing w:before="160" w:after="0" w:line="276" w:lineRule="auto"/>
+        <w:spacing w:before="120" w:after="0" w:line="276" w:lineRule="auto"/>
         <w:jc w:val="center"/>
       </w:pPr>
       <w:r>
         <w:rPr>
           <w:rFonts w:ascii="宋体" w:hAnsi="宋体" w:eastAsia="宋体"/>
           <w:b w:val="0"/>
-          <w:color w:val="F4A261"/>
+          <w:color w:val="1C1917"/>
           <w:sz w:val="16"/>
         </w:rPr>
         <w:t>语文·四上·第二单元　第 2 页（共 4 页）</w:t>
@@ -465,12 +963,13 @@
     </w:p>
     <w:p>
       <w:pPr>
-        <w:spacing w:before="0" w:after="80" w:line="276" w:lineRule="auto"/>
+        <w:spacing w:before="0" w:after="60" w:line="276" w:lineRule="auto"/>
       </w:pPr>
       <w:r>
         <w:rPr>
           <w:rFonts w:ascii="宋体" w:hAnsi="宋体" w:eastAsia="宋体"/>
           <w:b w:val="0"/>
+          <w:color w:val="1C1917"/>
           <w:sz w:val="21"/>
         </w:rPr>
         <w:t>1. 联系短文内容和生活实际，想想加点词语的意思，试着写下来。</w:t>
@@ -478,12 +977,13 @@
     </w:p>
     <w:p>
       <w:pPr>
-        <w:spacing w:before="0" w:after="80" w:line="276" w:lineRule="auto"/>
+        <w:spacing w:before="0" w:after="60" w:line="276" w:lineRule="auto"/>
       </w:pPr>
       <w:r>
         <w:rPr>
           <w:rFonts w:ascii="宋体" w:hAnsi="宋体" w:eastAsia="宋体"/>
           <w:b w:val="0"/>
+          <w:color w:val="1C1917"/>
           <w:sz w:val="21"/>
         </w:rPr>
         <w:t xml:space="preserve">　　笼罩：________________________________________________</w:t>
@@ -491,12 +991,13 @@
     </w:p>
     <w:p>
       <w:pPr>
-        <w:spacing w:before="0" w:after="80" w:line="276" w:lineRule="auto"/>
+        <w:spacing w:before="0" w:after="60" w:line="276" w:lineRule="auto"/>
       </w:pPr>
       <w:r>
         <w:rPr>
           <w:rFonts w:ascii="宋体" w:hAnsi="宋体" w:eastAsia="宋体"/>
           <w:b w:val="0"/>
+          <w:color w:val="1C1917"/>
           <w:sz w:val="21"/>
         </w:rPr>
         <w:t>2. 对流雨是怎样形成的？在文中用“____”画下来。</w:t>
@@ -504,12 +1005,13 @@
     </w:p>
     <w:p>
       <w:pPr>
-        <w:spacing w:before="0" w:after="80" w:line="276" w:lineRule="auto"/>
+        <w:spacing w:before="0" w:after="60" w:line="276" w:lineRule="auto"/>
       </w:pPr>
       <w:r>
         <w:rPr>
           <w:rFonts w:ascii="宋体" w:hAnsi="宋体" w:eastAsia="宋体"/>
           <w:b w:val="0"/>
+          <w:color w:val="1C1917"/>
           <w:sz w:val="21"/>
         </w:rPr>
         <w:t>3. 试着从不同角度提出自己的问题，并分类写下来。</w:t>
@@ -517,12 +1019,13 @@
     </w:p>
     <w:p>
       <w:pPr>
-        <w:spacing w:before="0" w:after="80" w:line="276" w:lineRule="auto"/>
+        <w:spacing w:before="0" w:after="60" w:line="276" w:lineRule="auto"/>
       </w:pPr>
       <w:r>
         <w:rPr>
           <w:rFonts w:ascii="宋体" w:hAnsi="宋体" w:eastAsia="宋体"/>
           <w:b w:val="0"/>
+          <w:color w:val="1C1917"/>
           <w:sz w:val="21"/>
         </w:rPr>
         <w:t xml:space="preserve">　　针对内容提出的问题：________________________________？</w:t>
@@ -530,12 +1033,13 @@
     </w:p>
     <w:p>
       <w:pPr>
-        <w:spacing w:before="0" w:after="80" w:line="276" w:lineRule="auto"/>
+        <w:spacing w:before="0" w:after="60" w:line="276" w:lineRule="auto"/>
       </w:pPr>
       <w:r>
         <w:rPr>
           <w:rFonts w:ascii="宋体" w:hAnsi="宋体" w:eastAsia="宋体"/>
           <w:b w:val="0"/>
+          <w:color w:val="1C1917"/>
           <w:sz w:val="21"/>
         </w:rPr>
         <w:t xml:space="preserve">　　针对写法提出的问题：________________________________？</w:t>
@@ -543,12 +1047,13 @@
     </w:p>
     <w:p>
       <w:pPr>
-        <w:spacing w:before="0" w:after="80" w:line="276" w:lineRule="auto"/>
+        <w:spacing w:before="0" w:after="60" w:line="276" w:lineRule="auto"/>
       </w:pPr>
       <w:r>
         <w:rPr>
           <w:rFonts w:ascii="宋体" w:hAnsi="宋体" w:eastAsia="宋体"/>
           <w:b w:val="0"/>
+          <w:color w:val="1C1917"/>
           <w:sz w:val="21"/>
         </w:rPr>
         <w:t xml:space="preserve">　　联系生活实际提出的问题：____________________________？</w:t>
@@ -556,13 +1061,13 @@
     </w:p>
     <w:p>
       <w:pPr>
-        <w:spacing w:before="120" w:after="80" w:line="276" w:lineRule="auto"/>
+        <w:spacing w:before="120" w:after="60" w:line="276" w:lineRule="auto"/>
       </w:pPr>
       <w:r>
         <w:rPr>
           <w:rFonts w:ascii="宋体" w:hAnsi="宋体" w:eastAsia="宋体"/>
           <w:b/>
-          <w:color w:val="C2410C"/>
+          <w:color w:val="1C1917"/>
           <w:sz w:val="21"/>
         </w:rPr>
         <w:t>（二）纸上谈兵</w:t>
@@ -570,13 +1075,14 @@
     </w:p>
     <w:p>
       <w:pPr>
-        <w:spacing w:before="0" w:after="80" w:line="276" w:lineRule="auto"/>
+        <w:spacing w:before="0" w:after="40" w:line="276" w:lineRule="auto"/>
         <w:ind w:firstLine="420"/>
       </w:pPr>
       <w:r>
         <w:rPr>
           <w:rFonts w:ascii="宋体" w:hAnsi="宋体" w:eastAsia="宋体"/>
           <w:b w:val="0"/>
+          <w:color w:val="1C1917"/>
           <w:sz w:val="20"/>
         </w:rPr>
         <w:t>①赵国名将赵奢的儿子赵括自幼爱学兵法，谈起用兵之道，口若悬河，自以为天下无敌，不把任何人放在眼里。</w:t>
@@ -584,13 +1090,14 @@
     </w:p>
     <w:p>
       <w:pPr>
-        <w:spacing w:before="0" w:after="80" w:line="276" w:lineRule="auto"/>
+        <w:spacing w:before="0" w:after="40" w:line="276" w:lineRule="auto"/>
         <w:ind w:firstLine="420"/>
       </w:pPr>
       <w:r>
         <w:rPr>
           <w:rFonts w:ascii="宋体" w:hAnsi="宋体" w:eastAsia="宋体"/>
           <w:b w:val="0"/>
+          <w:color w:val="1C1917"/>
           <w:sz w:val="20"/>
         </w:rPr>
         <w:t>②后来秦国大举攻打赵国，赵国老将廉颇奉命驻守长平，他坚守营寨，拒不出战。秦军久攻不下，就使出反间计，派人到赵国散布谣言：秦军根本不怕廉颇，只怕赵括做大将。赵王听信了流言，叫人把赵括找来，问他能不能打败秦军。赵括说：“秦国的大将白起比较难对付，但是王龁（hé）没有什么了不起的，只能当廉颇的对手。要是换上我，打败他轻而易举。”赵王听了很高兴，就拜赵括为大将，去（接替　托管）廉颇。这个决定遭到了蔺相如的反对，可是赵王听不进去蔺相如的劝告。</w:t>
@@ -598,13 +1105,14 @@
     </w:p>
     <w:p>
       <w:pPr>
-        <w:spacing w:before="0" w:after="80" w:line="276" w:lineRule="auto"/>
+        <w:spacing w:before="0" w:after="40" w:line="276" w:lineRule="auto"/>
         <w:ind w:firstLine="420"/>
       </w:pPr>
       <w:r>
         <w:rPr>
           <w:rFonts w:ascii="宋体" w:hAnsi="宋体" w:eastAsia="宋体"/>
           <w:b w:val="0"/>
+          <w:color w:val="1C1917"/>
           <w:sz w:val="20"/>
         </w:rPr>
         <w:t>③赵括的母亲也给赵王上书，不赞成赵王派她儿子去换廉颇。赵王把她召了来，问她原因。赵母说：“他父亲临终时再三（嘱托　嘱咐）我说，‘赵括这孩子把用兵打仗看作儿戏似的，派不上用场。将来大王不用他还好，如果用他为大将的话，只怕赵军断送在他手里。’所以我请求大王千万别让他当大将。”赵王说：“你不要管了，我已经决定了。”</w:t>
@@ -612,14 +1120,14 @@
     </w:p>
     <w:p>
       <w:pPr>
-        <w:spacing w:before="160" w:after="0" w:line="276" w:lineRule="auto"/>
+        <w:spacing w:before="120" w:after="0" w:line="276" w:lineRule="auto"/>
         <w:jc w:val="center"/>
       </w:pPr>
       <w:r>
         <w:rPr>
           <w:rFonts w:ascii="宋体" w:hAnsi="宋体" w:eastAsia="宋体"/>
           <w:b w:val="0"/>
-          <w:color w:val="F4A261"/>
+          <w:color w:val="1C1917"/>
           <w:sz w:val="16"/>
         </w:rPr>
         <w:t>语文·四上·第二单元　第 3 页（共 4 页）</w:t>
@@ -632,13 +1140,14 @@
     </w:p>
     <w:p>
       <w:pPr>
-        <w:spacing w:before="0" w:after="80" w:line="276" w:lineRule="auto"/>
+        <w:spacing w:before="0" w:after="40" w:line="276" w:lineRule="auto"/>
         <w:ind w:firstLine="420"/>
       </w:pPr>
       <w:r>
         <w:rPr>
           <w:rFonts w:ascii="宋体" w:hAnsi="宋体" w:eastAsia="宋体"/>
           <w:b w:val="0"/>
+          <w:color w:val="1C1917"/>
           <w:sz w:val="20"/>
         </w:rPr>
         <w:t>④赵括替换廉颇的消息传到秦国，秦国知道反间计成功了，就秘密派白起代替王龁为上将军，去指挥秦军。白起到长平后，布置好埋伏，故意打了几个败仗。赵括不知是计，带兵拼命追击秦军。白起把赵军引到（预先　预备）埋伏好的地区，把赵括的兵马围在当中，无计可施的赵括带兵向外突围，被秦军乱箭射死。</w:t>
@@ -646,13 +1155,14 @@
     </w:p>
     <w:p>
       <w:pPr>
-        <w:spacing w:before="0" w:after="80" w:line="276" w:lineRule="auto"/>
+        <w:spacing w:before="0" w:after="40" w:line="276" w:lineRule="auto"/>
         <w:ind w:firstLine="420"/>
       </w:pPr>
       <w:r>
         <w:rPr>
           <w:rFonts w:ascii="宋体" w:hAnsi="宋体" w:eastAsia="宋体"/>
           <w:b w:val="0"/>
+          <w:color w:val="1C1917"/>
           <w:sz w:val="20"/>
         </w:rPr>
         <w:t>⑤40万赵军，全部葬送在纸上谈兵的主帅赵括手里。</w:t>
@@ -660,13 +1170,13 @@
     </w:p>
     <w:p>
       <w:pPr>
-        <w:spacing w:before="0" w:after="80" w:line="276" w:lineRule="auto"/>
+        <w:spacing w:before="0" w:after="60" w:line="276" w:lineRule="auto"/>
       </w:pPr>
       <w:r>
         <w:rPr>
           <w:rFonts w:ascii="宋体" w:hAnsi="宋体" w:eastAsia="宋体"/>
           <w:b w:val="0"/>
-          <w:color w:val="C2410C"/>
+          <w:color w:val="1C1917"/>
           <w:sz w:val="18"/>
         </w:rPr>
         <w:t>（选自《中华上下五千年》，有改动）</w:t>
@@ -674,12 +1184,13 @@
     </w:p>
     <w:p>
       <w:pPr>
-        <w:spacing w:before="0" w:after="80" w:line="276" w:lineRule="auto"/>
+        <w:spacing w:before="0" w:after="60" w:line="276" w:lineRule="auto"/>
       </w:pPr>
       <w:r>
         <w:rPr>
           <w:rFonts w:ascii="宋体" w:hAnsi="宋体" w:eastAsia="宋体"/>
           <w:b w:val="0"/>
+          <w:color w:val="1C1917"/>
           <w:sz w:val="21"/>
         </w:rPr>
         <w:t>1. 用“\”画掉文中括号里不恰当的词语。</w:t>
@@ -687,12 +1198,13 @@
     </w:p>
     <w:p>
       <w:pPr>
-        <w:spacing w:before="0" w:after="80" w:line="276" w:lineRule="auto"/>
+        <w:spacing w:before="0" w:after="60" w:line="276" w:lineRule="auto"/>
       </w:pPr>
       <w:r>
         <w:rPr>
           <w:rFonts w:ascii="宋体" w:hAnsi="宋体" w:eastAsia="宋体"/>
           <w:b w:val="0"/>
+          <w:color w:val="1C1917"/>
           <w:sz w:val="21"/>
         </w:rPr>
         <w:t>2. 从文中找到与释义相同的词语，写在括号里。</w:t>
@@ -700,12 +1212,13 @@
     </w:p>
     <w:p>
       <w:pPr>
-        <w:spacing w:before="0" w:after="80" w:line="276" w:lineRule="auto"/>
+        <w:spacing w:before="0" w:after="60" w:line="276" w:lineRule="auto"/>
       </w:pPr>
       <w:r>
         <w:rPr>
           <w:rFonts w:ascii="宋体" w:hAnsi="宋体" w:eastAsia="宋体"/>
           <w:b w:val="0"/>
+          <w:color w:val="1C1917"/>
           <w:sz w:val="21"/>
         </w:rPr>
         <w:t xml:space="preserve">　　（1）说话像瀑布流泻一样滔滔不绝，形容能言善辩。（　　　　）</w:t>
@@ -713,12 +1226,13 @@
     </w:p>
     <w:p>
       <w:pPr>
-        <w:spacing w:before="0" w:after="80" w:line="276" w:lineRule="auto"/>
+        <w:spacing w:before="0" w:after="60" w:line="276" w:lineRule="auto"/>
       </w:pPr>
       <w:r>
         <w:rPr>
           <w:rFonts w:ascii="宋体" w:hAnsi="宋体" w:eastAsia="宋体"/>
           <w:b w:val="0"/>
+          <w:color w:val="1C1917"/>
           <w:sz w:val="21"/>
         </w:rPr>
         <w:t xml:space="preserve">　　（2）没有计谋可以施展，指想不出对策，没有任何办法。（　　　　）</w:t>
@@ -726,12 +1240,13 @@
     </w:p>
     <w:p>
       <w:pPr>
-        <w:spacing w:before="0" w:after="80" w:line="276" w:lineRule="auto"/>
+        <w:spacing w:before="0" w:after="60" w:line="276" w:lineRule="auto"/>
       </w:pPr>
       <w:r>
         <w:rPr>
           <w:rFonts w:ascii="宋体" w:hAnsi="宋体" w:eastAsia="宋体"/>
           <w:b w:val="0"/>
+          <w:color w:val="1C1917"/>
           <w:sz w:val="21"/>
         </w:rPr>
         <w:t xml:space="preserve">　　（3）在文字上谈用兵策略，比喻不联系实际情况，空发议论。（　　　　）</w:t>
@@ -739,12 +1254,13 @@
     </w:p>
     <w:p>
       <w:pPr>
-        <w:spacing w:before="0" w:after="80" w:line="276" w:lineRule="auto"/>
+        <w:spacing w:before="0" w:after="60" w:line="276" w:lineRule="auto"/>
       </w:pPr>
       <w:r>
         <w:rPr>
           <w:rFonts w:ascii="宋体" w:hAnsi="宋体" w:eastAsia="宋体"/>
           <w:b w:val="0"/>
+          <w:color w:val="1C1917"/>
           <w:sz w:val="21"/>
         </w:rPr>
         <w:t>3. 文中的赵括给你留下了怎样的印象？把理由写下来。</w:t>
@@ -752,38 +1268,41 @@
     </w:p>
     <w:p>
       <w:pPr>
-        <w:spacing w:before="0" w:after="80" w:line="276" w:lineRule="auto"/>
+        <w:spacing w:before="0" w:after="40" w:line="276" w:lineRule="auto"/>
       </w:pPr>
       <w:r>
         <w:rPr>
           <w:rFonts w:ascii="宋体" w:hAnsi="宋体" w:eastAsia="宋体"/>
           <w:b w:val="0"/>
-          <w:sz w:val="21"/>
+          <w:color w:val="1C1917"/>
+          <w:sz w:val="24"/>
         </w:rPr>
-        <w:t>________________________________________________________________</w:t>
+        <w:t>＿＿＿＿＿＿＿＿＿＿＿＿＿＿＿＿＿＿＿＿＿＿＿＿＿＿＿＿＿＿＿＿</w:t>
       </w:r>
     </w:p>
     <w:p>
       <w:pPr>
-        <w:spacing w:before="0" w:after="80" w:line="276" w:lineRule="auto"/>
+        <w:spacing w:before="0" w:after="40" w:line="276" w:lineRule="auto"/>
       </w:pPr>
       <w:r>
         <w:rPr>
           <w:rFonts w:ascii="宋体" w:hAnsi="宋体" w:eastAsia="宋体"/>
           <w:b w:val="0"/>
-          <w:sz w:val="21"/>
+          <w:color w:val="1C1917"/>
+          <w:sz w:val="24"/>
         </w:rPr>
-        <w:t>________________________________________________________________</w:t>
+        <w:t>＿＿＿＿＿＿＿＿＿＿＿＿＿＿＿＿＿＿＿＿＿＿＿＿＿＿＿＿＿＿＿＿</w:t>
       </w:r>
     </w:p>
     <w:p>
       <w:pPr>
-        <w:spacing w:before="0" w:after="80" w:line="276" w:lineRule="auto"/>
+        <w:spacing w:before="0" w:after="60" w:line="276" w:lineRule="auto"/>
       </w:pPr>
       <w:r>
         <w:rPr>
           <w:rFonts w:ascii="宋体" w:hAnsi="宋体" w:eastAsia="宋体"/>
           <w:b w:val="0"/>
+          <w:color w:val="1C1917"/>
           <w:sz w:val="21"/>
         </w:rPr>
         <w:t>4. 试着从不同角度提出问题，把你认为值得思考的一个问题写下来，并尝试解答。</w:t>
@@ -791,12 +1310,13 @@
     </w:p>
     <w:p>
       <w:pPr>
-        <w:spacing w:before="0" w:after="80" w:line="276" w:lineRule="auto"/>
+        <w:spacing w:before="0" w:after="60" w:line="276" w:lineRule="auto"/>
       </w:pPr>
       <w:r>
         <w:rPr>
           <w:rFonts w:ascii="宋体" w:hAnsi="宋体" w:eastAsia="宋体"/>
           <w:b w:val="0"/>
+          <w:color w:val="1C1917"/>
           <w:sz w:val="21"/>
         </w:rPr>
         <w:t xml:space="preserve">　　值得思考的问题：________________________________________？</w:t>
@@ -804,12 +1324,13 @@
     </w:p>
     <w:p>
       <w:pPr>
-        <w:spacing w:before="0" w:after="80" w:line="276" w:lineRule="auto"/>
+        <w:spacing w:before="0" w:after="60" w:line="276" w:lineRule="auto"/>
       </w:pPr>
       <w:r>
         <w:rPr>
           <w:rFonts w:ascii="宋体" w:hAnsi="宋体" w:eastAsia="宋体"/>
           <w:b w:val="0"/>
+          <w:color w:val="1C1917"/>
           <w:sz w:val="21"/>
         </w:rPr>
         <w:t xml:space="preserve">　　尝试解答：________________________________________________。</w:t>
@@ -817,13 +1338,13 @@
     </w:p>
     <w:p>
       <w:pPr>
-        <w:spacing w:before="120" w:after="80" w:line="276" w:lineRule="auto"/>
+        <w:spacing w:before="140" w:after="80" w:line="276" w:lineRule="auto"/>
       </w:pPr>
       <w:r>
         <w:rPr>
           <w:rFonts w:ascii="宋体" w:hAnsi="宋体" w:eastAsia="宋体"/>
           <w:b/>
-          <w:color w:val="E85D04"/>
+          <w:color w:val="1C1917"/>
           <w:sz w:val="22"/>
         </w:rPr>
         <w:t>七、习作。</w:t>
@@ -831,131 +1352,140 @@
     </w:p>
     <w:p>
       <w:pPr>
-        <w:spacing w:before="0" w:after="80" w:line="276" w:lineRule="auto"/>
+        <w:spacing w:before="0" w:after="60" w:line="276" w:lineRule="auto"/>
       </w:pPr>
       <w:r>
         <w:rPr>
           <w:rFonts w:ascii="宋体" w:hAnsi="宋体" w:eastAsia="宋体"/>
           <w:b w:val="0"/>
-          <w:sz w:val="21"/>
+          <w:color w:val="1C1917"/>
+          <w:sz w:val="20"/>
         </w:rPr>
         <w:t>我们身边有很多熟悉的人：家人、朋友、老师、邻居……他们身上都有自己的特点。请你选择其中一个人，用一个印象深刻的事例，写出他（她）与众不同的特点。要求：语句通顺，事例具体。</w:t>
       </w:r>
     </w:p>
     <w:p>
       <w:pPr>
-        <w:spacing w:before="0" w:after="80" w:line="276" w:lineRule="auto"/>
+        <w:spacing w:before="0" w:after="60" w:line="276" w:lineRule="auto"/>
       </w:pPr>
       <w:r>
         <w:rPr>
           <w:rFonts w:ascii="宋体" w:hAnsi="宋体" w:eastAsia="宋体"/>
           <w:b w:val="0"/>
-          <w:sz w:val="21"/>
+          <w:color w:val="1C1917"/>
+          <w:sz w:val="26"/>
         </w:rPr>
-        <w:t>________________________________________________________________</w:t>
+        <w:t>＿＿＿＿＿＿＿＿＿＿＿＿＿＿＿＿＿＿＿＿＿＿＿＿＿＿＿＿＿＿＿＿</w:t>
       </w:r>
     </w:p>
     <w:p>
       <w:pPr>
-        <w:spacing w:before="0" w:after="80" w:line="276" w:lineRule="auto"/>
+        <w:spacing w:before="0" w:after="60" w:line="276" w:lineRule="auto"/>
       </w:pPr>
       <w:r>
         <w:rPr>
           <w:rFonts w:ascii="宋体" w:hAnsi="宋体" w:eastAsia="宋体"/>
           <w:b w:val="0"/>
-          <w:sz w:val="21"/>
+          <w:color w:val="1C1917"/>
+          <w:sz w:val="26"/>
         </w:rPr>
-        <w:t>________________________________________________________________</w:t>
+        <w:t>＿＿＿＿＿＿＿＿＿＿＿＿＿＿＿＿＿＿＿＿＿＿＿＿＿＿＿＿＿＿＿＿</w:t>
       </w:r>
     </w:p>
     <w:p>
       <w:pPr>
-        <w:spacing w:before="0" w:after="80" w:line="276" w:lineRule="auto"/>
+        <w:spacing w:before="0" w:after="60" w:line="276" w:lineRule="auto"/>
       </w:pPr>
       <w:r>
         <w:rPr>
           <w:rFonts w:ascii="宋体" w:hAnsi="宋体" w:eastAsia="宋体"/>
           <w:b w:val="0"/>
-          <w:sz w:val="21"/>
+          <w:color w:val="1C1917"/>
+          <w:sz w:val="26"/>
         </w:rPr>
-        <w:t>________________________________________________________________</w:t>
+        <w:t>＿＿＿＿＿＿＿＿＿＿＿＿＿＿＿＿＿＿＿＿＿＿＿＿＿＿＿＿＿＿＿＿</w:t>
       </w:r>
     </w:p>
     <w:p>
       <w:pPr>
-        <w:spacing w:before="0" w:after="80" w:line="276" w:lineRule="auto"/>
+        <w:spacing w:before="0" w:after="60" w:line="276" w:lineRule="auto"/>
       </w:pPr>
       <w:r>
         <w:rPr>
           <w:rFonts w:ascii="宋体" w:hAnsi="宋体" w:eastAsia="宋体"/>
           <w:b w:val="0"/>
-          <w:sz w:val="21"/>
+          <w:color w:val="1C1917"/>
+          <w:sz w:val="26"/>
         </w:rPr>
-        <w:t>________________________________________________________________</w:t>
+        <w:t>＿＿＿＿＿＿＿＿＿＿＿＿＿＿＿＿＿＿＿＿＿＿＿＿＿＿＿＿＿＿＿＿</w:t>
       </w:r>
     </w:p>
     <w:p>
       <w:pPr>
-        <w:spacing w:before="0" w:after="80" w:line="276" w:lineRule="auto"/>
+        <w:spacing w:before="0" w:after="60" w:line="276" w:lineRule="auto"/>
       </w:pPr>
       <w:r>
         <w:rPr>
           <w:rFonts w:ascii="宋体" w:hAnsi="宋体" w:eastAsia="宋体"/>
           <w:b w:val="0"/>
-          <w:sz w:val="21"/>
+          <w:color w:val="1C1917"/>
+          <w:sz w:val="26"/>
         </w:rPr>
-        <w:t>________________________________________________________________</w:t>
+        <w:t>＿＿＿＿＿＿＿＿＿＿＿＿＿＿＿＿＿＿＿＿＿＿＿＿＿＿＿＿＿＿＿＿</w:t>
       </w:r>
     </w:p>
     <w:p>
       <w:pPr>
-        <w:spacing w:before="0" w:after="80" w:line="276" w:lineRule="auto"/>
+        <w:spacing w:before="0" w:after="60" w:line="276" w:lineRule="auto"/>
       </w:pPr>
       <w:r>
         <w:rPr>
           <w:rFonts w:ascii="宋体" w:hAnsi="宋体" w:eastAsia="宋体"/>
           <w:b w:val="0"/>
-          <w:sz w:val="21"/>
+          <w:color w:val="1C1917"/>
+          <w:sz w:val="26"/>
         </w:rPr>
-        <w:t>________________________________________________________________</w:t>
+        <w:t>＿＿＿＿＿＿＿＿＿＿＿＿＿＿＿＿＿＿＿＿＿＿＿＿＿＿＿＿＿＿＿＿</w:t>
       </w:r>
     </w:p>
     <w:p>
       <w:pPr>
-        <w:spacing w:before="0" w:after="80" w:line="276" w:lineRule="auto"/>
+        <w:spacing w:before="0" w:after="60" w:line="276" w:lineRule="auto"/>
       </w:pPr>
       <w:r>
         <w:rPr>
           <w:rFonts w:ascii="宋体" w:hAnsi="宋体" w:eastAsia="宋体"/>
           <w:b w:val="0"/>
-          <w:sz w:val="21"/>
+          <w:color w:val="1C1917"/>
+          <w:sz w:val="26"/>
         </w:rPr>
-        <w:t>________________________________________________________________</w:t>
+        <w:t>＿＿＿＿＿＿＿＿＿＿＿＿＿＿＿＿＿＿＿＿＿＿＿＿＿＿＿＿＿＿＿＿</w:t>
       </w:r>
     </w:p>
     <w:p>
       <w:pPr>
-        <w:spacing w:before="0" w:after="80" w:line="276" w:lineRule="auto"/>
+        <w:spacing w:before="0" w:after="60" w:line="276" w:lineRule="auto"/>
       </w:pPr>
       <w:r>
         <w:rPr>
           <w:rFonts w:ascii="宋体" w:hAnsi="宋体" w:eastAsia="宋体"/>
           <w:b w:val="0"/>
-          <w:sz w:val="21"/>
+          <w:color w:val="1C1917"/>
+          <w:sz w:val="26"/>
         </w:rPr>
-        <w:t>________________________________________________________________</w:t>
+        <w:t>＿＿＿＿＿＿＿＿＿＿＿＿＿＿＿＿＿＿＿＿＿＿＿＿＿＿＿＿＿＿＿＿</w:t>
       </w:r>
     </w:p>
     <w:p>
       <w:pPr>
-        <w:spacing w:before="160" w:after="0" w:line="276" w:lineRule="auto"/>
+        <w:spacing w:before="120" w:after="0" w:line="276" w:lineRule="auto"/>
         <w:jc w:val="center"/>
       </w:pPr>
       <w:r>
         <w:rPr>
           <w:rFonts w:ascii="宋体" w:hAnsi="宋体" w:eastAsia="宋体"/>
           <w:b w:val="0"/>
-          <w:color w:val="F4A261"/>
+          <w:color w:val="1C1917"/>
           <w:sz w:val="16"/>
         </w:rPr>
         <w:t>语文·四上·第二单元　第 4 页（共 4 页）</w:t>
@@ -963,7 +1493,7 @@
     </w:p>
     <w:sectPr>
       <w:pgSz w:w="11906" w:h="16838"/>
-      <w:pgMar w:top="737" w:right="907" w:bottom="737" w:left="907" w:header="720" w:footer="720" w:gutter="0"/>
+      <w:pgMar w:top="680" w:right="850" w:bottom="680" w:left="850" w:header="720" w:footer="720" w:gutter="0"/>
       <w:cols w:space="720"/>
       <w:docGrid w:linePitch="360"/>
     </w:sectPr>

--- a/printables/full/u02-full.docx
+++ b/printables/full/u02-full.docx
@@ -4,7 +4,7 @@
   <w:body>
     <w:p>
       <w:pPr>
-        <w:spacing w:before="0" w:after="80" w:line="276" w:lineRule="auto"/>
+        <w:spacing w:before="0" w:after="120" w:line="276" w:lineRule="auto"/>
         <w:jc w:val="center"/>
       </w:pPr>
       <w:r>
@@ -12,28 +12,28 @@
           <w:rFonts w:ascii="黑体" w:hAnsi="黑体" w:eastAsia="黑体"/>
           <w:b/>
           <w:color w:val="1C1917"/>
-          <w:sz w:val="30"/>
+          <w:sz w:val="32"/>
         </w:rPr>
         <w:t>语文·四上·第二单元练习</w:t>
       </w:r>
     </w:p>
     <w:p>
       <w:pPr>
-        <w:spacing w:before="0" w:after="120" w:line="276" w:lineRule="auto"/>
+        <w:spacing w:before="0" w:after="160" w:line="276" w:lineRule="auto"/>
       </w:pPr>
       <w:r>
         <w:rPr>
           <w:rFonts w:ascii="宋体" w:hAnsi="宋体" w:eastAsia="宋体"/>
           <w:b w:val="0"/>
           <w:color w:val="1C1917"/>
-          <w:sz w:val="20"/>
+          <w:sz w:val="21"/>
         </w:rPr>
         <w:t>学校：____________　班级：________　姓名：____________　成绩：________</w:t>
       </w:r>
     </w:p>
     <w:p>
       <w:pPr>
-        <w:spacing w:before="140" w:after="80" w:line="276" w:lineRule="auto"/>
+        <w:spacing w:before="160" w:after="80" w:line="276" w:lineRule="auto"/>
       </w:pPr>
       <w:r>
         <w:rPr>
@@ -45,62 +45,43 @@
         <w:t>一、看拼音，写词语。</w:t>
       </w:r>
     </w:p>
-    <w:p>
-      <w:pPr>
-        <w:spacing w:before="0" w:after="20" w:line="276" w:lineRule="auto"/>
-      </w:pPr>
-      <w:r>
-        <w:rPr>
-          <w:rFonts w:ascii="宋体" w:hAnsi="宋体" w:eastAsia="宋体"/>
-          <w:b w:val="0"/>
-          <w:color w:val="1C1917"/>
-          <w:sz w:val="21"/>
-        </w:rPr>
-        <w:t>当</w:t>
-      </w:r>
-    </w:p>
-    <w:p>
-      <w:pPr>
-        <w:spacing w:before="20" w:after="20" w:line="240" w:lineRule="auto"/>
-      </w:pPr>
-      <w:r>
-        <w:rPr>
-          <w:rFonts w:ascii="Times New Roman" w:hAnsi="Times New Roman" w:eastAsia="宋体"/>
-          <w:b w:val="0"/>
-          <w:color w:val="1C1917"/>
-          <w:sz w:val="20"/>
-        </w:rPr>
-        <w:t>shēn fèn</w:t>
-      </w:r>
-    </w:p>
     <w:tbl>
       <w:tblPr>
         <w:tblW w:type="auto" w:w="0"/>
         <w:jc w:val="left"/>
-        <w:tblLayout w:type="fixed"/>
+        <w:tblLayout w:type="autofit"/>
         <w:tblLook w:firstColumn="1" w:firstRow="1" w:lastColumn="0" w:lastRow="0" w:noHBand="0" w:noVBand="1" w:val="04A0"/>
+        <w:tblBorders>
+          <w:top w:val="nil"/>
+          <w:left w:val="nil"/>
+          <w:bottom w:val="nil"/>
+          <w:right w:val="nil"/>
+          <w:insideH w:val="nil"/>
+          <w:insideV w:val="nil"/>
+        </w:tblBorders>
       </w:tblPr>
       <w:tblGrid>
-        <w:gridCol w:w="5103"/>
-        <w:gridCol w:w="5103"/>
+        <w:gridCol w:w="1663"/>
+        <w:gridCol w:w="1663"/>
+        <w:gridCol w:w="1663"/>
+        <w:gridCol w:w="1663"/>
+        <w:gridCol w:w="1663"/>
+        <w:gridCol w:w="1663"/>
       </w:tblGrid>
       <w:tr>
         <w:trPr>
-          <w:trHeight w:val="464" w:hRule="atLeast"/>
+          <w:trHeight w:val="612" w:hRule="atLeast"/>
         </w:trPr>
         <w:tc>
           <w:tcPr>
             <w:tcW w:type="dxa" w:w="465"/>
-            <w:tcBorders>
-              <w:top w:val="single" w:sz="12" w:space="0" w:color="000000"/>
-              <w:left w:val="single" w:sz="12" w:space="0" w:color="000000"/>
-              <w:bottom w:val="single" w:sz="12" w:space="0" w:color="000000"/>
-              <w:right w:val="single" w:sz="12" w:space="0" w:color="000000"/>
-            </w:tcBorders>
+            <w:vAlign w:val="center"/>
+            <w:tcBorders/>
           </w:tcPr>
           <w:p>
             <w:pPr>
               <w:spacing w:before="0" w:after="0"/>
+              <w:jc w:val="left"/>
             </w:pPr>
             <w:r/>
             <w:r>
@@ -108,25 +89,654 @@
                 <w:rFonts w:ascii="宋体" w:hAnsi="宋体" w:eastAsia="宋体"/>
                 <w:b w:val="0"/>
                 <w:color w:val="1C1917"/>
-                <w:sz w:val="28"/>
+                <w:sz w:val="21"/>
               </w:rPr>
-              <w:t xml:space="preserve">　</w:t>
+              <w:t>当</w:t>
             </w:r>
           </w:p>
         </w:tc>
         <w:tc>
           <w:tcPr>
-            <w:tcW w:type="dxa" w:w="465"/>
-            <w:tcBorders>
-              <w:top w:val="single" w:sz="12" w:space="0" w:color="000000"/>
-              <w:left w:val="single" w:sz="12" w:space="0" w:color="000000"/>
-              <w:bottom w:val="single" w:sz="12" w:space="0" w:color="000000"/>
-              <w:right w:val="single" w:sz="12" w:space="0" w:color="000000"/>
-            </w:tcBorders>
+            <w:tcW w:type="dxa" w:w="907"/>
+            <w:vAlign w:val="center"/>
+            <w:tcBorders/>
           </w:tcPr>
           <w:p>
             <w:pPr>
               <w:spacing w:before="0" w:after="0"/>
+              <w:jc w:val="center"/>
+            </w:pPr>
+            <w:r/>
+            <w:r>
+              <w:rPr>
+                <w:rFonts w:ascii="Times New Roman" w:hAnsi="Times New Roman" w:eastAsia="宋体"/>
+                <w:b w:val="0"/>
+                <w:color w:val="1C1917"/>
+                <w:sz w:val="17"/>
+              </w:rPr>
+              <w:t>shēn fèn</w:t>
+            </w:r>
+          </w:p>
+          <w:tbl>
+            <w:tblPr>
+              <w:tblW w:type="auto" w:w="0"/>
+              <w:tblLayout w:type="fixed"/>
+              <w:tblLook w:firstColumn="1" w:firstRow="1" w:lastColumn="0" w:lastRow="0" w:noHBand="0" w:noVBand="1" w:val="04A0"/>
+            </w:tblPr>
+            <w:tblGrid>
+              <w:gridCol w:w="453"/>
+              <w:gridCol w:w="453"/>
+            </w:tblGrid>
+            <w:tr>
+              <w:trPr>
+                <w:trHeight w:val="396" w:hRule="exact"/>
+              </w:trPr>
+              <w:tc>
+                <w:tcPr>
+                  <w:tcW w:type="dxa" w:w="397"/>
+                  <w:tcBorders/>
+                </w:tcPr>
+                <w:p>
+                  <w:pPr>
+                    <w:spacing w:before="0" w:after="0"/>
+                  </w:pPr>
+                  <w:r/>
+                </w:p>
+                <w:tbl>
+                  <w:tblPr>
+                    <w:tblW w:type="auto" w:w="0"/>
+                    <w:tblLayout w:type="fixed"/>
+                    <w:tblLook w:firstColumn="1" w:firstRow="1" w:lastColumn="0" w:lastRow="0" w:noHBand="0" w:noVBand="1" w:val="04A0"/>
+                  </w:tblPr>
+                  <w:tblGrid>
+                    <w:gridCol w:w="198"/>
+                    <w:gridCol w:w="198"/>
+                  </w:tblGrid>
+                  <w:tr>
+                    <w:trPr>
+                      <w:trHeight w:val="198" w:hRule="exact"/>
+                    </w:trPr>
+                    <w:tc>
+                      <w:tcPr>
+                        <w:tcW w:type="dxa" w:w="198"/>
+                        <w:tcBorders>
+                          <w:top w:val="single" w:sz="12" w:space="0" w:color="000000"/>
+                          <w:left w:val="single" w:sz="12" w:space="0" w:color="000000"/>
+                          <w:bottom w:val="dashed" w:sz="6" w:space="0" w:color="808080"/>
+                          <w:right w:val="dashed" w:sz="6" w:space="0" w:color="808080"/>
+                        </w:tcBorders>
+                      </w:tcPr>
+                      <w:p>
+                        <w:pPr>
+                          <w:spacing w:before="0" w:after="0"/>
+                        </w:pPr>
+                        <w:r/>
+                        <w:r>
+                          <w:rPr>
+                            <w:rFonts w:ascii="宋体" w:hAnsi="宋体" w:eastAsia="宋体"/>
+                            <w:b w:val="0"/>
+                            <w:color w:val="1C1917"/>
+                            <w:sz w:val="12"/>
+                          </w:rPr>
+                          <w:t xml:space="preserve"> </w:t>
+                        </w:r>
+                      </w:p>
+                    </w:tc>
+                    <w:tc>
+                      <w:tcPr>
+                        <w:tcW w:type="dxa" w:w="198"/>
+                        <w:tcBorders>
+                          <w:top w:val="single" w:sz="12" w:space="0" w:color="000000"/>
+                          <w:left w:val="dashed" w:sz="6" w:space="0" w:color="808080"/>
+                          <w:bottom w:val="dashed" w:sz="6" w:space="0" w:color="808080"/>
+                          <w:right w:val="single" w:sz="12" w:space="0" w:color="000000"/>
+                        </w:tcBorders>
+                      </w:tcPr>
+                      <w:p>
+                        <w:pPr>
+                          <w:spacing w:before="0" w:after="0"/>
+                        </w:pPr>
+                        <w:r/>
+                        <w:r>
+                          <w:rPr>
+                            <w:rFonts w:ascii="宋体" w:hAnsi="宋体" w:eastAsia="宋体"/>
+                            <w:b w:val="0"/>
+                            <w:color w:val="1C1917"/>
+                            <w:sz w:val="12"/>
+                          </w:rPr>
+                          <w:t xml:space="preserve"> </w:t>
+                        </w:r>
+                      </w:p>
+                    </w:tc>
+                  </w:tr>
+                  <w:tr>
+                    <w:trPr>
+                      <w:trHeight w:val="198" w:hRule="exact"/>
+                    </w:trPr>
+                    <w:tc>
+                      <w:tcPr>
+                        <w:tcW w:type="dxa" w:w="198"/>
+                        <w:tcBorders>
+                          <w:top w:val="dashed" w:sz="6" w:space="0" w:color="808080"/>
+                          <w:left w:val="single" w:sz="12" w:space="0" w:color="000000"/>
+                          <w:bottom w:val="single" w:sz="12" w:space="0" w:color="000000"/>
+                          <w:right w:val="dashed" w:sz="6" w:space="0" w:color="808080"/>
+                        </w:tcBorders>
+                      </w:tcPr>
+                      <w:p>
+                        <w:pPr>
+                          <w:spacing w:before="0" w:after="0"/>
+                        </w:pPr>
+                        <w:r/>
+                        <w:r>
+                          <w:rPr>
+                            <w:rFonts w:ascii="宋体" w:hAnsi="宋体" w:eastAsia="宋体"/>
+                            <w:b w:val="0"/>
+                            <w:color w:val="1C1917"/>
+                            <w:sz w:val="12"/>
+                          </w:rPr>
+                          <w:t xml:space="preserve"> </w:t>
+                        </w:r>
+                      </w:p>
+                    </w:tc>
+                    <w:tc>
+                      <w:tcPr>
+                        <w:tcW w:type="dxa" w:w="198"/>
+                        <w:tcBorders>
+                          <w:top w:val="dashed" w:sz="6" w:space="0" w:color="808080"/>
+                          <w:left w:val="dashed" w:sz="6" w:space="0" w:color="808080"/>
+                          <w:bottom w:val="single" w:sz="12" w:space="0" w:color="000000"/>
+                          <w:right w:val="single" w:sz="12" w:space="0" w:color="000000"/>
+                        </w:tcBorders>
+                      </w:tcPr>
+                      <w:p>
+                        <w:pPr>
+                          <w:spacing w:before="0" w:after="0"/>
+                        </w:pPr>
+                        <w:r/>
+                        <w:r>
+                          <w:rPr>
+                            <w:rFonts w:ascii="宋体" w:hAnsi="宋体" w:eastAsia="宋体"/>
+                            <w:b w:val="0"/>
+                            <w:color w:val="1C1917"/>
+                            <w:sz w:val="12"/>
+                          </w:rPr>
+                          <w:t xml:space="preserve"> </w:t>
+                        </w:r>
+                      </w:p>
+                    </w:tc>
+                  </w:tr>
+                </w:tbl>
+                <w:p/>
+              </w:tc>
+              <w:tc>
+                <w:tcPr>
+                  <w:tcW w:type="dxa" w:w="397"/>
+                  <w:tcBorders/>
+                </w:tcPr>
+                <w:p>
+                  <w:pPr>
+                    <w:spacing w:before="0" w:after="0"/>
+                  </w:pPr>
+                  <w:r/>
+                </w:p>
+                <w:tbl>
+                  <w:tblPr>
+                    <w:tblW w:type="auto" w:w="0"/>
+                    <w:tblLayout w:type="fixed"/>
+                    <w:tblLook w:firstColumn="1" w:firstRow="1" w:lastColumn="0" w:lastRow="0" w:noHBand="0" w:noVBand="1" w:val="04A0"/>
+                  </w:tblPr>
+                  <w:tblGrid>
+                    <w:gridCol w:w="198"/>
+                    <w:gridCol w:w="198"/>
+                  </w:tblGrid>
+                  <w:tr>
+                    <w:trPr>
+                      <w:trHeight w:val="198" w:hRule="exact"/>
+                    </w:trPr>
+                    <w:tc>
+                      <w:tcPr>
+                        <w:tcW w:type="dxa" w:w="198"/>
+                        <w:tcBorders>
+                          <w:top w:val="single" w:sz="12" w:space="0" w:color="000000"/>
+                          <w:left w:val="single" w:sz="12" w:space="0" w:color="000000"/>
+                          <w:bottom w:val="dashed" w:sz="6" w:space="0" w:color="808080"/>
+                          <w:right w:val="dashed" w:sz="6" w:space="0" w:color="808080"/>
+                        </w:tcBorders>
+                      </w:tcPr>
+                      <w:p>
+                        <w:pPr>
+                          <w:spacing w:before="0" w:after="0"/>
+                        </w:pPr>
+                        <w:r/>
+                        <w:r>
+                          <w:rPr>
+                            <w:rFonts w:ascii="宋体" w:hAnsi="宋体" w:eastAsia="宋体"/>
+                            <w:b w:val="0"/>
+                            <w:color w:val="1C1917"/>
+                            <w:sz w:val="12"/>
+                          </w:rPr>
+                          <w:t xml:space="preserve"> </w:t>
+                        </w:r>
+                      </w:p>
+                    </w:tc>
+                    <w:tc>
+                      <w:tcPr>
+                        <w:tcW w:type="dxa" w:w="198"/>
+                        <w:tcBorders>
+                          <w:top w:val="single" w:sz="12" w:space="0" w:color="000000"/>
+                          <w:left w:val="dashed" w:sz="6" w:space="0" w:color="808080"/>
+                          <w:bottom w:val="dashed" w:sz="6" w:space="0" w:color="808080"/>
+                          <w:right w:val="single" w:sz="12" w:space="0" w:color="000000"/>
+                        </w:tcBorders>
+                      </w:tcPr>
+                      <w:p>
+                        <w:pPr>
+                          <w:spacing w:before="0" w:after="0"/>
+                        </w:pPr>
+                        <w:r/>
+                        <w:r>
+                          <w:rPr>
+                            <w:rFonts w:ascii="宋体" w:hAnsi="宋体" w:eastAsia="宋体"/>
+                            <w:b w:val="0"/>
+                            <w:color w:val="1C1917"/>
+                            <w:sz w:val="12"/>
+                          </w:rPr>
+                          <w:t xml:space="preserve"> </w:t>
+                        </w:r>
+                      </w:p>
+                    </w:tc>
+                  </w:tr>
+                  <w:tr>
+                    <w:trPr>
+                      <w:trHeight w:val="198" w:hRule="exact"/>
+                    </w:trPr>
+                    <w:tc>
+                      <w:tcPr>
+                        <w:tcW w:type="dxa" w:w="198"/>
+                        <w:tcBorders>
+                          <w:top w:val="dashed" w:sz="6" w:space="0" w:color="808080"/>
+                          <w:left w:val="single" w:sz="12" w:space="0" w:color="000000"/>
+                          <w:bottom w:val="single" w:sz="12" w:space="0" w:color="000000"/>
+                          <w:right w:val="dashed" w:sz="6" w:space="0" w:color="808080"/>
+                        </w:tcBorders>
+                      </w:tcPr>
+                      <w:p>
+                        <w:pPr>
+                          <w:spacing w:before="0" w:after="0"/>
+                        </w:pPr>
+                        <w:r/>
+                        <w:r>
+                          <w:rPr>
+                            <w:rFonts w:ascii="宋体" w:hAnsi="宋体" w:eastAsia="宋体"/>
+                            <w:b w:val="0"/>
+                            <w:color w:val="1C1917"/>
+                            <w:sz w:val="12"/>
+                          </w:rPr>
+                          <w:t xml:space="preserve"> </w:t>
+                        </w:r>
+                      </w:p>
+                    </w:tc>
+                    <w:tc>
+                      <w:tcPr>
+                        <w:tcW w:type="dxa" w:w="198"/>
+                        <w:tcBorders>
+                          <w:top w:val="dashed" w:sz="6" w:space="0" w:color="808080"/>
+                          <w:left w:val="dashed" w:sz="6" w:space="0" w:color="808080"/>
+                          <w:bottom w:val="single" w:sz="12" w:space="0" w:color="000000"/>
+                          <w:right w:val="single" w:sz="12" w:space="0" w:color="000000"/>
+                        </w:tcBorders>
+                      </w:tcPr>
+                      <w:p>
+                        <w:pPr>
+                          <w:spacing w:before="0" w:after="0"/>
+                        </w:pPr>
+                        <w:r/>
+                        <w:r>
+                          <w:rPr>
+                            <w:rFonts w:ascii="宋体" w:hAnsi="宋体" w:eastAsia="宋体"/>
+                            <w:b w:val="0"/>
+                            <w:color w:val="1C1917"/>
+                            <w:sz w:val="12"/>
+                          </w:rPr>
+                          <w:t xml:space="preserve"> </w:t>
+                        </w:r>
+                      </w:p>
+                    </w:tc>
+                  </w:tr>
+                </w:tbl>
+                <w:p/>
+              </w:tc>
+            </w:tr>
+          </w:tbl>
+          <w:p/>
+        </w:tc>
+        <w:tc>
+          <w:tcPr>
+            <w:tcW w:type="dxa" w:w="907"/>
+            <w:vAlign w:val="center"/>
+            <w:tcBorders/>
+          </w:tcPr>
+          <w:p>
+            <w:pPr>
+              <w:spacing w:before="0" w:after="0"/>
+              <w:jc w:val="center"/>
+            </w:pPr>
+            <w:r/>
+            <w:r>
+              <w:rPr>
+                <w:rFonts w:ascii="Times New Roman" w:hAnsi="Times New Roman" w:eastAsia="宋体"/>
+                <w:b w:val="0"/>
+                <w:color w:val="1C1917"/>
+                <w:sz w:val="17"/>
+              </w:rPr>
+              <w:t>jiē xiǎo</w:t>
+            </w:r>
+          </w:p>
+          <w:tbl>
+            <w:tblPr>
+              <w:tblW w:type="auto" w:w="0"/>
+              <w:tblLayout w:type="fixed"/>
+              <w:tblLook w:firstColumn="1" w:firstRow="1" w:lastColumn="0" w:lastRow="0" w:noHBand="0" w:noVBand="1" w:val="04A0"/>
+            </w:tblPr>
+            <w:tblGrid>
+              <w:gridCol w:w="453"/>
+              <w:gridCol w:w="453"/>
+            </w:tblGrid>
+            <w:tr>
+              <w:trPr>
+                <w:trHeight w:val="396" w:hRule="exact"/>
+              </w:trPr>
+              <w:tc>
+                <w:tcPr>
+                  <w:tcW w:type="dxa" w:w="397"/>
+                  <w:tcBorders/>
+                </w:tcPr>
+                <w:p>
+                  <w:pPr>
+                    <w:spacing w:before="0" w:after="0"/>
+                  </w:pPr>
+                  <w:r/>
+                </w:p>
+                <w:tbl>
+                  <w:tblPr>
+                    <w:tblW w:type="auto" w:w="0"/>
+                    <w:tblLayout w:type="fixed"/>
+                    <w:tblLook w:firstColumn="1" w:firstRow="1" w:lastColumn="0" w:lastRow="0" w:noHBand="0" w:noVBand="1" w:val="04A0"/>
+                  </w:tblPr>
+                  <w:tblGrid>
+                    <w:gridCol w:w="198"/>
+                    <w:gridCol w:w="198"/>
+                  </w:tblGrid>
+                  <w:tr>
+                    <w:trPr>
+                      <w:trHeight w:val="198" w:hRule="exact"/>
+                    </w:trPr>
+                    <w:tc>
+                      <w:tcPr>
+                        <w:tcW w:type="dxa" w:w="198"/>
+                        <w:tcBorders>
+                          <w:top w:val="single" w:sz="12" w:space="0" w:color="000000"/>
+                          <w:left w:val="single" w:sz="12" w:space="0" w:color="000000"/>
+                          <w:bottom w:val="dashed" w:sz="6" w:space="0" w:color="808080"/>
+                          <w:right w:val="dashed" w:sz="6" w:space="0" w:color="808080"/>
+                        </w:tcBorders>
+                      </w:tcPr>
+                      <w:p>
+                        <w:pPr>
+                          <w:spacing w:before="0" w:after="0"/>
+                        </w:pPr>
+                        <w:r/>
+                        <w:r>
+                          <w:rPr>
+                            <w:rFonts w:ascii="宋体" w:hAnsi="宋体" w:eastAsia="宋体"/>
+                            <w:b w:val="0"/>
+                            <w:color w:val="1C1917"/>
+                            <w:sz w:val="12"/>
+                          </w:rPr>
+                          <w:t xml:space="preserve"> </w:t>
+                        </w:r>
+                      </w:p>
+                    </w:tc>
+                    <w:tc>
+                      <w:tcPr>
+                        <w:tcW w:type="dxa" w:w="198"/>
+                        <w:tcBorders>
+                          <w:top w:val="single" w:sz="12" w:space="0" w:color="000000"/>
+                          <w:left w:val="dashed" w:sz="6" w:space="0" w:color="808080"/>
+                          <w:bottom w:val="dashed" w:sz="6" w:space="0" w:color="808080"/>
+                          <w:right w:val="single" w:sz="12" w:space="0" w:color="000000"/>
+                        </w:tcBorders>
+                      </w:tcPr>
+                      <w:p>
+                        <w:pPr>
+                          <w:spacing w:before="0" w:after="0"/>
+                        </w:pPr>
+                        <w:r/>
+                        <w:r>
+                          <w:rPr>
+                            <w:rFonts w:ascii="宋体" w:hAnsi="宋体" w:eastAsia="宋体"/>
+                            <w:b w:val="0"/>
+                            <w:color w:val="1C1917"/>
+                            <w:sz w:val="12"/>
+                          </w:rPr>
+                          <w:t xml:space="preserve"> </w:t>
+                        </w:r>
+                      </w:p>
+                    </w:tc>
+                  </w:tr>
+                  <w:tr>
+                    <w:trPr>
+                      <w:trHeight w:val="198" w:hRule="exact"/>
+                    </w:trPr>
+                    <w:tc>
+                      <w:tcPr>
+                        <w:tcW w:type="dxa" w:w="198"/>
+                        <w:tcBorders>
+                          <w:top w:val="dashed" w:sz="6" w:space="0" w:color="808080"/>
+                          <w:left w:val="single" w:sz="12" w:space="0" w:color="000000"/>
+                          <w:bottom w:val="single" w:sz="12" w:space="0" w:color="000000"/>
+                          <w:right w:val="dashed" w:sz="6" w:space="0" w:color="808080"/>
+                        </w:tcBorders>
+                      </w:tcPr>
+                      <w:p>
+                        <w:pPr>
+                          <w:spacing w:before="0" w:after="0"/>
+                        </w:pPr>
+                        <w:r/>
+                        <w:r>
+                          <w:rPr>
+                            <w:rFonts w:ascii="宋体" w:hAnsi="宋体" w:eastAsia="宋体"/>
+                            <w:b w:val="0"/>
+                            <w:color w:val="1C1917"/>
+                            <w:sz w:val="12"/>
+                          </w:rPr>
+                          <w:t xml:space="preserve"> </w:t>
+                        </w:r>
+                      </w:p>
+                    </w:tc>
+                    <w:tc>
+                      <w:tcPr>
+                        <w:tcW w:type="dxa" w:w="198"/>
+                        <w:tcBorders>
+                          <w:top w:val="dashed" w:sz="6" w:space="0" w:color="808080"/>
+                          <w:left w:val="dashed" w:sz="6" w:space="0" w:color="808080"/>
+                          <w:bottom w:val="single" w:sz="12" w:space="0" w:color="000000"/>
+                          <w:right w:val="single" w:sz="12" w:space="0" w:color="000000"/>
+                        </w:tcBorders>
+                      </w:tcPr>
+                      <w:p>
+                        <w:pPr>
+                          <w:spacing w:before="0" w:after="0"/>
+                        </w:pPr>
+                        <w:r/>
+                        <w:r>
+                          <w:rPr>
+                            <w:rFonts w:ascii="宋体" w:hAnsi="宋体" w:eastAsia="宋体"/>
+                            <w:b w:val="0"/>
+                            <w:color w:val="1C1917"/>
+                            <w:sz w:val="12"/>
+                          </w:rPr>
+                          <w:t xml:space="preserve"> </w:t>
+                        </w:r>
+                      </w:p>
+                    </w:tc>
+                  </w:tr>
+                </w:tbl>
+                <w:p/>
+              </w:tc>
+              <w:tc>
+                <w:tcPr>
+                  <w:tcW w:type="dxa" w:w="397"/>
+                  <w:tcBorders/>
+                </w:tcPr>
+                <w:p>
+                  <w:pPr>
+                    <w:spacing w:before="0" w:after="0"/>
+                  </w:pPr>
+                  <w:r/>
+                </w:p>
+                <w:tbl>
+                  <w:tblPr>
+                    <w:tblW w:type="auto" w:w="0"/>
+                    <w:tblLayout w:type="fixed"/>
+                    <w:tblLook w:firstColumn="1" w:firstRow="1" w:lastColumn="0" w:lastRow="0" w:noHBand="0" w:noVBand="1" w:val="04A0"/>
+                  </w:tblPr>
+                  <w:tblGrid>
+                    <w:gridCol w:w="198"/>
+                    <w:gridCol w:w="198"/>
+                  </w:tblGrid>
+                  <w:tr>
+                    <w:trPr>
+                      <w:trHeight w:val="198" w:hRule="exact"/>
+                    </w:trPr>
+                    <w:tc>
+                      <w:tcPr>
+                        <w:tcW w:type="dxa" w:w="198"/>
+                        <w:tcBorders>
+                          <w:top w:val="single" w:sz="12" w:space="0" w:color="000000"/>
+                          <w:left w:val="single" w:sz="12" w:space="0" w:color="000000"/>
+                          <w:bottom w:val="dashed" w:sz="6" w:space="0" w:color="808080"/>
+                          <w:right w:val="dashed" w:sz="6" w:space="0" w:color="808080"/>
+                        </w:tcBorders>
+                      </w:tcPr>
+                      <w:p>
+                        <w:pPr>
+                          <w:spacing w:before="0" w:after="0"/>
+                        </w:pPr>
+                        <w:r/>
+                        <w:r>
+                          <w:rPr>
+                            <w:rFonts w:ascii="宋体" w:hAnsi="宋体" w:eastAsia="宋体"/>
+                            <w:b w:val="0"/>
+                            <w:color w:val="1C1917"/>
+                            <w:sz w:val="12"/>
+                          </w:rPr>
+                          <w:t xml:space="preserve"> </w:t>
+                        </w:r>
+                      </w:p>
+                    </w:tc>
+                    <w:tc>
+                      <w:tcPr>
+                        <w:tcW w:type="dxa" w:w="198"/>
+                        <w:tcBorders>
+                          <w:top w:val="single" w:sz="12" w:space="0" w:color="000000"/>
+                          <w:left w:val="dashed" w:sz="6" w:space="0" w:color="808080"/>
+                          <w:bottom w:val="dashed" w:sz="6" w:space="0" w:color="808080"/>
+                          <w:right w:val="single" w:sz="12" w:space="0" w:color="000000"/>
+                        </w:tcBorders>
+                      </w:tcPr>
+                      <w:p>
+                        <w:pPr>
+                          <w:spacing w:before="0" w:after="0"/>
+                        </w:pPr>
+                        <w:r/>
+                        <w:r>
+                          <w:rPr>
+                            <w:rFonts w:ascii="宋体" w:hAnsi="宋体" w:eastAsia="宋体"/>
+                            <w:b w:val="0"/>
+                            <w:color w:val="1C1917"/>
+                            <w:sz w:val="12"/>
+                          </w:rPr>
+                          <w:t xml:space="preserve"> </w:t>
+                        </w:r>
+                      </w:p>
+                    </w:tc>
+                  </w:tr>
+                  <w:tr>
+                    <w:trPr>
+                      <w:trHeight w:val="198" w:hRule="exact"/>
+                    </w:trPr>
+                    <w:tc>
+                      <w:tcPr>
+                        <w:tcW w:type="dxa" w:w="198"/>
+                        <w:tcBorders>
+                          <w:top w:val="dashed" w:sz="6" w:space="0" w:color="808080"/>
+                          <w:left w:val="single" w:sz="12" w:space="0" w:color="000000"/>
+                          <w:bottom w:val="single" w:sz="12" w:space="0" w:color="000000"/>
+                          <w:right w:val="dashed" w:sz="6" w:space="0" w:color="808080"/>
+                        </w:tcBorders>
+                      </w:tcPr>
+                      <w:p>
+                        <w:pPr>
+                          <w:spacing w:before="0" w:after="0"/>
+                        </w:pPr>
+                        <w:r/>
+                        <w:r>
+                          <w:rPr>
+                            <w:rFonts w:ascii="宋体" w:hAnsi="宋体" w:eastAsia="宋体"/>
+                            <w:b w:val="0"/>
+                            <w:color w:val="1C1917"/>
+                            <w:sz w:val="12"/>
+                          </w:rPr>
+                          <w:t xml:space="preserve"> </w:t>
+                        </w:r>
+                      </w:p>
+                    </w:tc>
+                    <w:tc>
+                      <w:tcPr>
+                        <w:tcW w:type="dxa" w:w="198"/>
+                        <w:tcBorders>
+                          <w:top w:val="dashed" w:sz="6" w:space="0" w:color="808080"/>
+                          <w:left w:val="dashed" w:sz="6" w:space="0" w:color="808080"/>
+                          <w:bottom w:val="single" w:sz="12" w:space="0" w:color="000000"/>
+                          <w:right w:val="single" w:sz="12" w:space="0" w:color="000000"/>
+                        </w:tcBorders>
+                      </w:tcPr>
+                      <w:p>
+                        <w:pPr>
+                          <w:spacing w:before="0" w:after="0"/>
+                        </w:pPr>
+                        <w:r/>
+                        <w:r>
+                          <w:rPr>
+                            <w:rFonts w:ascii="宋体" w:hAnsi="宋体" w:eastAsia="宋体"/>
+                            <w:b w:val="0"/>
+                            <w:color w:val="1C1917"/>
+                            <w:sz w:val="12"/>
+                          </w:rPr>
+                          <w:t xml:space="preserve"> </w:t>
+                        </w:r>
+                      </w:p>
+                    </w:tc>
+                  </w:tr>
+                </w:tbl>
+                <w:p/>
+              </w:tc>
+            </w:tr>
+          </w:tbl>
+          <w:p/>
+        </w:tc>
+        <w:tc>
+          <w:tcPr>
+            <w:tcW w:type="dxa" w:w="2234"/>
+            <w:vAlign w:val="center"/>
+            <w:tcBorders/>
+          </w:tcPr>
+          <w:p>
+            <w:pPr>
+              <w:spacing w:before="0" w:after="0"/>
+              <w:jc w:val="left"/>
             </w:pPr>
             <w:r/>
             <w:r>
@@ -134,9 +744,348 @@
                 <w:rFonts w:ascii="宋体" w:hAnsi="宋体" w:eastAsia="宋体"/>
                 <w:b w:val="0"/>
                 <w:color w:val="1C1917"/>
-                <w:sz w:val="28"/>
+                <w:sz w:val="21"/>
               </w:rPr>
-              <w:t xml:space="preserve">　</w:t>
+              <w:t>的那一刻，众人</w:t>
+            </w:r>
+          </w:p>
+        </w:tc>
+        <w:tc>
+          <w:tcPr>
+            <w:tcW w:type="dxa" w:w="907"/>
+            <w:vAlign w:val="center"/>
+            <w:tcBorders/>
+          </w:tcPr>
+          <w:p>
+            <w:pPr>
+              <w:spacing w:before="0" w:after="0"/>
+              <w:jc w:val="center"/>
+            </w:pPr>
+            <w:r/>
+            <w:r>
+              <w:rPr>
+                <w:rFonts w:ascii="Times New Roman" w:hAnsi="Times New Roman" w:eastAsia="宋体"/>
+                <w:b w:val="0"/>
+                <w:color w:val="1C1917"/>
+                <w:sz w:val="17"/>
+              </w:rPr>
+              <w:t>zhù shì</w:t>
+            </w:r>
+          </w:p>
+          <w:tbl>
+            <w:tblPr>
+              <w:tblW w:type="auto" w:w="0"/>
+              <w:tblLayout w:type="fixed"/>
+              <w:tblLook w:firstColumn="1" w:firstRow="1" w:lastColumn="0" w:lastRow="0" w:noHBand="0" w:noVBand="1" w:val="04A0"/>
+            </w:tblPr>
+            <w:tblGrid>
+              <w:gridCol w:w="453"/>
+              <w:gridCol w:w="453"/>
+            </w:tblGrid>
+            <w:tr>
+              <w:trPr>
+                <w:trHeight w:val="396" w:hRule="exact"/>
+              </w:trPr>
+              <w:tc>
+                <w:tcPr>
+                  <w:tcW w:type="dxa" w:w="397"/>
+                  <w:tcBorders/>
+                </w:tcPr>
+                <w:p>
+                  <w:pPr>
+                    <w:spacing w:before="0" w:after="0"/>
+                  </w:pPr>
+                  <w:r/>
+                </w:p>
+                <w:tbl>
+                  <w:tblPr>
+                    <w:tblW w:type="auto" w:w="0"/>
+                    <w:tblLayout w:type="fixed"/>
+                    <w:tblLook w:firstColumn="1" w:firstRow="1" w:lastColumn="0" w:lastRow="0" w:noHBand="0" w:noVBand="1" w:val="04A0"/>
+                  </w:tblPr>
+                  <w:tblGrid>
+                    <w:gridCol w:w="198"/>
+                    <w:gridCol w:w="198"/>
+                  </w:tblGrid>
+                  <w:tr>
+                    <w:trPr>
+                      <w:trHeight w:val="198" w:hRule="exact"/>
+                    </w:trPr>
+                    <w:tc>
+                      <w:tcPr>
+                        <w:tcW w:type="dxa" w:w="198"/>
+                        <w:tcBorders>
+                          <w:top w:val="single" w:sz="12" w:space="0" w:color="000000"/>
+                          <w:left w:val="single" w:sz="12" w:space="0" w:color="000000"/>
+                          <w:bottom w:val="dashed" w:sz="6" w:space="0" w:color="808080"/>
+                          <w:right w:val="dashed" w:sz="6" w:space="0" w:color="808080"/>
+                        </w:tcBorders>
+                      </w:tcPr>
+                      <w:p>
+                        <w:pPr>
+                          <w:spacing w:before="0" w:after="0"/>
+                        </w:pPr>
+                        <w:r/>
+                        <w:r>
+                          <w:rPr>
+                            <w:rFonts w:ascii="宋体" w:hAnsi="宋体" w:eastAsia="宋体"/>
+                            <w:b w:val="0"/>
+                            <w:color w:val="1C1917"/>
+                            <w:sz w:val="12"/>
+                          </w:rPr>
+                          <w:t xml:space="preserve"> </w:t>
+                        </w:r>
+                      </w:p>
+                    </w:tc>
+                    <w:tc>
+                      <w:tcPr>
+                        <w:tcW w:type="dxa" w:w="198"/>
+                        <w:tcBorders>
+                          <w:top w:val="single" w:sz="12" w:space="0" w:color="000000"/>
+                          <w:left w:val="dashed" w:sz="6" w:space="0" w:color="808080"/>
+                          <w:bottom w:val="dashed" w:sz="6" w:space="0" w:color="808080"/>
+                          <w:right w:val="single" w:sz="12" w:space="0" w:color="000000"/>
+                        </w:tcBorders>
+                      </w:tcPr>
+                      <w:p>
+                        <w:pPr>
+                          <w:spacing w:before="0" w:after="0"/>
+                        </w:pPr>
+                        <w:r/>
+                        <w:r>
+                          <w:rPr>
+                            <w:rFonts w:ascii="宋体" w:hAnsi="宋体" w:eastAsia="宋体"/>
+                            <w:b w:val="0"/>
+                            <w:color w:val="1C1917"/>
+                            <w:sz w:val="12"/>
+                          </w:rPr>
+                          <w:t xml:space="preserve"> </w:t>
+                        </w:r>
+                      </w:p>
+                    </w:tc>
+                  </w:tr>
+                  <w:tr>
+                    <w:trPr>
+                      <w:trHeight w:val="198" w:hRule="exact"/>
+                    </w:trPr>
+                    <w:tc>
+                      <w:tcPr>
+                        <w:tcW w:type="dxa" w:w="198"/>
+                        <w:tcBorders>
+                          <w:top w:val="dashed" w:sz="6" w:space="0" w:color="808080"/>
+                          <w:left w:val="single" w:sz="12" w:space="0" w:color="000000"/>
+                          <w:bottom w:val="single" w:sz="12" w:space="0" w:color="000000"/>
+                          <w:right w:val="dashed" w:sz="6" w:space="0" w:color="808080"/>
+                        </w:tcBorders>
+                      </w:tcPr>
+                      <w:p>
+                        <w:pPr>
+                          <w:spacing w:before="0" w:after="0"/>
+                        </w:pPr>
+                        <w:r/>
+                        <w:r>
+                          <w:rPr>
+                            <w:rFonts w:ascii="宋体" w:hAnsi="宋体" w:eastAsia="宋体"/>
+                            <w:b w:val="0"/>
+                            <w:color w:val="1C1917"/>
+                            <w:sz w:val="12"/>
+                          </w:rPr>
+                          <w:t xml:space="preserve"> </w:t>
+                        </w:r>
+                      </w:p>
+                    </w:tc>
+                    <w:tc>
+                      <w:tcPr>
+                        <w:tcW w:type="dxa" w:w="198"/>
+                        <w:tcBorders>
+                          <w:top w:val="dashed" w:sz="6" w:space="0" w:color="808080"/>
+                          <w:left w:val="dashed" w:sz="6" w:space="0" w:color="808080"/>
+                          <w:bottom w:val="single" w:sz="12" w:space="0" w:color="000000"/>
+                          <w:right w:val="single" w:sz="12" w:space="0" w:color="000000"/>
+                        </w:tcBorders>
+                      </w:tcPr>
+                      <w:p>
+                        <w:pPr>
+                          <w:spacing w:before="0" w:after="0"/>
+                        </w:pPr>
+                        <w:r/>
+                        <w:r>
+                          <w:rPr>
+                            <w:rFonts w:ascii="宋体" w:hAnsi="宋体" w:eastAsia="宋体"/>
+                            <w:b w:val="0"/>
+                            <w:color w:val="1C1917"/>
+                            <w:sz w:val="12"/>
+                          </w:rPr>
+                          <w:t xml:space="preserve"> </w:t>
+                        </w:r>
+                      </w:p>
+                    </w:tc>
+                  </w:tr>
+                </w:tbl>
+                <w:p/>
+              </w:tc>
+              <w:tc>
+                <w:tcPr>
+                  <w:tcW w:type="dxa" w:w="397"/>
+                  <w:tcBorders/>
+                </w:tcPr>
+                <w:p>
+                  <w:pPr>
+                    <w:spacing w:before="0" w:after="0"/>
+                  </w:pPr>
+                  <w:r/>
+                </w:p>
+                <w:tbl>
+                  <w:tblPr>
+                    <w:tblW w:type="auto" w:w="0"/>
+                    <w:tblLayout w:type="fixed"/>
+                    <w:tblLook w:firstColumn="1" w:firstRow="1" w:lastColumn="0" w:lastRow="0" w:noHBand="0" w:noVBand="1" w:val="04A0"/>
+                  </w:tblPr>
+                  <w:tblGrid>
+                    <w:gridCol w:w="198"/>
+                    <w:gridCol w:w="198"/>
+                  </w:tblGrid>
+                  <w:tr>
+                    <w:trPr>
+                      <w:trHeight w:val="198" w:hRule="exact"/>
+                    </w:trPr>
+                    <w:tc>
+                      <w:tcPr>
+                        <w:tcW w:type="dxa" w:w="198"/>
+                        <w:tcBorders>
+                          <w:top w:val="single" w:sz="12" w:space="0" w:color="000000"/>
+                          <w:left w:val="single" w:sz="12" w:space="0" w:color="000000"/>
+                          <w:bottom w:val="dashed" w:sz="6" w:space="0" w:color="808080"/>
+                          <w:right w:val="dashed" w:sz="6" w:space="0" w:color="808080"/>
+                        </w:tcBorders>
+                      </w:tcPr>
+                      <w:p>
+                        <w:pPr>
+                          <w:spacing w:before="0" w:after="0"/>
+                        </w:pPr>
+                        <w:r/>
+                        <w:r>
+                          <w:rPr>
+                            <w:rFonts w:ascii="宋体" w:hAnsi="宋体" w:eastAsia="宋体"/>
+                            <w:b w:val="0"/>
+                            <w:color w:val="1C1917"/>
+                            <w:sz w:val="12"/>
+                          </w:rPr>
+                          <w:t xml:space="preserve"> </w:t>
+                        </w:r>
+                      </w:p>
+                    </w:tc>
+                    <w:tc>
+                      <w:tcPr>
+                        <w:tcW w:type="dxa" w:w="198"/>
+                        <w:tcBorders>
+                          <w:top w:val="single" w:sz="12" w:space="0" w:color="000000"/>
+                          <w:left w:val="dashed" w:sz="6" w:space="0" w:color="808080"/>
+                          <w:bottom w:val="dashed" w:sz="6" w:space="0" w:color="808080"/>
+                          <w:right w:val="single" w:sz="12" w:space="0" w:color="000000"/>
+                        </w:tcBorders>
+                      </w:tcPr>
+                      <w:p>
+                        <w:pPr>
+                          <w:spacing w:before="0" w:after="0"/>
+                        </w:pPr>
+                        <w:r/>
+                        <w:r>
+                          <w:rPr>
+                            <w:rFonts w:ascii="宋体" w:hAnsi="宋体" w:eastAsia="宋体"/>
+                            <w:b w:val="0"/>
+                            <w:color w:val="1C1917"/>
+                            <w:sz w:val="12"/>
+                          </w:rPr>
+                          <w:t xml:space="preserve"> </w:t>
+                        </w:r>
+                      </w:p>
+                    </w:tc>
+                  </w:tr>
+                  <w:tr>
+                    <w:trPr>
+                      <w:trHeight w:val="198" w:hRule="exact"/>
+                    </w:trPr>
+                    <w:tc>
+                      <w:tcPr>
+                        <w:tcW w:type="dxa" w:w="198"/>
+                        <w:tcBorders>
+                          <w:top w:val="dashed" w:sz="6" w:space="0" w:color="808080"/>
+                          <w:left w:val="single" w:sz="12" w:space="0" w:color="000000"/>
+                          <w:bottom w:val="single" w:sz="12" w:space="0" w:color="000000"/>
+                          <w:right w:val="dashed" w:sz="6" w:space="0" w:color="808080"/>
+                        </w:tcBorders>
+                      </w:tcPr>
+                      <w:p>
+                        <w:pPr>
+                          <w:spacing w:before="0" w:after="0"/>
+                        </w:pPr>
+                        <w:r/>
+                        <w:r>
+                          <w:rPr>
+                            <w:rFonts w:ascii="宋体" w:hAnsi="宋体" w:eastAsia="宋体"/>
+                            <w:b w:val="0"/>
+                            <w:color w:val="1C1917"/>
+                            <w:sz w:val="12"/>
+                          </w:rPr>
+                          <w:t xml:space="preserve"> </w:t>
+                        </w:r>
+                      </w:p>
+                    </w:tc>
+                    <w:tc>
+                      <w:tcPr>
+                        <w:tcW w:type="dxa" w:w="198"/>
+                        <w:tcBorders>
+                          <w:top w:val="dashed" w:sz="6" w:space="0" w:color="808080"/>
+                          <w:left w:val="dashed" w:sz="6" w:space="0" w:color="808080"/>
+                          <w:bottom w:val="single" w:sz="12" w:space="0" w:color="000000"/>
+                          <w:right w:val="single" w:sz="12" w:space="0" w:color="000000"/>
+                        </w:tcBorders>
+                      </w:tcPr>
+                      <w:p>
+                        <w:pPr>
+                          <w:spacing w:before="0" w:after="0"/>
+                        </w:pPr>
+                        <w:r/>
+                        <w:r>
+                          <w:rPr>
+                            <w:rFonts w:ascii="宋体" w:hAnsi="宋体" w:eastAsia="宋体"/>
+                            <w:b w:val="0"/>
+                            <w:color w:val="1C1917"/>
+                            <w:sz w:val="12"/>
+                          </w:rPr>
+                          <w:t xml:space="preserve"> </w:t>
+                        </w:r>
+                      </w:p>
+                    </w:tc>
+                  </w:tr>
+                </w:tbl>
+                <w:p/>
+              </w:tc>
+            </w:tr>
+          </w:tbl>
+          <w:p/>
+        </w:tc>
+        <w:tc>
+          <w:tcPr>
+            <w:tcW w:type="dxa" w:w="1939"/>
+            <w:vAlign w:val="center"/>
+            <w:tcBorders/>
+          </w:tcPr>
+          <w:p>
+            <w:pPr>
+              <w:spacing w:before="0" w:after="0"/>
+              <w:jc w:val="left"/>
+            </w:pPr>
+            <w:r/>
+            <w:r>
+              <w:rPr>
+                <w:rFonts w:ascii="宋体" w:hAnsi="宋体" w:eastAsia="宋体"/>
+                <w:b w:val="0"/>
+                <w:color w:val="1C1917"/>
+                <w:sz w:val="21"/>
+              </w:rPr>
+              <w:t>着他的双眼，</w:t>
             </w:r>
           </w:p>
         </w:tc>
@@ -144,51 +1093,45 @@
     </w:tbl>
     <w:p>
       <w:pPr>
-        <w:spacing w:before="0" w:after="60"/>
+        <w:spacing w:before="0" w:after="40"/>
       </w:pPr>
-    </w:p>
-    <w:p>
-      <w:pPr>
-        <w:spacing w:before="20" w:after="20" w:line="240" w:lineRule="auto"/>
-      </w:pPr>
-      <w:r>
-        <w:rPr>
-          <w:rFonts w:ascii="Times New Roman" w:hAnsi="Times New Roman" w:eastAsia="宋体"/>
-          <w:b w:val="0"/>
-          <w:color w:val="1C1917"/>
-          <w:sz w:val="20"/>
-        </w:rPr>
-        <w:t>jiē xiǎo</w:t>
-      </w:r>
     </w:p>
     <w:tbl>
       <w:tblPr>
         <w:tblW w:type="auto" w:w="0"/>
         <w:jc w:val="left"/>
-        <w:tblLayout w:type="fixed"/>
+        <w:tblLayout w:type="autofit"/>
         <w:tblLook w:firstColumn="1" w:firstRow="1" w:lastColumn="0" w:lastRow="0" w:noHBand="0" w:noVBand="1" w:val="04A0"/>
+        <w:tblBorders>
+          <w:top w:val="nil"/>
+          <w:left w:val="nil"/>
+          <w:bottom w:val="nil"/>
+          <w:right w:val="nil"/>
+          <w:insideH w:val="nil"/>
+          <w:insideV w:val="nil"/>
+        </w:tblBorders>
       </w:tblPr>
       <w:tblGrid>
-        <w:gridCol w:w="5103"/>
-        <w:gridCol w:w="5103"/>
+        <w:gridCol w:w="1996"/>
+        <w:gridCol w:w="1996"/>
+        <w:gridCol w:w="1996"/>
+        <w:gridCol w:w="1996"/>
+        <w:gridCol w:w="1996"/>
       </w:tblGrid>
       <w:tr>
         <w:trPr>
-          <w:trHeight w:val="464" w:hRule="atLeast"/>
+          <w:trHeight w:val="612" w:hRule="atLeast"/>
         </w:trPr>
         <w:tc>
           <w:tcPr>
-            <w:tcW w:type="dxa" w:w="465"/>
-            <w:tcBorders>
-              <w:top w:val="single" w:sz="12" w:space="0" w:color="000000"/>
-              <w:left w:val="single" w:sz="12" w:space="0" w:color="000000"/>
-              <w:bottom w:val="single" w:sz="12" w:space="0" w:color="000000"/>
-              <w:right w:val="single" w:sz="12" w:space="0" w:color="000000"/>
-            </w:tcBorders>
+            <w:tcW w:type="dxa" w:w="1644"/>
+            <w:vAlign w:val="center"/>
+            <w:tcBorders/>
           </w:tcPr>
           <w:p>
             <w:pPr>
               <w:spacing w:before="0" w:after="0"/>
+              <w:jc w:val="left"/>
             </w:pPr>
             <w:r/>
             <w:r>
@@ -196,25 +1139,338 @@
                 <w:rFonts w:ascii="宋体" w:hAnsi="宋体" w:eastAsia="宋体"/>
                 <w:b w:val="0"/>
                 <w:color w:val="1C1917"/>
-                <w:sz w:val="28"/>
+                <w:sz w:val="21"/>
               </w:rPr>
-              <w:t xml:space="preserve">　</w:t>
+              <w:t>过往的汗水</w:t>
             </w:r>
           </w:p>
         </w:tc>
         <w:tc>
           <w:tcPr>
-            <w:tcW w:type="dxa" w:w="465"/>
-            <w:tcBorders>
-              <w:top w:val="single" w:sz="12" w:space="0" w:color="000000"/>
-              <w:left w:val="single" w:sz="12" w:space="0" w:color="000000"/>
-              <w:bottom w:val="single" w:sz="12" w:space="0" w:color="000000"/>
-              <w:right w:val="single" w:sz="12" w:space="0" w:color="000000"/>
-            </w:tcBorders>
+            <w:tcW w:type="dxa" w:w="907"/>
+            <w:vAlign w:val="center"/>
+            <w:tcBorders/>
           </w:tcPr>
           <w:p>
             <w:pPr>
               <w:spacing w:before="0" w:after="0"/>
+              <w:jc w:val="center"/>
+            </w:pPr>
+            <w:r/>
+            <w:r>
+              <w:rPr>
+                <w:rFonts w:ascii="Times New Roman" w:hAnsi="Times New Roman" w:eastAsia="宋体"/>
+                <w:b w:val="0"/>
+                <w:color w:val="1C1917"/>
+                <w:sz w:val="17"/>
+              </w:rPr>
+              <w:t>dí què</w:t>
+            </w:r>
+          </w:p>
+          <w:tbl>
+            <w:tblPr>
+              <w:tblW w:type="auto" w:w="0"/>
+              <w:tblLayout w:type="fixed"/>
+              <w:tblLook w:firstColumn="1" w:firstRow="1" w:lastColumn="0" w:lastRow="0" w:noHBand="0" w:noVBand="1" w:val="04A0"/>
+            </w:tblPr>
+            <w:tblGrid>
+              <w:gridCol w:w="453"/>
+              <w:gridCol w:w="453"/>
+            </w:tblGrid>
+            <w:tr>
+              <w:trPr>
+                <w:trHeight w:val="396" w:hRule="exact"/>
+              </w:trPr>
+              <w:tc>
+                <w:tcPr>
+                  <w:tcW w:type="dxa" w:w="397"/>
+                  <w:tcBorders/>
+                </w:tcPr>
+                <w:p>
+                  <w:pPr>
+                    <w:spacing w:before="0" w:after="0"/>
+                  </w:pPr>
+                  <w:r/>
+                </w:p>
+                <w:tbl>
+                  <w:tblPr>
+                    <w:tblW w:type="auto" w:w="0"/>
+                    <w:tblLayout w:type="fixed"/>
+                    <w:tblLook w:firstColumn="1" w:firstRow="1" w:lastColumn="0" w:lastRow="0" w:noHBand="0" w:noVBand="1" w:val="04A0"/>
+                  </w:tblPr>
+                  <w:tblGrid>
+                    <w:gridCol w:w="198"/>
+                    <w:gridCol w:w="198"/>
+                  </w:tblGrid>
+                  <w:tr>
+                    <w:trPr>
+                      <w:trHeight w:val="198" w:hRule="exact"/>
+                    </w:trPr>
+                    <w:tc>
+                      <w:tcPr>
+                        <w:tcW w:type="dxa" w:w="198"/>
+                        <w:tcBorders>
+                          <w:top w:val="single" w:sz="12" w:space="0" w:color="000000"/>
+                          <w:left w:val="single" w:sz="12" w:space="0" w:color="000000"/>
+                          <w:bottom w:val="dashed" w:sz="6" w:space="0" w:color="808080"/>
+                          <w:right w:val="dashed" w:sz="6" w:space="0" w:color="808080"/>
+                        </w:tcBorders>
+                      </w:tcPr>
+                      <w:p>
+                        <w:pPr>
+                          <w:spacing w:before="0" w:after="0"/>
+                        </w:pPr>
+                        <w:r/>
+                        <w:r>
+                          <w:rPr>
+                            <w:rFonts w:ascii="宋体" w:hAnsi="宋体" w:eastAsia="宋体"/>
+                            <w:b w:val="0"/>
+                            <w:color w:val="1C1917"/>
+                            <w:sz w:val="12"/>
+                          </w:rPr>
+                          <w:t xml:space="preserve"> </w:t>
+                        </w:r>
+                      </w:p>
+                    </w:tc>
+                    <w:tc>
+                      <w:tcPr>
+                        <w:tcW w:type="dxa" w:w="198"/>
+                        <w:tcBorders>
+                          <w:top w:val="single" w:sz="12" w:space="0" w:color="000000"/>
+                          <w:left w:val="dashed" w:sz="6" w:space="0" w:color="808080"/>
+                          <w:bottom w:val="dashed" w:sz="6" w:space="0" w:color="808080"/>
+                          <w:right w:val="single" w:sz="12" w:space="0" w:color="000000"/>
+                        </w:tcBorders>
+                      </w:tcPr>
+                      <w:p>
+                        <w:pPr>
+                          <w:spacing w:before="0" w:after="0"/>
+                        </w:pPr>
+                        <w:r/>
+                        <w:r>
+                          <w:rPr>
+                            <w:rFonts w:ascii="宋体" w:hAnsi="宋体" w:eastAsia="宋体"/>
+                            <w:b w:val="0"/>
+                            <w:color w:val="1C1917"/>
+                            <w:sz w:val="12"/>
+                          </w:rPr>
+                          <w:t xml:space="preserve"> </w:t>
+                        </w:r>
+                      </w:p>
+                    </w:tc>
+                  </w:tr>
+                  <w:tr>
+                    <w:trPr>
+                      <w:trHeight w:val="198" w:hRule="exact"/>
+                    </w:trPr>
+                    <w:tc>
+                      <w:tcPr>
+                        <w:tcW w:type="dxa" w:w="198"/>
+                        <w:tcBorders>
+                          <w:top w:val="dashed" w:sz="6" w:space="0" w:color="808080"/>
+                          <w:left w:val="single" w:sz="12" w:space="0" w:color="000000"/>
+                          <w:bottom w:val="single" w:sz="12" w:space="0" w:color="000000"/>
+                          <w:right w:val="dashed" w:sz="6" w:space="0" w:color="808080"/>
+                        </w:tcBorders>
+                      </w:tcPr>
+                      <w:p>
+                        <w:pPr>
+                          <w:spacing w:before="0" w:after="0"/>
+                        </w:pPr>
+                        <w:r/>
+                        <w:r>
+                          <w:rPr>
+                            <w:rFonts w:ascii="宋体" w:hAnsi="宋体" w:eastAsia="宋体"/>
+                            <w:b w:val="0"/>
+                            <w:color w:val="1C1917"/>
+                            <w:sz w:val="12"/>
+                          </w:rPr>
+                          <w:t xml:space="preserve"> </w:t>
+                        </w:r>
+                      </w:p>
+                    </w:tc>
+                    <w:tc>
+                      <w:tcPr>
+                        <w:tcW w:type="dxa" w:w="198"/>
+                        <w:tcBorders>
+                          <w:top w:val="dashed" w:sz="6" w:space="0" w:color="808080"/>
+                          <w:left w:val="dashed" w:sz="6" w:space="0" w:color="808080"/>
+                          <w:bottom w:val="single" w:sz="12" w:space="0" w:color="000000"/>
+                          <w:right w:val="single" w:sz="12" w:space="0" w:color="000000"/>
+                        </w:tcBorders>
+                      </w:tcPr>
+                      <w:p>
+                        <w:pPr>
+                          <w:spacing w:before="0" w:after="0"/>
+                        </w:pPr>
+                        <w:r/>
+                        <w:r>
+                          <w:rPr>
+                            <w:rFonts w:ascii="宋体" w:hAnsi="宋体" w:eastAsia="宋体"/>
+                            <w:b w:val="0"/>
+                            <w:color w:val="1C1917"/>
+                            <w:sz w:val="12"/>
+                          </w:rPr>
+                          <w:t xml:space="preserve"> </w:t>
+                        </w:r>
+                      </w:p>
+                    </w:tc>
+                  </w:tr>
+                </w:tbl>
+                <w:p/>
+              </w:tc>
+              <w:tc>
+                <w:tcPr>
+                  <w:tcW w:type="dxa" w:w="397"/>
+                  <w:tcBorders/>
+                </w:tcPr>
+                <w:p>
+                  <w:pPr>
+                    <w:spacing w:before="0" w:after="0"/>
+                  </w:pPr>
+                  <w:r/>
+                </w:p>
+                <w:tbl>
+                  <w:tblPr>
+                    <w:tblW w:type="auto" w:w="0"/>
+                    <w:tblLayout w:type="fixed"/>
+                    <w:tblLook w:firstColumn="1" w:firstRow="1" w:lastColumn="0" w:lastRow="0" w:noHBand="0" w:noVBand="1" w:val="04A0"/>
+                  </w:tblPr>
+                  <w:tblGrid>
+                    <w:gridCol w:w="198"/>
+                    <w:gridCol w:w="198"/>
+                  </w:tblGrid>
+                  <w:tr>
+                    <w:trPr>
+                      <w:trHeight w:val="198" w:hRule="exact"/>
+                    </w:trPr>
+                    <w:tc>
+                      <w:tcPr>
+                        <w:tcW w:type="dxa" w:w="198"/>
+                        <w:tcBorders>
+                          <w:top w:val="single" w:sz="12" w:space="0" w:color="000000"/>
+                          <w:left w:val="single" w:sz="12" w:space="0" w:color="000000"/>
+                          <w:bottom w:val="dashed" w:sz="6" w:space="0" w:color="808080"/>
+                          <w:right w:val="dashed" w:sz="6" w:space="0" w:color="808080"/>
+                        </w:tcBorders>
+                      </w:tcPr>
+                      <w:p>
+                        <w:pPr>
+                          <w:spacing w:before="0" w:after="0"/>
+                        </w:pPr>
+                        <w:r/>
+                        <w:r>
+                          <w:rPr>
+                            <w:rFonts w:ascii="宋体" w:hAnsi="宋体" w:eastAsia="宋体"/>
+                            <w:b w:val="0"/>
+                            <w:color w:val="1C1917"/>
+                            <w:sz w:val="12"/>
+                          </w:rPr>
+                          <w:t xml:space="preserve"> </w:t>
+                        </w:r>
+                      </w:p>
+                    </w:tc>
+                    <w:tc>
+                      <w:tcPr>
+                        <w:tcW w:type="dxa" w:w="198"/>
+                        <w:tcBorders>
+                          <w:top w:val="single" w:sz="12" w:space="0" w:color="000000"/>
+                          <w:left w:val="dashed" w:sz="6" w:space="0" w:color="808080"/>
+                          <w:bottom w:val="dashed" w:sz="6" w:space="0" w:color="808080"/>
+                          <w:right w:val="single" w:sz="12" w:space="0" w:color="000000"/>
+                        </w:tcBorders>
+                      </w:tcPr>
+                      <w:p>
+                        <w:pPr>
+                          <w:spacing w:before="0" w:after="0"/>
+                        </w:pPr>
+                        <w:r/>
+                        <w:r>
+                          <w:rPr>
+                            <w:rFonts w:ascii="宋体" w:hAnsi="宋体" w:eastAsia="宋体"/>
+                            <w:b w:val="0"/>
+                            <w:color w:val="1C1917"/>
+                            <w:sz w:val="12"/>
+                          </w:rPr>
+                          <w:t xml:space="preserve"> </w:t>
+                        </w:r>
+                      </w:p>
+                    </w:tc>
+                  </w:tr>
+                  <w:tr>
+                    <w:trPr>
+                      <w:trHeight w:val="198" w:hRule="exact"/>
+                    </w:trPr>
+                    <w:tc>
+                      <w:tcPr>
+                        <w:tcW w:type="dxa" w:w="198"/>
+                        <w:tcBorders>
+                          <w:top w:val="dashed" w:sz="6" w:space="0" w:color="808080"/>
+                          <w:left w:val="single" w:sz="12" w:space="0" w:color="000000"/>
+                          <w:bottom w:val="single" w:sz="12" w:space="0" w:color="000000"/>
+                          <w:right w:val="dashed" w:sz="6" w:space="0" w:color="808080"/>
+                        </w:tcBorders>
+                      </w:tcPr>
+                      <w:p>
+                        <w:pPr>
+                          <w:spacing w:before="0" w:after="0"/>
+                        </w:pPr>
+                        <w:r/>
+                        <w:r>
+                          <w:rPr>
+                            <w:rFonts w:ascii="宋体" w:hAnsi="宋体" w:eastAsia="宋体"/>
+                            <w:b w:val="0"/>
+                            <w:color w:val="1C1917"/>
+                            <w:sz w:val="12"/>
+                          </w:rPr>
+                          <w:t xml:space="preserve"> </w:t>
+                        </w:r>
+                      </w:p>
+                    </w:tc>
+                    <w:tc>
+                      <w:tcPr>
+                        <w:tcW w:type="dxa" w:w="198"/>
+                        <w:tcBorders>
+                          <w:top w:val="dashed" w:sz="6" w:space="0" w:color="808080"/>
+                          <w:left w:val="dashed" w:sz="6" w:space="0" w:color="808080"/>
+                          <w:bottom w:val="single" w:sz="12" w:space="0" w:color="000000"/>
+                          <w:right w:val="single" w:sz="12" w:space="0" w:color="000000"/>
+                        </w:tcBorders>
+                      </w:tcPr>
+                      <w:p>
+                        <w:pPr>
+                          <w:spacing w:before="0" w:after="0"/>
+                        </w:pPr>
+                        <w:r/>
+                        <w:r>
+                          <w:rPr>
+                            <w:rFonts w:ascii="宋体" w:hAnsi="宋体" w:eastAsia="宋体"/>
+                            <w:b w:val="0"/>
+                            <w:color w:val="1C1917"/>
+                            <w:sz w:val="12"/>
+                          </w:rPr>
+                          <w:t xml:space="preserve"> </w:t>
+                        </w:r>
+                      </w:p>
+                    </w:tc>
+                  </w:tr>
+                </w:tbl>
+                <w:p/>
+              </w:tc>
+            </w:tr>
+          </w:tbl>
+          <w:p/>
+        </w:tc>
+        <w:tc>
+          <w:tcPr>
+            <w:tcW w:type="dxa" w:w="3413"/>
+            <w:vAlign w:val="center"/>
+            <w:tcBorders/>
+          </w:tcPr>
+          <w:p>
+            <w:pPr>
+              <w:spacing w:before="0" w:after="0"/>
+              <w:jc w:val="left"/>
             </w:pPr>
             <w:r/>
             <w:r>
@@ -222,9 +1478,348 @@
                 <w:rFonts w:ascii="宋体" w:hAnsi="宋体" w:eastAsia="宋体"/>
                 <w:b w:val="0"/>
                 <w:color w:val="1C1917"/>
-                <w:sz w:val="28"/>
+                <w:sz w:val="21"/>
               </w:rPr>
-              <w:t xml:space="preserve">　</w:t>
+              <w:t>没有白费，他最终用实力</w:t>
+            </w:r>
+          </w:p>
+        </w:tc>
+        <w:tc>
+          <w:tcPr>
+            <w:tcW w:type="dxa" w:w="907"/>
+            <w:vAlign w:val="center"/>
+            <w:tcBorders/>
+          </w:tcPr>
+          <w:p>
+            <w:pPr>
+              <w:spacing w:before="0" w:after="0"/>
+              <w:jc w:val="center"/>
+            </w:pPr>
+            <w:r/>
+            <w:r>
+              <w:rPr>
+                <w:rFonts w:ascii="Times New Roman" w:hAnsi="Times New Roman" w:eastAsia="宋体"/>
+                <w:b w:val="0"/>
+                <w:color w:val="1C1917"/>
+                <w:sz w:val="17"/>
+              </w:rPr>
+              <w:t>zhèng míng</w:t>
+            </w:r>
+          </w:p>
+          <w:tbl>
+            <w:tblPr>
+              <w:tblW w:type="auto" w:w="0"/>
+              <w:tblLayout w:type="fixed"/>
+              <w:tblLook w:firstColumn="1" w:firstRow="1" w:lastColumn="0" w:lastRow="0" w:noHBand="0" w:noVBand="1" w:val="04A0"/>
+            </w:tblPr>
+            <w:tblGrid>
+              <w:gridCol w:w="453"/>
+              <w:gridCol w:w="453"/>
+            </w:tblGrid>
+            <w:tr>
+              <w:trPr>
+                <w:trHeight w:val="396" w:hRule="exact"/>
+              </w:trPr>
+              <w:tc>
+                <w:tcPr>
+                  <w:tcW w:type="dxa" w:w="397"/>
+                  <w:tcBorders/>
+                </w:tcPr>
+                <w:p>
+                  <w:pPr>
+                    <w:spacing w:before="0" w:after="0"/>
+                  </w:pPr>
+                  <w:r/>
+                </w:p>
+                <w:tbl>
+                  <w:tblPr>
+                    <w:tblW w:type="auto" w:w="0"/>
+                    <w:tblLayout w:type="fixed"/>
+                    <w:tblLook w:firstColumn="1" w:firstRow="1" w:lastColumn="0" w:lastRow="0" w:noHBand="0" w:noVBand="1" w:val="04A0"/>
+                  </w:tblPr>
+                  <w:tblGrid>
+                    <w:gridCol w:w="198"/>
+                    <w:gridCol w:w="198"/>
+                  </w:tblGrid>
+                  <w:tr>
+                    <w:trPr>
+                      <w:trHeight w:val="198" w:hRule="exact"/>
+                    </w:trPr>
+                    <w:tc>
+                      <w:tcPr>
+                        <w:tcW w:type="dxa" w:w="198"/>
+                        <w:tcBorders>
+                          <w:top w:val="single" w:sz="12" w:space="0" w:color="000000"/>
+                          <w:left w:val="single" w:sz="12" w:space="0" w:color="000000"/>
+                          <w:bottom w:val="dashed" w:sz="6" w:space="0" w:color="808080"/>
+                          <w:right w:val="dashed" w:sz="6" w:space="0" w:color="808080"/>
+                        </w:tcBorders>
+                      </w:tcPr>
+                      <w:p>
+                        <w:pPr>
+                          <w:spacing w:before="0" w:after="0"/>
+                        </w:pPr>
+                        <w:r/>
+                        <w:r>
+                          <w:rPr>
+                            <w:rFonts w:ascii="宋体" w:hAnsi="宋体" w:eastAsia="宋体"/>
+                            <w:b w:val="0"/>
+                            <w:color w:val="1C1917"/>
+                            <w:sz w:val="12"/>
+                          </w:rPr>
+                          <w:t xml:space="preserve"> </w:t>
+                        </w:r>
+                      </w:p>
+                    </w:tc>
+                    <w:tc>
+                      <w:tcPr>
+                        <w:tcW w:type="dxa" w:w="198"/>
+                        <w:tcBorders>
+                          <w:top w:val="single" w:sz="12" w:space="0" w:color="000000"/>
+                          <w:left w:val="dashed" w:sz="6" w:space="0" w:color="808080"/>
+                          <w:bottom w:val="dashed" w:sz="6" w:space="0" w:color="808080"/>
+                          <w:right w:val="single" w:sz="12" w:space="0" w:color="000000"/>
+                        </w:tcBorders>
+                      </w:tcPr>
+                      <w:p>
+                        <w:pPr>
+                          <w:spacing w:before="0" w:after="0"/>
+                        </w:pPr>
+                        <w:r/>
+                        <w:r>
+                          <w:rPr>
+                            <w:rFonts w:ascii="宋体" w:hAnsi="宋体" w:eastAsia="宋体"/>
+                            <w:b w:val="0"/>
+                            <w:color w:val="1C1917"/>
+                            <w:sz w:val="12"/>
+                          </w:rPr>
+                          <w:t xml:space="preserve"> </w:t>
+                        </w:r>
+                      </w:p>
+                    </w:tc>
+                  </w:tr>
+                  <w:tr>
+                    <w:trPr>
+                      <w:trHeight w:val="198" w:hRule="exact"/>
+                    </w:trPr>
+                    <w:tc>
+                      <w:tcPr>
+                        <w:tcW w:type="dxa" w:w="198"/>
+                        <w:tcBorders>
+                          <w:top w:val="dashed" w:sz="6" w:space="0" w:color="808080"/>
+                          <w:left w:val="single" w:sz="12" w:space="0" w:color="000000"/>
+                          <w:bottom w:val="single" w:sz="12" w:space="0" w:color="000000"/>
+                          <w:right w:val="dashed" w:sz="6" w:space="0" w:color="808080"/>
+                        </w:tcBorders>
+                      </w:tcPr>
+                      <w:p>
+                        <w:pPr>
+                          <w:spacing w:before="0" w:after="0"/>
+                        </w:pPr>
+                        <w:r/>
+                        <w:r>
+                          <w:rPr>
+                            <w:rFonts w:ascii="宋体" w:hAnsi="宋体" w:eastAsia="宋体"/>
+                            <w:b w:val="0"/>
+                            <w:color w:val="1C1917"/>
+                            <w:sz w:val="12"/>
+                          </w:rPr>
+                          <w:t xml:space="preserve"> </w:t>
+                        </w:r>
+                      </w:p>
+                    </w:tc>
+                    <w:tc>
+                      <w:tcPr>
+                        <w:tcW w:type="dxa" w:w="198"/>
+                        <w:tcBorders>
+                          <w:top w:val="dashed" w:sz="6" w:space="0" w:color="808080"/>
+                          <w:left w:val="dashed" w:sz="6" w:space="0" w:color="808080"/>
+                          <w:bottom w:val="single" w:sz="12" w:space="0" w:color="000000"/>
+                          <w:right w:val="single" w:sz="12" w:space="0" w:color="000000"/>
+                        </w:tcBorders>
+                      </w:tcPr>
+                      <w:p>
+                        <w:pPr>
+                          <w:spacing w:before="0" w:after="0"/>
+                        </w:pPr>
+                        <w:r/>
+                        <w:r>
+                          <w:rPr>
+                            <w:rFonts w:ascii="宋体" w:hAnsi="宋体" w:eastAsia="宋体"/>
+                            <w:b w:val="0"/>
+                            <w:color w:val="1C1917"/>
+                            <w:sz w:val="12"/>
+                          </w:rPr>
+                          <w:t xml:space="preserve"> </w:t>
+                        </w:r>
+                      </w:p>
+                    </w:tc>
+                  </w:tr>
+                </w:tbl>
+                <w:p/>
+              </w:tc>
+              <w:tc>
+                <w:tcPr>
+                  <w:tcW w:type="dxa" w:w="397"/>
+                  <w:tcBorders/>
+                </w:tcPr>
+                <w:p>
+                  <w:pPr>
+                    <w:spacing w:before="0" w:after="0"/>
+                  </w:pPr>
+                  <w:r/>
+                </w:p>
+                <w:tbl>
+                  <w:tblPr>
+                    <w:tblW w:type="auto" w:w="0"/>
+                    <w:tblLayout w:type="fixed"/>
+                    <w:tblLook w:firstColumn="1" w:firstRow="1" w:lastColumn="0" w:lastRow="0" w:noHBand="0" w:noVBand="1" w:val="04A0"/>
+                  </w:tblPr>
+                  <w:tblGrid>
+                    <w:gridCol w:w="198"/>
+                    <w:gridCol w:w="198"/>
+                  </w:tblGrid>
+                  <w:tr>
+                    <w:trPr>
+                      <w:trHeight w:val="198" w:hRule="exact"/>
+                    </w:trPr>
+                    <w:tc>
+                      <w:tcPr>
+                        <w:tcW w:type="dxa" w:w="198"/>
+                        <w:tcBorders>
+                          <w:top w:val="single" w:sz="12" w:space="0" w:color="000000"/>
+                          <w:left w:val="single" w:sz="12" w:space="0" w:color="000000"/>
+                          <w:bottom w:val="dashed" w:sz="6" w:space="0" w:color="808080"/>
+                          <w:right w:val="dashed" w:sz="6" w:space="0" w:color="808080"/>
+                        </w:tcBorders>
+                      </w:tcPr>
+                      <w:p>
+                        <w:pPr>
+                          <w:spacing w:before="0" w:after="0"/>
+                        </w:pPr>
+                        <w:r/>
+                        <w:r>
+                          <w:rPr>
+                            <w:rFonts w:ascii="宋体" w:hAnsi="宋体" w:eastAsia="宋体"/>
+                            <w:b w:val="0"/>
+                            <w:color w:val="1C1917"/>
+                            <w:sz w:val="12"/>
+                          </w:rPr>
+                          <w:t xml:space="preserve"> </w:t>
+                        </w:r>
+                      </w:p>
+                    </w:tc>
+                    <w:tc>
+                      <w:tcPr>
+                        <w:tcW w:type="dxa" w:w="198"/>
+                        <w:tcBorders>
+                          <w:top w:val="single" w:sz="12" w:space="0" w:color="000000"/>
+                          <w:left w:val="dashed" w:sz="6" w:space="0" w:color="808080"/>
+                          <w:bottom w:val="dashed" w:sz="6" w:space="0" w:color="808080"/>
+                          <w:right w:val="single" w:sz="12" w:space="0" w:color="000000"/>
+                        </w:tcBorders>
+                      </w:tcPr>
+                      <w:p>
+                        <w:pPr>
+                          <w:spacing w:before="0" w:after="0"/>
+                        </w:pPr>
+                        <w:r/>
+                        <w:r>
+                          <w:rPr>
+                            <w:rFonts w:ascii="宋体" w:hAnsi="宋体" w:eastAsia="宋体"/>
+                            <w:b w:val="0"/>
+                            <w:color w:val="1C1917"/>
+                            <w:sz w:val="12"/>
+                          </w:rPr>
+                          <w:t xml:space="preserve"> </w:t>
+                        </w:r>
+                      </w:p>
+                    </w:tc>
+                  </w:tr>
+                  <w:tr>
+                    <w:trPr>
+                      <w:trHeight w:val="198" w:hRule="exact"/>
+                    </w:trPr>
+                    <w:tc>
+                      <w:tcPr>
+                        <w:tcW w:type="dxa" w:w="198"/>
+                        <w:tcBorders>
+                          <w:top w:val="dashed" w:sz="6" w:space="0" w:color="808080"/>
+                          <w:left w:val="single" w:sz="12" w:space="0" w:color="000000"/>
+                          <w:bottom w:val="single" w:sz="12" w:space="0" w:color="000000"/>
+                          <w:right w:val="dashed" w:sz="6" w:space="0" w:color="808080"/>
+                        </w:tcBorders>
+                      </w:tcPr>
+                      <w:p>
+                        <w:pPr>
+                          <w:spacing w:before="0" w:after="0"/>
+                        </w:pPr>
+                        <w:r/>
+                        <w:r>
+                          <w:rPr>
+                            <w:rFonts w:ascii="宋体" w:hAnsi="宋体" w:eastAsia="宋体"/>
+                            <w:b w:val="0"/>
+                            <w:color w:val="1C1917"/>
+                            <w:sz w:val="12"/>
+                          </w:rPr>
+                          <w:t xml:space="preserve"> </w:t>
+                        </w:r>
+                      </w:p>
+                    </w:tc>
+                    <w:tc>
+                      <w:tcPr>
+                        <w:tcW w:type="dxa" w:w="198"/>
+                        <w:tcBorders>
+                          <w:top w:val="dashed" w:sz="6" w:space="0" w:color="808080"/>
+                          <w:left w:val="dashed" w:sz="6" w:space="0" w:color="808080"/>
+                          <w:bottom w:val="single" w:sz="12" w:space="0" w:color="000000"/>
+                          <w:right w:val="single" w:sz="12" w:space="0" w:color="000000"/>
+                        </w:tcBorders>
+                      </w:tcPr>
+                      <w:p>
+                        <w:pPr>
+                          <w:spacing w:before="0" w:after="0"/>
+                        </w:pPr>
+                        <w:r/>
+                        <w:r>
+                          <w:rPr>
+                            <w:rFonts w:ascii="宋体" w:hAnsi="宋体" w:eastAsia="宋体"/>
+                            <w:b w:val="0"/>
+                            <w:color w:val="1C1917"/>
+                            <w:sz w:val="12"/>
+                          </w:rPr>
+                          <w:t xml:space="preserve"> </w:t>
+                        </w:r>
+                      </w:p>
+                    </w:tc>
+                  </w:tr>
+                </w:tbl>
+                <w:p/>
+              </w:tc>
+            </w:tr>
+          </w:tbl>
+          <w:p/>
+        </w:tc>
+        <w:tc>
+          <w:tcPr>
+            <w:tcW w:type="dxa" w:w="3708"/>
+            <w:vAlign w:val="center"/>
+            <w:tcBorders/>
+          </w:tcPr>
+          <w:p>
+            <w:pPr>
+              <w:spacing w:before="0" w:after="0"/>
+              <w:jc w:val="left"/>
+            </w:pPr>
+            <w:r/>
+            <w:r>
+              <w:rPr>
+                <w:rFonts w:ascii="宋体" w:hAnsi="宋体" w:eastAsia="宋体"/>
+                <w:b w:val="0"/>
+                <w:color w:val="1C1917"/>
+                <w:sz w:val="21"/>
+              </w:rPr>
+              <w:t>了所有的坚持都终有回报。</w:t>
             </w:r>
           </w:p>
         </w:tc>
@@ -232,332 +1827,12 @@
     </w:tbl>
     <w:p>
       <w:pPr>
-        <w:spacing w:before="0" w:after="60"/>
+        <w:spacing w:before="0" w:after="100"/>
       </w:pPr>
     </w:p>
     <w:p>
       <w:pPr>
-        <w:spacing w:before="0" w:after="20" w:line="276" w:lineRule="auto"/>
-      </w:pPr>
-      <w:r>
-        <w:rPr>
-          <w:rFonts w:ascii="宋体" w:hAnsi="宋体" w:eastAsia="宋体"/>
-          <w:b w:val="0"/>
-          <w:color w:val="1C1917"/>
-          <w:sz w:val="21"/>
-        </w:rPr>
-        <w:t>的那一刻，众人</w:t>
-      </w:r>
-    </w:p>
-    <w:p>
-      <w:pPr>
-        <w:spacing w:before="20" w:after="20" w:line="240" w:lineRule="auto"/>
-      </w:pPr>
-      <w:r>
-        <w:rPr>
-          <w:rFonts w:ascii="Times New Roman" w:hAnsi="Times New Roman" w:eastAsia="宋体"/>
-          <w:b w:val="0"/>
-          <w:color w:val="1C1917"/>
-          <w:sz w:val="20"/>
-        </w:rPr>
-        <w:t>zhù shì</w:t>
-      </w:r>
-    </w:p>
-    <w:tbl>
-      <w:tblPr>
-        <w:tblW w:type="auto" w:w="0"/>
-        <w:jc w:val="left"/>
-        <w:tblLayout w:type="fixed"/>
-        <w:tblLook w:firstColumn="1" w:firstRow="1" w:lastColumn="0" w:lastRow="0" w:noHBand="0" w:noVBand="1" w:val="04A0"/>
-      </w:tblPr>
-      <w:tblGrid>
-        <w:gridCol w:w="5103"/>
-        <w:gridCol w:w="5103"/>
-      </w:tblGrid>
-      <w:tr>
-        <w:trPr>
-          <w:trHeight w:val="464" w:hRule="atLeast"/>
-        </w:trPr>
-        <w:tc>
-          <w:tcPr>
-            <w:tcW w:type="dxa" w:w="465"/>
-            <w:tcBorders>
-              <w:top w:val="single" w:sz="12" w:space="0" w:color="000000"/>
-              <w:left w:val="single" w:sz="12" w:space="0" w:color="000000"/>
-              <w:bottom w:val="single" w:sz="12" w:space="0" w:color="000000"/>
-              <w:right w:val="single" w:sz="12" w:space="0" w:color="000000"/>
-            </w:tcBorders>
-          </w:tcPr>
-          <w:p>
-            <w:pPr>
-              <w:spacing w:before="0" w:after="0"/>
-            </w:pPr>
-            <w:r/>
-            <w:r>
-              <w:rPr>
-                <w:rFonts w:ascii="宋体" w:hAnsi="宋体" w:eastAsia="宋体"/>
-                <w:b w:val="0"/>
-                <w:color w:val="1C1917"/>
-                <w:sz w:val="28"/>
-              </w:rPr>
-              <w:t xml:space="preserve">　</w:t>
-            </w:r>
-          </w:p>
-        </w:tc>
-        <w:tc>
-          <w:tcPr>
-            <w:tcW w:type="dxa" w:w="465"/>
-            <w:tcBorders>
-              <w:top w:val="single" w:sz="12" w:space="0" w:color="000000"/>
-              <w:left w:val="single" w:sz="12" w:space="0" w:color="000000"/>
-              <w:bottom w:val="single" w:sz="12" w:space="0" w:color="000000"/>
-              <w:right w:val="single" w:sz="12" w:space="0" w:color="000000"/>
-            </w:tcBorders>
-          </w:tcPr>
-          <w:p>
-            <w:pPr>
-              <w:spacing w:before="0" w:after="0"/>
-            </w:pPr>
-            <w:r/>
-            <w:r>
-              <w:rPr>
-                <w:rFonts w:ascii="宋体" w:hAnsi="宋体" w:eastAsia="宋体"/>
-                <w:b w:val="0"/>
-                <w:color w:val="1C1917"/>
-                <w:sz w:val="28"/>
-              </w:rPr>
-              <w:t xml:space="preserve">　</w:t>
-            </w:r>
-          </w:p>
-        </w:tc>
-      </w:tr>
-    </w:tbl>
-    <w:p>
-      <w:pPr>
-        <w:spacing w:before="0" w:after="60"/>
-      </w:pPr>
-    </w:p>
-    <w:p>
-      <w:pPr>
-        <w:spacing w:before="0" w:after="20" w:line="276" w:lineRule="auto"/>
-      </w:pPr>
-      <w:r>
-        <w:rPr>
-          <w:rFonts w:ascii="宋体" w:hAnsi="宋体" w:eastAsia="宋体"/>
-          <w:b w:val="0"/>
-          <w:color w:val="1C1917"/>
-          <w:sz w:val="21"/>
-        </w:rPr>
-        <w:t>着他的双眼，过往的汗水</w:t>
-      </w:r>
-    </w:p>
-    <w:p>
-      <w:pPr>
-        <w:spacing w:before="20" w:after="20" w:line="240" w:lineRule="auto"/>
-      </w:pPr>
-      <w:r>
-        <w:rPr>
-          <w:rFonts w:ascii="Times New Roman" w:hAnsi="Times New Roman" w:eastAsia="宋体"/>
-          <w:b w:val="0"/>
-          <w:color w:val="1C1917"/>
-          <w:sz w:val="20"/>
-        </w:rPr>
-        <w:t>dí què</w:t>
-      </w:r>
-    </w:p>
-    <w:tbl>
-      <w:tblPr>
-        <w:tblW w:type="auto" w:w="0"/>
-        <w:jc w:val="left"/>
-        <w:tblLayout w:type="fixed"/>
-        <w:tblLook w:firstColumn="1" w:firstRow="1" w:lastColumn="0" w:lastRow="0" w:noHBand="0" w:noVBand="1" w:val="04A0"/>
-      </w:tblPr>
-      <w:tblGrid>
-        <w:gridCol w:w="5103"/>
-        <w:gridCol w:w="5103"/>
-      </w:tblGrid>
-      <w:tr>
-        <w:trPr>
-          <w:trHeight w:val="464" w:hRule="atLeast"/>
-        </w:trPr>
-        <w:tc>
-          <w:tcPr>
-            <w:tcW w:type="dxa" w:w="465"/>
-            <w:tcBorders>
-              <w:top w:val="single" w:sz="12" w:space="0" w:color="000000"/>
-              <w:left w:val="single" w:sz="12" w:space="0" w:color="000000"/>
-              <w:bottom w:val="single" w:sz="12" w:space="0" w:color="000000"/>
-              <w:right w:val="single" w:sz="12" w:space="0" w:color="000000"/>
-            </w:tcBorders>
-          </w:tcPr>
-          <w:p>
-            <w:pPr>
-              <w:spacing w:before="0" w:after="0"/>
-            </w:pPr>
-            <w:r/>
-            <w:r>
-              <w:rPr>
-                <w:rFonts w:ascii="宋体" w:hAnsi="宋体" w:eastAsia="宋体"/>
-                <w:b w:val="0"/>
-                <w:color w:val="1C1917"/>
-                <w:sz w:val="28"/>
-              </w:rPr>
-              <w:t xml:space="preserve">　</w:t>
-            </w:r>
-          </w:p>
-        </w:tc>
-        <w:tc>
-          <w:tcPr>
-            <w:tcW w:type="dxa" w:w="465"/>
-            <w:tcBorders>
-              <w:top w:val="single" w:sz="12" w:space="0" w:color="000000"/>
-              <w:left w:val="single" w:sz="12" w:space="0" w:color="000000"/>
-              <w:bottom w:val="single" w:sz="12" w:space="0" w:color="000000"/>
-              <w:right w:val="single" w:sz="12" w:space="0" w:color="000000"/>
-            </w:tcBorders>
-          </w:tcPr>
-          <w:p>
-            <w:pPr>
-              <w:spacing w:before="0" w:after="0"/>
-            </w:pPr>
-            <w:r/>
-            <w:r>
-              <w:rPr>
-                <w:rFonts w:ascii="宋体" w:hAnsi="宋体" w:eastAsia="宋体"/>
-                <w:b w:val="0"/>
-                <w:color w:val="1C1917"/>
-                <w:sz w:val="28"/>
-              </w:rPr>
-              <w:t xml:space="preserve">　</w:t>
-            </w:r>
-          </w:p>
-        </w:tc>
-      </w:tr>
-    </w:tbl>
-    <w:p>
-      <w:pPr>
-        <w:spacing w:before="0" w:after="60"/>
-      </w:pPr>
-    </w:p>
-    <w:p>
-      <w:pPr>
-        <w:spacing w:before="0" w:after="20" w:line="276" w:lineRule="auto"/>
-      </w:pPr>
-      <w:r>
-        <w:rPr>
-          <w:rFonts w:ascii="宋体" w:hAnsi="宋体" w:eastAsia="宋体"/>
-          <w:b w:val="0"/>
-          <w:color w:val="1C1917"/>
-          <w:sz w:val="21"/>
-        </w:rPr>
-        <w:t>没有白费，他最终用实力</w:t>
-      </w:r>
-    </w:p>
-    <w:p>
-      <w:pPr>
-        <w:spacing w:before="20" w:after="20" w:line="240" w:lineRule="auto"/>
-      </w:pPr>
-      <w:r>
-        <w:rPr>
-          <w:rFonts w:ascii="Times New Roman" w:hAnsi="Times New Roman" w:eastAsia="宋体"/>
-          <w:b w:val="0"/>
-          <w:color w:val="1C1917"/>
-          <w:sz w:val="20"/>
-        </w:rPr>
-        <w:t>zhèng míng</w:t>
-      </w:r>
-    </w:p>
-    <w:tbl>
-      <w:tblPr>
-        <w:tblW w:type="auto" w:w="0"/>
-        <w:jc w:val="left"/>
-        <w:tblLayout w:type="fixed"/>
-        <w:tblLook w:firstColumn="1" w:firstRow="1" w:lastColumn="0" w:lastRow="0" w:noHBand="0" w:noVBand="1" w:val="04A0"/>
-      </w:tblPr>
-      <w:tblGrid>
-        <w:gridCol w:w="5103"/>
-        <w:gridCol w:w="5103"/>
-      </w:tblGrid>
-      <w:tr>
-        <w:trPr>
-          <w:trHeight w:val="464" w:hRule="atLeast"/>
-        </w:trPr>
-        <w:tc>
-          <w:tcPr>
-            <w:tcW w:type="dxa" w:w="465"/>
-            <w:tcBorders>
-              <w:top w:val="single" w:sz="12" w:space="0" w:color="000000"/>
-              <w:left w:val="single" w:sz="12" w:space="0" w:color="000000"/>
-              <w:bottom w:val="single" w:sz="12" w:space="0" w:color="000000"/>
-              <w:right w:val="single" w:sz="12" w:space="0" w:color="000000"/>
-            </w:tcBorders>
-          </w:tcPr>
-          <w:p>
-            <w:pPr>
-              <w:spacing w:before="0" w:after="0"/>
-            </w:pPr>
-            <w:r/>
-            <w:r>
-              <w:rPr>
-                <w:rFonts w:ascii="宋体" w:hAnsi="宋体" w:eastAsia="宋体"/>
-                <w:b w:val="0"/>
-                <w:color w:val="1C1917"/>
-                <w:sz w:val="28"/>
-              </w:rPr>
-              <w:t xml:space="preserve">　</w:t>
-            </w:r>
-          </w:p>
-        </w:tc>
-        <w:tc>
-          <w:tcPr>
-            <w:tcW w:type="dxa" w:w="465"/>
-            <w:tcBorders>
-              <w:top w:val="single" w:sz="12" w:space="0" w:color="000000"/>
-              <w:left w:val="single" w:sz="12" w:space="0" w:color="000000"/>
-              <w:bottom w:val="single" w:sz="12" w:space="0" w:color="000000"/>
-              <w:right w:val="single" w:sz="12" w:space="0" w:color="000000"/>
-            </w:tcBorders>
-          </w:tcPr>
-          <w:p>
-            <w:pPr>
-              <w:spacing w:before="0" w:after="0"/>
-            </w:pPr>
-            <w:r/>
-            <w:r>
-              <w:rPr>
-                <w:rFonts w:ascii="宋体" w:hAnsi="宋体" w:eastAsia="宋体"/>
-                <w:b w:val="0"/>
-                <w:color w:val="1C1917"/>
-                <w:sz w:val="28"/>
-              </w:rPr>
-              <w:t xml:space="preserve">　</w:t>
-            </w:r>
-          </w:p>
-        </w:tc>
-      </w:tr>
-    </w:tbl>
-    <w:p>
-      <w:pPr>
-        <w:spacing w:before="0" w:after="60"/>
-      </w:pPr>
-    </w:p>
-    <w:p>
-      <w:pPr>
-        <w:spacing w:before="0" w:after="80" w:line="276" w:lineRule="auto"/>
-      </w:pPr>
-      <w:r>
-        <w:rPr>
-          <w:rFonts w:ascii="宋体" w:hAnsi="宋体" w:eastAsia="宋体"/>
-          <w:b w:val="0"/>
-          <w:color w:val="1C1917"/>
-          <w:sz w:val="21"/>
-        </w:rPr>
-        <w:t>了所有的坚持都终有回报。</w:t>
-      </w:r>
-    </w:p>
-    <w:p>
-      <w:pPr>
-        <w:spacing w:before="140" w:after="80" w:line="276" w:lineRule="auto"/>
+        <w:spacing w:before="160" w:after="80" w:line="276" w:lineRule="auto"/>
       </w:pPr>
       <w:r>
         <w:rPr>
@@ -571,7 +1846,7 @@
     </w:p>
     <w:p>
       <w:pPr>
-        <w:spacing w:before="0" w:after="60" w:line="276" w:lineRule="auto"/>
+        <w:spacing w:before="0" w:after="40" w:line="276" w:lineRule="auto"/>
       </w:pPr>
       <w:r>
         <w:rPr>
@@ -585,7 +1860,7 @@
     </w:p>
     <w:p>
       <w:pPr>
-        <w:spacing w:before="0" w:after="60" w:line="276" w:lineRule="auto"/>
+        <w:spacing w:before="0" w:after="40" w:line="276" w:lineRule="auto"/>
       </w:pPr>
       <w:r>
         <w:rPr>
@@ -599,7 +1874,7 @@
     </w:p>
     <w:p>
       <w:pPr>
-        <w:spacing w:before="140" w:after="80" w:line="276" w:lineRule="auto"/>
+        <w:spacing w:before="160" w:after="80" w:line="276" w:lineRule="auto"/>
       </w:pPr>
       <w:r>
         <w:rPr>
@@ -611,65 +1886,382 @@
         <w:t>三、选字组词。</w:t>
       </w:r>
     </w:p>
+    <w:tbl>
+      <w:tblPr>
+        <w:tblW w:type="auto" w:w="0"/>
+        <w:jc w:val="left"/>
+        <w:tblLayout w:type="fixed"/>
+        <w:tblLook w:firstColumn="1" w:firstRow="1" w:lastColumn="0" w:lastRow="0" w:noHBand="0" w:noVBand="1" w:val="04A0"/>
+      </w:tblPr>
+      <w:tblGrid>
+        <w:gridCol w:w="2494"/>
+        <w:gridCol w:w="2494"/>
+        <w:gridCol w:w="2494"/>
+        <w:gridCol w:w="2494"/>
+      </w:tblGrid>
+      <w:tr>
+        <w:tc>
+          <w:tcPr>
+            <w:tcW w:type="dxa" w:w="1361"/>
+            <w:vMerge w:val="restart"/>
+            <w:tcBorders>
+              <w:top w:val="single" w:sz="10" w:space="0" w:color="000000"/>
+              <w:left w:val="single" w:sz="10" w:space="0" w:color="000000"/>
+              <w:bottom w:val="single" w:sz="10" w:space="0" w:color="000000"/>
+              <w:right w:val="single" w:sz="10" w:space="0" w:color="000000"/>
+            </w:tcBorders>
+          </w:tcPr>
+          <w:p>
+            <w:pPr>
+              <w:spacing w:before="60" w:after="60"/>
+              <w:jc w:val="center"/>
+            </w:pPr>
+            <w:r/>
+            <w:r>
+              <w:rPr>
+                <w:rFonts w:ascii="宋体" w:hAnsi="宋体" w:eastAsia="宋体"/>
+                <w:b w:val="0"/>
+                <w:color w:val="1C1917"/>
+                <w:sz w:val="21"/>
+              </w:rPr>
+              <w:t>纲　冈</w:t>
+            </w:r>
+          </w:p>
+          <w:p>
+            <w:pPr>
+              <w:spacing w:before="60" w:after="60"/>
+              <w:jc w:val="center"/>
+            </w:pPr>
+            <w:r>
+              <w:rPr>
+                <w:rFonts w:ascii="宋体" w:hAnsi="宋体" w:eastAsia="宋体"/>
+                <w:b w:val="0"/>
+                <w:color w:val="1C1917"/>
+                <w:sz w:val="21"/>
+              </w:rPr>
+              <w:t>末　沫</w:t>
+            </w:r>
+          </w:p>
+          <w:p>
+            <w:pPr>
+              <w:spacing w:before="60" w:after="60"/>
+              <w:jc w:val="center"/>
+            </w:pPr>
+            <w:r>
+              <w:rPr>
+                <w:rFonts w:ascii="宋体" w:hAnsi="宋体" w:eastAsia="宋体"/>
+                <w:b w:val="0"/>
+                <w:color w:val="1C1917"/>
+                <w:sz w:val="21"/>
+              </w:rPr>
+              <w:t>即　既</w:t>
+            </w:r>
+          </w:p>
+          <w:p>
+            <w:pPr>
+              <w:spacing w:before="60" w:after="60"/>
+              <w:jc w:val="center"/>
+            </w:pPr>
+            <w:r>
+              <w:rPr>
+                <w:rFonts w:ascii="宋体" w:hAnsi="宋体" w:eastAsia="宋体"/>
+                <w:b w:val="0"/>
+                <w:color w:val="1C1917"/>
+                <w:sz w:val="21"/>
+              </w:rPr>
+              <w:t>具　俱</w:t>
+            </w:r>
+          </w:p>
+        </w:tc>
+        <w:tc>
+          <w:tcPr>
+            <w:tcW w:type="dxa" w:w="2665"/>
+            <w:tcBorders/>
+          </w:tcPr>
+          <w:p>
+            <w:pPr>
+              <w:spacing w:before="60" w:after="60"/>
+            </w:pPr>
+            <w:r/>
+            <w:r>
+              <w:rPr>
+                <w:rFonts w:ascii="宋体" w:hAnsi="宋体" w:eastAsia="宋体"/>
+                <w:b w:val="0"/>
+                <w:color w:val="1C1917"/>
+                <w:sz w:val="21"/>
+              </w:rPr>
+              <w:t>提（　　）</w:t>
+            </w:r>
+          </w:p>
+        </w:tc>
+        <w:tc>
+          <w:tcPr>
+            <w:tcW w:type="dxa" w:w="2665"/>
+            <w:tcBorders/>
+          </w:tcPr>
+          <w:p>
+            <w:pPr>
+              <w:spacing w:before="60" w:after="60"/>
+            </w:pPr>
+            <w:r/>
+            <w:r>
+              <w:rPr>
+                <w:rFonts w:ascii="宋体" w:hAnsi="宋体" w:eastAsia="宋体"/>
+                <w:b w:val="0"/>
+                <w:color w:val="1C1917"/>
+                <w:sz w:val="21"/>
+              </w:rPr>
+              <w:t>井（　　）山</w:t>
+            </w:r>
+          </w:p>
+        </w:tc>
+        <w:tc>
+          <w:tcPr>
+            <w:tcW w:type="dxa" w:w="2665"/>
+            <w:tcBorders/>
+          </w:tcPr>
+          <w:p>
+            <w:pPr>
+              <w:spacing w:before="60" w:after="60"/>
+            </w:pPr>
+            <w:r/>
+            <w:r>
+              <w:rPr>
+                <w:rFonts w:ascii="宋体" w:hAnsi="宋体" w:eastAsia="宋体"/>
+                <w:b w:val="0"/>
+                <w:color w:val="1C1917"/>
+                <w:sz w:val="21"/>
+              </w:rPr>
+              <w:t>（　　）要</w:t>
+            </w:r>
+          </w:p>
+        </w:tc>
+      </w:tr>
+      <w:tr>
+        <w:tc>
+          <w:tcPr>
+            <w:tcW w:type="dxa" w:w="2494"/>
+            <w:vMerge/>
+          </w:tcPr>
+          <w:p/>
+        </w:tc>
+        <w:tc>
+          <w:tcPr>
+            <w:tcW w:type="dxa" w:w="2665"/>
+            <w:tcBorders/>
+          </w:tcPr>
+          <w:p>
+            <w:pPr>
+              <w:spacing w:before="60" w:after="60"/>
+            </w:pPr>
+            <w:r/>
+            <w:r>
+              <w:rPr>
+                <w:rFonts w:ascii="宋体" w:hAnsi="宋体" w:eastAsia="宋体"/>
+                <w:b w:val="0"/>
+                <w:color w:val="1C1917"/>
+                <w:sz w:val="21"/>
+              </w:rPr>
+              <w:t>泡（　　）</w:t>
+            </w:r>
+          </w:p>
+        </w:tc>
+        <w:tc>
+          <w:tcPr>
+            <w:tcW w:type="dxa" w:w="2665"/>
+            <w:tcBorders/>
+          </w:tcPr>
+          <w:p>
+            <w:pPr>
+              <w:spacing w:before="60" w:after="60"/>
+            </w:pPr>
+            <w:r/>
+            <w:r>
+              <w:rPr>
+                <w:rFonts w:ascii="宋体" w:hAnsi="宋体" w:eastAsia="宋体"/>
+                <w:b w:val="0"/>
+                <w:color w:val="1C1917"/>
+                <w:sz w:val="21"/>
+              </w:rPr>
+              <w:t>（　　）尾</w:t>
+            </w:r>
+          </w:p>
+        </w:tc>
+        <w:tc>
+          <w:tcPr>
+            <w:tcW w:type="dxa" w:w="2665"/>
+            <w:tcBorders/>
+          </w:tcPr>
+          <w:p>
+            <w:pPr>
+              <w:spacing w:before="60" w:after="60"/>
+            </w:pPr>
+            <w:r/>
+            <w:r>
+              <w:rPr>
+                <w:rFonts w:ascii="宋体" w:hAnsi="宋体" w:eastAsia="宋体"/>
+                <w:b w:val="0"/>
+                <w:color w:val="1C1917"/>
+                <w:sz w:val="21"/>
+              </w:rPr>
+              <w:t>飞（　　）</w:t>
+            </w:r>
+          </w:p>
+        </w:tc>
+      </w:tr>
+      <w:tr>
+        <w:tc>
+          <w:tcPr>
+            <w:tcW w:type="dxa" w:w="2494"/>
+            <w:vMerge/>
+          </w:tcPr>
+          <w:p/>
+        </w:tc>
+        <w:tc>
+          <w:tcPr>
+            <w:tcW w:type="dxa" w:w="2665"/>
+            <w:tcBorders/>
+          </w:tcPr>
+          <w:p>
+            <w:pPr>
+              <w:spacing w:before="60" w:after="60"/>
+            </w:pPr>
+            <w:r/>
+            <w:r>
+              <w:rPr>
+                <w:rFonts w:ascii="宋体" w:hAnsi="宋体" w:eastAsia="宋体"/>
+                <w:b w:val="0"/>
+                <w:color w:val="1C1917"/>
+                <w:sz w:val="21"/>
+              </w:rPr>
+              <w:t>（　　）使</w:t>
+            </w:r>
+          </w:p>
+        </w:tc>
+        <w:tc>
+          <w:tcPr>
+            <w:tcW w:type="dxa" w:w="2665"/>
+            <w:tcBorders/>
+          </w:tcPr>
+          <w:p>
+            <w:pPr>
+              <w:spacing w:before="60" w:after="60"/>
+            </w:pPr>
+            <w:r/>
+            <w:r>
+              <w:rPr>
+                <w:rFonts w:ascii="宋体" w:hAnsi="宋体" w:eastAsia="宋体"/>
+                <w:b w:val="0"/>
+                <w:color w:val="1C1917"/>
+                <w:sz w:val="21"/>
+              </w:rPr>
+              <w:t>（　　）然</w:t>
+            </w:r>
+          </w:p>
+        </w:tc>
+        <w:tc>
+          <w:tcPr>
+            <w:tcW w:type="dxa" w:w="2665"/>
+            <w:tcBorders/>
+          </w:tcPr>
+          <w:p>
+            <w:pPr>
+              <w:spacing w:before="60" w:after="60"/>
+            </w:pPr>
+            <w:r/>
+            <w:r>
+              <w:rPr>
+                <w:rFonts w:ascii="宋体" w:hAnsi="宋体" w:eastAsia="宋体"/>
+                <w:b w:val="0"/>
+                <w:color w:val="1C1917"/>
+                <w:sz w:val="21"/>
+              </w:rPr>
+              <w:t>立（　　）</w:t>
+            </w:r>
+          </w:p>
+        </w:tc>
+      </w:tr>
+      <w:tr>
+        <w:tc>
+          <w:tcPr>
+            <w:tcW w:type="dxa" w:w="2494"/>
+            <w:vMerge/>
+          </w:tcPr>
+          <w:p/>
+        </w:tc>
+        <w:tc>
+          <w:tcPr>
+            <w:tcW w:type="dxa" w:w="2665"/>
+            <w:tcBorders/>
+          </w:tcPr>
+          <w:p>
+            <w:pPr>
+              <w:spacing w:before="60" w:after="60"/>
+            </w:pPr>
+            <w:r/>
+            <w:r>
+              <w:rPr>
+                <w:rFonts w:ascii="宋体" w:hAnsi="宋体" w:eastAsia="宋体"/>
+                <w:b w:val="0"/>
+                <w:color w:val="1C1917"/>
+                <w:sz w:val="21"/>
+              </w:rPr>
+              <w:t>（　　）体</w:t>
+            </w:r>
+          </w:p>
+        </w:tc>
+        <w:tc>
+          <w:tcPr>
+            <w:tcW w:type="dxa" w:w="2665"/>
+            <w:tcBorders/>
+          </w:tcPr>
+          <w:p>
+            <w:pPr>
+              <w:spacing w:before="60" w:after="60"/>
+            </w:pPr>
+            <w:r/>
+            <w:r>
+              <w:rPr>
+                <w:rFonts w:ascii="宋体" w:hAnsi="宋体" w:eastAsia="宋体"/>
+                <w:b w:val="0"/>
+                <w:color w:val="1C1917"/>
+                <w:sz w:val="21"/>
+              </w:rPr>
+              <w:t>（　　）乐部</w:t>
+            </w:r>
+          </w:p>
+        </w:tc>
+        <w:tc>
+          <w:tcPr>
+            <w:tcW w:type="dxa" w:w="2665"/>
+            <w:tcBorders/>
+          </w:tcPr>
+          <w:p>
+            <w:pPr>
+              <w:spacing w:before="60" w:after="60"/>
+            </w:pPr>
+            <w:r/>
+            <w:r>
+              <w:rPr>
+                <w:rFonts w:ascii="宋体" w:hAnsi="宋体" w:eastAsia="宋体"/>
+                <w:b w:val="0"/>
+                <w:color w:val="1C1917"/>
+                <w:sz w:val="21"/>
+              </w:rPr>
+              <w:t>万事（　　）备</w:t>
+            </w:r>
+          </w:p>
+        </w:tc>
+      </w:tr>
+    </w:tbl>
     <w:p>
       <w:pPr>
-        <w:spacing w:before="0" w:after="60" w:line="276" w:lineRule="auto"/>
+        <w:spacing w:before="0" w:after="120"/>
       </w:pPr>
-      <w:r>
-        <w:rPr>
-          <w:rFonts w:ascii="宋体" w:hAnsi="宋体" w:eastAsia="宋体"/>
-          <w:b w:val="0"/>
-          <w:color w:val="1C1917"/>
-          <w:sz w:val="21"/>
-        </w:rPr>
-        <w:t>纲　冈　　提（　　）　　井（　　）山　　（　　）要</w:t>
-      </w:r>
     </w:p>
     <w:p>
       <w:pPr>
-        <w:spacing w:before="0" w:after="60" w:line="276" w:lineRule="auto"/>
-      </w:pPr>
-      <w:r>
-        <w:rPr>
-          <w:rFonts w:ascii="宋体" w:hAnsi="宋体" w:eastAsia="宋体"/>
-          <w:b w:val="0"/>
-          <w:color w:val="1C1917"/>
-          <w:sz w:val="21"/>
-        </w:rPr>
-        <w:t>末　沫　　泡（　　）　　（　　）尾　　飞（　　）</w:t>
-      </w:r>
-    </w:p>
-    <w:p>
-      <w:pPr>
-        <w:spacing w:before="0" w:after="60" w:line="276" w:lineRule="auto"/>
-      </w:pPr>
-      <w:r>
-        <w:rPr>
-          <w:rFonts w:ascii="宋体" w:hAnsi="宋体" w:eastAsia="宋体"/>
-          <w:b w:val="0"/>
-          <w:color w:val="1C1917"/>
-          <w:sz w:val="21"/>
-        </w:rPr>
-        <w:t>即　既　　（　　）使　　（　　）然　　立（　　）</w:t>
-      </w:r>
-    </w:p>
-    <w:p>
-      <w:pPr>
-        <w:spacing w:before="0" w:after="60" w:line="276" w:lineRule="auto"/>
-      </w:pPr>
-      <w:r>
-        <w:rPr>
-          <w:rFonts w:ascii="宋体" w:hAnsi="宋体" w:eastAsia="宋体"/>
-          <w:b w:val="0"/>
-          <w:color w:val="1C1917"/>
-          <w:sz w:val="21"/>
-        </w:rPr>
-        <w:t>具　俱　　（　　）体　　（　　）乐部　　万事（　　）备</w:t>
-      </w:r>
-    </w:p>
-    <w:p>
-      <w:pPr>
-        <w:spacing w:before="140" w:after="80" w:line="276" w:lineRule="auto"/>
+        <w:spacing w:before="160" w:after="80" w:line="276" w:lineRule="auto"/>
       </w:pPr>
       <w:r>
         <w:rPr>
@@ -683,7 +2275,7 @@
     </w:p>
     <w:p>
       <w:pPr>
-        <w:spacing w:before="0" w:after="60" w:line="276" w:lineRule="auto"/>
+        <w:spacing w:before="0" w:after="40" w:line="276" w:lineRule="auto"/>
       </w:pPr>
       <w:r>
         <w:rPr>
@@ -697,7 +2289,7 @@
     </w:p>
     <w:p>
       <w:pPr>
-        <w:spacing w:before="0" w:after="60" w:line="276" w:lineRule="auto"/>
+        <w:spacing w:before="0" w:after="40" w:line="276" w:lineRule="auto"/>
       </w:pPr>
       <w:r>
         <w:rPr>
@@ -711,7 +2303,7 @@
     </w:p>
     <w:p>
       <w:pPr>
-        <w:spacing w:before="0" w:after="60" w:line="276" w:lineRule="auto"/>
+        <w:spacing w:before="0" w:after="40" w:line="276" w:lineRule="auto"/>
       </w:pPr>
       <w:r>
         <w:rPr>
@@ -773,7 +2365,7 @@
     </w:p>
     <w:p>
       <w:pPr>
-        <w:spacing w:before="0" w:after="60" w:line="276" w:lineRule="auto"/>
+        <w:spacing w:before="0" w:after="40" w:line="276" w:lineRule="auto"/>
       </w:pPr>
       <w:r>
         <w:rPr>
@@ -787,7 +2379,7 @@
     </w:p>
     <w:p>
       <w:pPr>
-        <w:spacing w:before="0" w:after="60" w:line="276" w:lineRule="auto"/>
+        <w:spacing w:before="0" w:after="40" w:line="276" w:lineRule="auto"/>
       </w:pPr>
       <w:r>
         <w:rPr>
@@ -801,7 +2393,7 @@
     </w:p>
     <w:p>
       <w:pPr>
-        <w:spacing w:before="0" w:after="60" w:line="276" w:lineRule="auto"/>
+        <w:spacing w:before="0" w:after="40" w:line="276" w:lineRule="auto"/>
       </w:pPr>
       <w:r>
         <w:rPr>
@@ -843,7 +2435,7 @@
     </w:p>
     <w:p>
       <w:pPr>
-        <w:spacing w:before="140" w:after="80" w:line="276" w:lineRule="auto"/>
+        <w:spacing w:before="160" w:after="80" w:line="276" w:lineRule="auto"/>
       </w:pPr>
       <w:r>
         <w:rPr>
@@ -857,7 +2449,7 @@
     </w:p>
     <w:p>
       <w:pPr>
-        <w:spacing w:before="0" w:after="60" w:line="276" w:lineRule="auto"/>
+        <w:spacing w:before="0" w:after="40" w:line="276" w:lineRule="auto"/>
       </w:pPr>
       <w:r>
         <w:rPr>
@@ -871,7 +2463,7 @@
     </w:p>
     <w:p>
       <w:pPr>
-        <w:spacing w:before="140" w:after="80" w:line="276" w:lineRule="auto"/>
+        <w:spacing w:before="160" w:after="80" w:line="276" w:lineRule="auto"/>
       </w:pPr>
       <w:r>
         <w:rPr>
@@ -885,7 +2477,7 @@
     </w:p>
     <w:p>
       <w:pPr>
-        <w:spacing w:before="0" w:after="60" w:line="276" w:lineRule="auto"/>
+        <w:spacing w:before="0" w:after="40" w:line="276" w:lineRule="auto"/>
       </w:pPr>
       <w:r>
         <w:rPr>
@@ -929,7 +2521,7 @@
     </w:p>
     <w:p>
       <w:pPr>
-        <w:spacing w:before="0" w:after="60" w:line="276" w:lineRule="auto"/>
+        <w:spacing w:before="0" w:after="40" w:line="276" w:lineRule="auto"/>
       </w:pPr>
       <w:r>
         <w:rPr>
@@ -963,7 +2555,7 @@
     </w:p>
     <w:p>
       <w:pPr>
-        <w:spacing w:before="0" w:after="60" w:line="276" w:lineRule="auto"/>
+        <w:spacing w:before="0" w:after="40" w:line="276" w:lineRule="auto"/>
       </w:pPr>
       <w:r>
         <w:rPr>
@@ -977,7 +2569,7 @@
     </w:p>
     <w:p>
       <w:pPr>
-        <w:spacing w:before="0" w:after="60" w:line="276" w:lineRule="auto"/>
+        <w:spacing w:before="0" w:after="40" w:line="276" w:lineRule="auto"/>
       </w:pPr>
       <w:r>
         <w:rPr>
@@ -991,7 +2583,7 @@
     </w:p>
     <w:p>
       <w:pPr>
-        <w:spacing w:before="0" w:after="60" w:line="276" w:lineRule="auto"/>
+        <w:spacing w:before="0" w:after="40" w:line="276" w:lineRule="auto"/>
       </w:pPr>
       <w:r>
         <w:rPr>
@@ -1005,7 +2597,7 @@
     </w:p>
     <w:p>
       <w:pPr>
-        <w:spacing w:before="0" w:after="60" w:line="276" w:lineRule="auto"/>
+        <w:spacing w:before="0" w:after="40" w:line="276" w:lineRule="auto"/>
       </w:pPr>
       <w:r>
         <w:rPr>
@@ -1019,7 +2611,7 @@
     </w:p>
     <w:p>
       <w:pPr>
-        <w:spacing w:before="0" w:after="60" w:line="276" w:lineRule="auto"/>
+        <w:spacing w:before="0" w:after="40" w:line="276" w:lineRule="auto"/>
       </w:pPr>
       <w:r>
         <w:rPr>
@@ -1033,7 +2625,7 @@
     </w:p>
     <w:p>
       <w:pPr>
-        <w:spacing w:before="0" w:after="60" w:line="276" w:lineRule="auto"/>
+        <w:spacing w:before="0" w:after="40" w:line="276" w:lineRule="auto"/>
       </w:pPr>
       <w:r>
         <w:rPr>
@@ -1047,7 +2639,7 @@
     </w:p>
     <w:p>
       <w:pPr>
-        <w:spacing w:before="0" w:after="60" w:line="276" w:lineRule="auto"/>
+        <w:spacing w:before="0" w:after="40" w:line="276" w:lineRule="auto"/>
       </w:pPr>
       <w:r>
         <w:rPr>
@@ -1061,7 +2653,7 @@
     </w:p>
     <w:p>
       <w:pPr>
-        <w:spacing w:before="120" w:after="60" w:line="276" w:lineRule="auto"/>
+        <w:spacing w:before="120" w:after="40" w:line="276" w:lineRule="auto"/>
       </w:pPr>
       <w:r>
         <w:rPr>
@@ -1170,7 +2762,7 @@
     </w:p>
     <w:p>
       <w:pPr>
-        <w:spacing w:before="0" w:after="60" w:line="276" w:lineRule="auto"/>
+        <w:spacing w:before="0" w:after="40" w:line="276" w:lineRule="auto"/>
       </w:pPr>
       <w:r>
         <w:rPr>
@@ -1184,7 +2776,7 @@
     </w:p>
     <w:p>
       <w:pPr>
-        <w:spacing w:before="0" w:after="60" w:line="276" w:lineRule="auto"/>
+        <w:spacing w:before="0" w:after="40" w:line="276" w:lineRule="auto"/>
       </w:pPr>
       <w:r>
         <w:rPr>
@@ -1198,7 +2790,7 @@
     </w:p>
     <w:p>
       <w:pPr>
-        <w:spacing w:before="0" w:after="60" w:line="276" w:lineRule="auto"/>
+        <w:spacing w:before="0" w:after="40" w:line="276" w:lineRule="auto"/>
       </w:pPr>
       <w:r>
         <w:rPr>
@@ -1212,7 +2804,7 @@
     </w:p>
     <w:p>
       <w:pPr>
-        <w:spacing w:before="0" w:after="60" w:line="276" w:lineRule="auto"/>
+        <w:spacing w:before="0" w:after="40" w:line="276" w:lineRule="auto"/>
       </w:pPr>
       <w:r>
         <w:rPr>
@@ -1226,7 +2818,7 @@
     </w:p>
     <w:p>
       <w:pPr>
-        <w:spacing w:before="0" w:after="60" w:line="276" w:lineRule="auto"/>
+        <w:spacing w:before="0" w:after="40" w:line="276" w:lineRule="auto"/>
       </w:pPr>
       <w:r>
         <w:rPr>
@@ -1240,7 +2832,7 @@
     </w:p>
     <w:p>
       <w:pPr>
-        <w:spacing w:before="0" w:after="60" w:line="276" w:lineRule="auto"/>
+        <w:spacing w:before="0" w:after="40" w:line="276" w:lineRule="auto"/>
       </w:pPr>
       <w:r>
         <w:rPr>
@@ -1254,7 +2846,7 @@
     </w:p>
     <w:p>
       <w:pPr>
-        <w:spacing w:before="0" w:after="60" w:line="276" w:lineRule="auto"/>
+        <w:spacing w:before="0" w:after="40" w:line="276" w:lineRule="auto"/>
       </w:pPr>
       <w:r>
         <w:rPr>
@@ -1296,7 +2888,7 @@
     </w:p>
     <w:p>
       <w:pPr>
-        <w:spacing w:before="0" w:after="60" w:line="276" w:lineRule="auto"/>
+        <w:spacing w:before="0" w:after="40" w:line="276" w:lineRule="auto"/>
       </w:pPr>
       <w:r>
         <w:rPr>
@@ -1310,7 +2902,7 @@
     </w:p>
     <w:p>
       <w:pPr>
-        <w:spacing w:before="0" w:after="60" w:line="276" w:lineRule="auto"/>
+        <w:spacing w:before="0" w:after="40" w:line="276" w:lineRule="auto"/>
       </w:pPr>
       <w:r>
         <w:rPr>
@@ -1324,7 +2916,7 @@
     </w:p>
     <w:p>
       <w:pPr>
-        <w:spacing w:before="0" w:after="60" w:line="276" w:lineRule="auto"/>
+        <w:spacing w:before="0" w:after="40" w:line="276" w:lineRule="auto"/>
       </w:pPr>
       <w:r>
         <w:rPr>
@@ -1338,7 +2930,7 @@
     </w:p>
     <w:p>
       <w:pPr>
-        <w:spacing w:before="140" w:after="80" w:line="276" w:lineRule="auto"/>
+        <w:spacing w:before="160" w:after="80" w:line="276" w:lineRule="auto"/>
       </w:pPr>
       <w:r>
         <w:rPr>
@@ -1352,7 +2944,7 @@
     </w:p>
     <w:p>
       <w:pPr>
-        <w:spacing w:before="0" w:after="60" w:line="276" w:lineRule="auto"/>
+        <w:spacing w:before="0" w:after="40" w:line="276" w:lineRule="auto"/>
       </w:pPr>
       <w:r>
         <w:rPr>
@@ -1493,7 +3085,7 @@
     </w:p>
     <w:sectPr>
       <w:pgSz w:w="11906" w:h="16838"/>
-      <w:pgMar w:top="680" w:right="850" w:bottom="680" w:left="850" w:header="720" w:footer="720" w:gutter="0"/>
+      <w:pgMar w:top="737" w:right="964" w:bottom="737" w:left="964" w:header="720" w:footer="720" w:gutter="0"/>
       <w:cols w:space="720"/>
       <w:docGrid w:linePitch="360"/>
     </w:sectPr>

--- a/printables/full/u02-full.docx
+++ b/printables/full/u02-full.docx
@@ -70,7 +70,7 @@
       </w:tblGrid>
       <w:tr>
         <w:trPr>
-          <w:trHeight w:val="612" w:hRule="atLeast"/>
+          <w:trHeight w:val="708" w:hRule="atLeast"/>
         </w:trPr>
         <w:tc>
           <w:tcPr>
@@ -97,13 +97,13 @@
         </w:tc>
         <w:tc>
           <w:tcPr>
-            <w:tcW w:type="dxa" w:w="907"/>
+            <w:tcW w:type="dxa" w:w="1049"/>
             <w:vAlign w:val="center"/>
             <w:tcBorders/>
           </w:tcPr>
           <w:p>
             <w:pPr>
-              <w:spacing w:before="0" w:after="0"/>
+              <w:spacing w:before="0" w:after="20"/>
               <w:jc w:val="center"/>
             </w:pPr>
             <w:r/>
@@ -120,292 +120,119 @@
           <w:tbl>
             <w:tblPr>
               <w:tblW w:type="auto" w:w="0"/>
+              <w:jc w:val="center"/>
               <w:tblLayout w:type="fixed"/>
               <w:tblLook w:firstColumn="1" w:firstRow="1" w:lastColumn="0" w:lastRow="0" w:noHBand="0" w:noVBand="1" w:val="04A0"/>
+              <w:tblBorders>
+                <w:top w:val="nil"/>
+                <w:left w:val="nil"/>
+                <w:bottom w:val="nil"/>
+                <w:right w:val="nil"/>
+                <w:insideH w:val="nil"/>
+                <w:insideV w:val="nil"/>
+              </w:tblBorders>
             </w:tblPr>
             <w:tblGrid>
-              <w:gridCol w:w="453"/>
-              <w:gridCol w:w="453"/>
+              <w:gridCol w:w="524"/>
+              <w:gridCol w:w="524"/>
             </w:tblGrid>
             <w:tr>
               <w:trPr>
-                <w:trHeight w:val="396" w:hRule="exact"/>
+                <w:trHeight w:val="442" w:hRule="atLeast"/>
               </w:trPr>
               <w:tc>
                 <w:tcPr>
-                  <w:tcW w:type="dxa" w:w="397"/>
+                  <w:tcW w:type="dxa" w:w="425"/>
                   <w:tcBorders/>
                 </w:tcPr>
                 <w:p>
                   <w:pPr>
-                    <w:spacing w:before="0" w:after="0"/>
+                    <w:spacing w:before="0" w:after="0" w:line="240" w:lineRule="auto"/>
+                    <w:jc w:val="center"/>
                   </w:pPr>
                   <w:r/>
+                  <w:r>
+                    <w:drawing>
+                      <wp:inline xmlns:a="http://schemas.openxmlformats.org/drawingml/2006/main" xmlns:pic="http://schemas.openxmlformats.org/drawingml/2006/picture">
+                        <wp:extent cx="251999" cy="251999"/>
+                        <wp:docPr id="1" name="Picture 1"/>
+                        <wp:cNvGraphicFramePr>
+                          <a:graphicFrameLocks noChangeAspect="1"/>
+                        </wp:cNvGraphicFramePr>
+                        <a:graphic>
+                          <a:graphicData uri="http://schemas.openxmlformats.org/drawingml/2006/picture">
+                            <pic:pic>
+                              <pic:nvPicPr>
+                                <pic:cNvPr id="0" name="tianzige-140.png"/>
+                                <pic:cNvPicPr/>
+                              </pic:nvPicPr>
+                              <pic:blipFill>
+                                <a:blip r:embed="rId9"/>
+                                <a:stretch>
+                                  <a:fillRect/>
+                                </a:stretch>
+                              </pic:blipFill>
+                              <pic:spPr>
+                                <a:xfrm>
+                                  <a:off x="0" y="0"/>
+                                  <a:ext cx="251999" cy="251999"/>
+                                </a:xfrm>
+                                <a:prstGeom prst="rect"/>
+                              </pic:spPr>
+                            </pic:pic>
+                          </a:graphicData>
+                        </a:graphic>
+                      </wp:inline>
+                    </w:drawing>
+                  </w:r>
                 </w:p>
-                <w:tbl>
-                  <w:tblPr>
-                    <w:tblW w:type="auto" w:w="0"/>
-                    <w:tblLayout w:type="fixed"/>
-                    <w:tblLook w:firstColumn="1" w:firstRow="1" w:lastColumn="0" w:lastRow="0" w:noHBand="0" w:noVBand="1" w:val="04A0"/>
-                  </w:tblPr>
-                  <w:tblGrid>
-                    <w:gridCol w:w="198"/>
-                    <w:gridCol w:w="198"/>
-                  </w:tblGrid>
-                  <w:tr>
-                    <w:trPr>
-                      <w:trHeight w:val="198" w:hRule="exact"/>
-                    </w:trPr>
-                    <w:tc>
-                      <w:tcPr>
-                        <w:tcW w:type="dxa" w:w="198"/>
-                        <w:tcBorders>
-                          <w:top w:val="single" w:sz="12" w:space="0" w:color="000000"/>
-                          <w:left w:val="single" w:sz="12" w:space="0" w:color="000000"/>
-                          <w:bottom w:val="dashed" w:sz="6" w:space="0" w:color="808080"/>
-                          <w:right w:val="dashed" w:sz="6" w:space="0" w:color="808080"/>
-                        </w:tcBorders>
-                      </w:tcPr>
-                      <w:p>
-                        <w:pPr>
-                          <w:spacing w:before="0" w:after="0"/>
-                        </w:pPr>
-                        <w:r/>
-                        <w:r>
-                          <w:rPr>
-                            <w:rFonts w:ascii="宋体" w:hAnsi="宋体" w:eastAsia="宋体"/>
-                            <w:b w:val="0"/>
-                            <w:color w:val="1C1917"/>
-                            <w:sz w:val="12"/>
-                          </w:rPr>
-                          <w:t xml:space="preserve"> </w:t>
-                        </w:r>
-                      </w:p>
-                    </w:tc>
-                    <w:tc>
-                      <w:tcPr>
-                        <w:tcW w:type="dxa" w:w="198"/>
-                        <w:tcBorders>
-                          <w:top w:val="single" w:sz="12" w:space="0" w:color="000000"/>
-                          <w:left w:val="dashed" w:sz="6" w:space="0" w:color="808080"/>
-                          <w:bottom w:val="dashed" w:sz="6" w:space="0" w:color="808080"/>
-                          <w:right w:val="single" w:sz="12" w:space="0" w:color="000000"/>
-                        </w:tcBorders>
-                      </w:tcPr>
-                      <w:p>
-                        <w:pPr>
-                          <w:spacing w:before="0" w:after="0"/>
-                        </w:pPr>
-                        <w:r/>
-                        <w:r>
-                          <w:rPr>
-                            <w:rFonts w:ascii="宋体" w:hAnsi="宋体" w:eastAsia="宋体"/>
-                            <w:b w:val="0"/>
-                            <w:color w:val="1C1917"/>
-                            <w:sz w:val="12"/>
-                          </w:rPr>
-                          <w:t xml:space="preserve"> </w:t>
-                        </w:r>
-                      </w:p>
-                    </w:tc>
-                  </w:tr>
-                  <w:tr>
-                    <w:trPr>
-                      <w:trHeight w:val="198" w:hRule="exact"/>
-                    </w:trPr>
-                    <w:tc>
-                      <w:tcPr>
-                        <w:tcW w:type="dxa" w:w="198"/>
-                        <w:tcBorders>
-                          <w:top w:val="dashed" w:sz="6" w:space="0" w:color="808080"/>
-                          <w:left w:val="single" w:sz="12" w:space="0" w:color="000000"/>
-                          <w:bottom w:val="single" w:sz="12" w:space="0" w:color="000000"/>
-                          <w:right w:val="dashed" w:sz="6" w:space="0" w:color="808080"/>
-                        </w:tcBorders>
-                      </w:tcPr>
-                      <w:p>
-                        <w:pPr>
-                          <w:spacing w:before="0" w:after="0"/>
-                        </w:pPr>
-                        <w:r/>
-                        <w:r>
-                          <w:rPr>
-                            <w:rFonts w:ascii="宋体" w:hAnsi="宋体" w:eastAsia="宋体"/>
-                            <w:b w:val="0"/>
-                            <w:color w:val="1C1917"/>
-                            <w:sz w:val="12"/>
-                          </w:rPr>
-                          <w:t xml:space="preserve"> </w:t>
-                        </w:r>
-                      </w:p>
-                    </w:tc>
-                    <w:tc>
-                      <w:tcPr>
-                        <w:tcW w:type="dxa" w:w="198"/>
-                        <w:tcBorders>
-                          <w:top w:val="dashed" w:sz="6" w:space="0" w:color="808080"/>
-                          <w:left w:val="dashed" w:sz="6" w:space="0" w:color="808080"/>
-                          <w:bottom w:val="single" w:sz="12" w:space="0" w:color="000000"/>
-                          <w:right w:val="single" w:sz="12" w:space="0" w:color="000000"/>
-                        </w:tcBorders>
-                      </w:tcPr>
-                      <w:p>
-                        <w:pPr>
-                          <w:spacing w:before="0" w:after="0"/>
-                        </w:pPr>
-                        <w:r/>
-                        <w:r>
-                          <w:rPr>
-                            <w:rFonts w:ascii="宋体" w:hAnsi="宋体" w:eastAsia="宋体"/>
-                            <w:b w:val="0"/>
-                            <w:color w:val="1C1917"/>
-                            <w:sz w:val="12"/>
-                          </w:rPr>
-                          <w:t xml:space="preserve"> </w:t>
-                        </w:r>
-                      </w:p>
-                    </w:tc>
-                  </w:tr>
-                </w:tbl>
-                <w:p/>
               </w:tc>
               <w:tc>
                 <w:tcPr>
-                  <w:tcW w:type="dxa" w:w="397"/>
+                  <w:tcW w:type="dxa" w:w="425"/>
                   <w:tcBorders/>
                 </w:tcPr>
                 <w:p>
                   <w:pPr>
-                    <w:spacing w:before="0" w:after="0"/>
+                    <w:spacing w:before="0" w:after="0" w:line="240" w:lineRule="auto"/>
+                    <w:jc w:val="center"/>
                   </w:pPr>
                   <w:r/>
+                  <w:r>
+                    <w:drawing>
+                      <wp:inline xmlns:a="http://schemas.openxmlformats.org/drawingml/2006/main" xmlns:pic="http://schemas.openxmlformats.org/drawingml/2006/picture">
+                        <wp:extent cx="251999" cy="251999"/>
+                        <wp:docPr id="2" name="Picture 2"/>
+                        <wp:cNvGraphicFramePr>
+                          <a:graphicFrameLocks noChangeAspect="1"/>
+                        </wp:cNvGraphicFramePr>
+                        <a:graphic>
+                          <a:graphicData uri="http://schemas.openxmlformats.org/drawingml/2006/picture">
+                            <pic:pic>
+                              <pic:nvPicPr>
+                                <pic:cNvPr id="0" name="tianzige-140.png"/>
+                                <pic:cNvPicPr/>
+                              </pic:nvPicPr>
+                              <pic:blipFill>
+                                <a:blip r:embed="rId9"/>
+                                <a:stretch>
+                                  <a:fillRect/>
+                                </a:stretch>
+                              </pic:blipFill>
+                              <pic:spPr>
+                                <a:xfrm>
+                                  <a:off x="0" y="0"/>
+                                  <a:ext cx="251999" cy="251999"/>
+                                </a:xfrm>
+                                <a:prstGeom prst="rect"/>
+                              </pic:spPr>
+                            </pic:pic>
+                          </a:graphicData>
+                        </a:graphic>
+                      </wp:inline>
+                    </w:drawing>
+                  </w:r>
                 </w:p>
-                <w:tbl>
-                  <w:tblPr>
-                    <w:tblW w:type="auto" w:w="0"/>
-                    <w:tblLayout w:type="fixed"/>
-                    <w:tblLook w:firstColumn="1" w:firstRow="1" w:lastColumn="0" w:lastRow="0" w:noHBand="0" w:noVBand="1" w:val="04A0"/>
-                  </w:tblPr>
-                  <w:tblGrid>
-                    <w:gridCol w:w="198"/>
-                    <w:gridCol w:w="198"/>
-                  </w:tblGrid>
-                  <w:tr>
-                    <w:trPr>
-                      <w:trHeight w:val="198" w:hRule="exact"/>
-                    </w:trPr>
-                    <w:tc>
-                      <w:tcPr>
-                        <w:tcW w:type="dxa" w:w="198"/>
-                        <w:tcBorders>
-                          <w:top w:val="single" w:sz="12" w:space="0" w:color="000000"/>
-                          <w:left w:val="single" w:sz="12" w:space="0" w:color="000000"/>
-                          <w:bottom w:val="dashed" w:sz="6" w:space="0" w:color="808080"/>
-                          <w:right w:val="dashed" w:sz="6" w:space="0" w:color="808080"/>
-                        </w:tcBorders>
-                      </w:tcPr>
-                      <w:p>
-                        <w:pPr>
-                          <w:spacing w:before="0" w:after="0"/>
-                        </w:pPr>
-                        <w:r/>
-                        <w:r>
-                          <w:rPr>
-                            <w:rFonts w:ascii="宋体" w:hAnsi="宋体" w:eastAsia="宋体"/>
-                            <w:b w:val="0"/>
-                            <w:color w:val="1C1917"/>
-                            <w:sz w:val="12"/>
-                          </w:rPr>
-                          <w:t xml:space="preserve"> </w:t>
-                        </w:r>
-                      </w:p>
-                    </w:tc>
-                    <w:tc>
-                      <w:tcPr>
-                        <w:tcW w:type="dxa" w:w="198"/>
-                        <w:tcBorders>
-                          <w:top w:val="single" w:sz="12" w:space="0" w:color="000000"/>
-                          <w:left w:val="dashed" w:sz="6" w:space="0" w:color="808080"/>
-                          <w:bottom w:val="dashed" w:sz="6" w:space="0" w:color="808080"/>
-                          <w:right w:val="single" w:sz="12" w:space="0" w:color="000000"/>
-                        </w:tcBorders>
-                      </w:tcPr>
-                      <w:p>
-                        <w:pPr>
-                          <w:spacing w:before="0" w:after="0"/>
-                        </w:pPr>
-                        <w:r/>
-                        <w:r>
-                          <w:rPr>
-                            <w:rFonts w:ascii="宋体" w:hAnsi="宋体" w:eastAsia="宋体"/>
-                            <w:b w:val="0"/>
-                            <w:color w:val="1C1917"/>
-                            <w:sz w:val="12"/>
-                          </w:rPr>
-                          <w:t xml:space="preserve"> </w:t>
-                        </w:r>
-                      </w:p>
-                    </w:tc>
-                  </w:tr>
-                  <w:tr>
-                    <w:trPr>
-                      <w:trHeight w:val="198" w:hRule="exact"/>
-                    </w:trPr>
-                    <w:tc>
-                      <w:tcPr>
-                        <w:tcW w:type="dxa" w:w="198"/>
-                        <w:tcBorders>
-                          <w:top w:val="dashed" w:sz="6" w:space="0" w:color="808080"/>
-                          <w:left w:val="single" w:sz="12" w:space="0" w:color="000000"/>
-                          <w:bottom w:val="single" w:sz="12" w:space="0" w:color="000000"/>
-                          <w:right w:val="dashed" w:sz="6" w:space="0" w:color="808080"/>
-                        </w:tcBorders>
-                      </w:tcPr>
-                      <w:p>
-                        <w:pPr>
-                          <w:spacing w:before="0" w:after="0"/>
-                        </w:pPr>
-                        <w:r/>
-                        <w:r>
-                          <w:rPr>
-                            <w:rFonts w:ascii="宋体" w:hAnsi="宋体" w:eastAsia="宋体"/>
-                            <w:b w:val="0"/>
-                            <w:color w:val="1C1917"/>
-                            <w:sz w:val="12"/>
-                          </w:rPr>
-                          <w:t xml:space="preserve"> </w:t>
-                        </w:r>
-                      </w:p>
-                    </w:tc>
-                    <w:tc>
-                      <w:tcPr>
-                        <w:tcW w:type="dxa" w:w="198"/>
-                        <w:tcBorders>
-                          <w:top w:val="dashed" w:sz="6" w:space="0" w:color="808080"/>
-                          <w:left w:val="dashed" w:sz="6" w:space="0" w:color="808080"/>
-                          <w:bottom w:val="single" w:sz="12" w:space="0" w:color="000000"/>
-                          <w:right w:val="single" w:sz="12" w:space="0" w:color="000000"/>
-                        </w:tcBorders>
-                      </w:tcPr>
-                      <w:p>
-                        <w:pPr>
-                          <w:spacing w:before="0" w:after="0"/>
-                        </w:pPr>
-                        <w:r/>
-                        <w:r>
-                          <w:rPr>
-                            <w:rFonts w:ascii="宋体" w:hAnsi="宋体" w:eastAsia="宋体"/>
-                            <w:b w:val="0"/>
-                            <w:color w:val="1C1917"/>
-                            <w:sz w:val="12"/>
-                          </w:rPr>
-                          <w:t xml:space="preserve"> </w:t>
-                        </w:r>
-                      </w:p>
-                    </w:tc>
-                  </w:tr>
-                </w:tbl>
-                <w:p/>
               </w:tc>
             </w:tr>
           </w:tbl>
@@ -413,13 +240,13 @@
         </w:tc>
         <w:tc>
           <w:tcPr>
-            <w:tcW w:type="dxa" w:w="907"/>
+            <w:tcW w:type="dxa" w:w="1049"/>
             <w:vAlign w:val="center"/>
             <w:tcBorders/>
           </w:tcPr>
           <w:p>
             <w:pPr>
-              <w:spacing w:before="0" w:after="0"/>
+              <w:spacing w:before="0" w:after="20"/>
               <w:jc w:val="center"/>
             </w:pPr>
             <w:r/>
@@ -436,292 +263,119 @@
           <w:tbl>
             <w:tblPr>
               <w:tblW w:type="auto" w:w="0"/>
+              <w:jc w:val="center"/>
               <w:tblLayout w:type="fixed"/>
               <w:tblLook w:firstColumn="1" w:firstRow="1" w:lastColumn="0" w:lastRow="0" w:noHBand="0" w:noVBand="1" w:val="04A0"/>
+              <w:tblBorders>
+                <w:top w:val="nil"/>
+                <w:left w:val="nil"/>
+                <w:bottom w:val="nil"/>
+                <w:right w:val="nil"/>
+                <w:insideH w:val="nil"/>
+                <w:insideV w:val="nil"/>
+              </w:tblBorders>
             </w:tblPr>
             <w:tblGrid>
-              <w:gridCol w:w="453"/>
-              <w:gridCol w:w="453"/>
+              <w:gridCol w:w="524"/>
+              <w:gridCol w:w="524"/>
             </w:tblGrid>
             <w:tr>
               <w:trPr>
-                <w:trHeight w:val="396" w:hRule="exact"/>
+                <w:trHeight w:val="442" w:hRule="atLeast"/>
               </w:trPr>
               <w:tc>
                 <w:tcPr>
-                  <w:tcW w:type="dxa" w:w="397"/>
+                  <w:tcW w:type="dxa" w:w="425"/>
                   <w:tcBorders/>
                 </w:tcPr>
                 <w:p>
                   <w:pPr>
-                    <w:spacing w:before="0" w:after="0"/>
+                    <w:spacing w:before="0" w:after="0" w:line="240" w:lineRule="auto"/>
+                    <w:jc w:val="center"/>
                   </w:pPr>
                   <w:r/>
+                  <w:r>
+                    <w:drawing>
+                      <wp:inline xmlns:a="http://schemas.openxmlformats.org/drawingml/2006/main" xmlns:pic="http://schemas.openxmlformats.org/drawingml/2006/picture">
+                        <wp:extent cx="251999" cy="251999"/>
+                        <wp:docPr id="3" name="Picture 3"/>
+                        <wp:cNvGraphicFramePr>
+                          <a:graphicFrameLocks noChangeAspect="1"/>
+                        </wp:cNvGraphicFramePr>
+                        <a:graphic>
+                          <a:graphicData uri="http://schemas.openxmlformats.org/drawingml/2006/picture">
+                            <pic:pic>
+                              <pic:nvPicPr>
+                                <pic:cNvPr id="0" name="tianzige-140.png"/>
+                                <pic:cNvPicPr/>
+                              </pic:nvPicPr>
+                              <pic:blipFill>
+                                <a:blip r:embed="rId9"/>
+                                <a:stretch>
+                                  <a:fillRect/>
+                                </a:stretch>
+                              </pic:blipFill>
+                              <pic:spPr>
+                                <a:xfrm>
+                                  <a:off x="0" y="0"/>
+                                  <a:ext cx="251999" cy="251999"/>
+                                </a:xfrm>
+                                <a:prstGeom prst="rect"/>
+                              </pic:spPr>
+                            </pic:pic>
+                          </a:graphicData>
+                        </a:graphic>
+                      </wp:inline>
+                    </w:drawing>
+                  </w:r>
                 </w:p>
-                <w:tbl>
-                  <w:tblPr>
-                    <w:tblW w:type="auto" w:w="0"/>
-                    <w:tblLayout w:type="fixed"/>
-                    <w:tblLook w:firstColumn="1" w:firstRow="1" w:lastColumn="0" w:lastRow="0" w:noHBand="0" w:noVBand="1" w:val="04A0"/>
-                  </w:tblPr>
-                  <w:tblGrid>
-                    <w:gridCol w:w="198"/>
-                    <w:gridCol w:w="198"/>
-                  </w:tblGrid>
-                  <w:tr>
-                    <w:trPr>
-                      <w:trHeight w:val="198" w:hRule="exact"/>
-                    </w:trPr>
-                    <w:tc>
-                      <w:tcPr>
-                        <w:tcW w:type="dxa" w:w="198"/>
-                        <w:tcBorders>
-                          <w:top w:val="single" w:sz="12" w:space="0" w:color="000000"/>
-                          <w:left w:val="single" w:sz="12" w:space="0" w:color="000000"/>
-                          <w:bottom w:val="dashed" w:sz="6" w:space="0" w:color="808080"/>
-                          <w:right w:val="dashed" w:sz="6" w:space="0" w:color="808080"/>
-                        </w:tcBorders>
-                      </w:tcPr>
-                      <w:p>
-                        <w:pPr>
-                          <w:spacing w:before="0" w:after="0"/>
-                        </w:pPr>
-                        <w:r/>
-                        <w:r>
-                          <w:rPr>
-                            <w:rFonts w:ascii="宋体" w:hAnsi="宋体" w:eastAsia="宋体"/>
-                            <w:b w:val="0"/>
-                            <w:color w:val="1C1917"/>
-                            <w:sz w:val="12"/>
-                          </w:rPr>
-                          <w:t xml:space="preserve"> </w:t>
-                        </w:r>
-                      </w:p>
-                    </w:tc>
-                    <w:tc>
-                      <w:tcPr>
-                        <w:tcW w:type="dxa" w:w="198"/>
-                        <w:tcBorders>
-                          <w:top w:val="single" w:sz="12" w:space="0" w:color="000000"/>
-                          <w:left w:val="dashed" w:sz="6" w:space="0" w:color="808080"/>
-                          <w:bottom w:val="dashed" w:sz="6" w:space="0" w:color="808080"/>
-                          <w:right w:val="single" w:sz="12" w:space="0" w:color="000000"/>
-                        </w:tcBorders>
-                      </w:tcPr>
-                      <w:p>
-                        <w:pPr>
-                          <w:spacing w:before="0" w:after="0"/>
-                        </w:pPr>
-                        <w:r/>
-                        <w:r>
-                          <w:rPr>
-                            <w:rFonts w:ascii="宋体" w:hAnsi="宋体" w:eastAsia="宋体"/>
-                            <w:b w:val="0"/>
-                            <w:color w:val="1C1917"/>
-                            <w:sz w:val="12"/>
-                          </w:rPr>
-                          <w:t xml:space="preserve"> </w:t>
-                        </w:r>
-                      </w:p>
-                    </w:tc>
-                  </w:tr>
-                  <w:tr>
-                    <w:trPr>
-                      <w:trHeight w:val="198" w:hRule="exact"/>
-                    </w:trPr>
-                    <w:tc>
-                      <w:tcPr>
-                        <w:tcW w:type="dxa" w:w="198"/>
-                        <w:tcBorders>
-                          <w:top w:val="dashed" w:sz="6" w:space="0" w:color="808080"/>
-                          <w:left w:val="single" w:sz="12" w:space="0" w:color="000000"/>
-                          <w:bottom w:val="single" w:sz="12" w:space="0" w:color="000000"/>
-                          <w:right w:val="dashed" w:sz="6" w:space="0" w:color="808080"/>
-                        </w:tcBorders>
-                      </w:tcPr>
-                      <w:p>
-                        <w:pPr>
-                          <w:spacing w:before="0" w:after="0"/>
-                        </w:pPr>
-                        <w:r/>
-                        <w:r>
-                          <w:rPr>
-                            <w:rFonts w:ascii="宋体" w:hAnsi="宋体" w:eastAsia="宋体"/>
-                            <w:b w:val="0"/>
-                            <w:color w:val="1C1917"/>
-                            <w:sz w:val="12"/>
-                          </w:rPr>
-                          <w:t xml:space="preserve"> </w:t>
-                        </w:r>
-                      </w:p>
-                    </w:tc>
-                    <w:tc>
-                      <w:tcPr>
-                        <w:tcW w:type="dxa" w:w="198"/>
-                        <w:tcBorders>
-                          <w:top w:val="dashed" w:sz="6" w:space="0" w:color="808080"/>
-                          <w:left w:val="dashed" w:sz="6" w:space="0" w:color="808080"/>
-                          <w:bottom w:val="single" w:sz="12" w:space="0" w:color="000000"/>
-                          <w:right w:val="single" w:sz="12" w:space="0" w:color="000000"/>
-                        </w:tcBorders>
-                      </w:tcPr>
-                      <w:p>
-                        <w:pPr>
-                          <w:spacing w:before="0" w:after="0"/>
-                        </w:pPr>
-                        <w:r/>
-                        <w:r>
-                          <w:rPr>
-                            <w:rFonts w:ascii="宋体" w:hAnsi="宋体" w:eastAsia="宋体"/>
-                            <w:b w:val="0"/>
-                            <w:color w:val="1C1917"/>
-                            <w:sz w:val="12"/>
-                          </w:rPr>
-                          <w:t xml:space="preserve"> </w:t>
-                        </w:r>
-                      </w:p>
-                    </w:tc>
-                  </w:tr>
-                </w:tbl>
-                <w:p/>
               </w:tc>
               <w:tc>
                 <w:tcPr>
-                  <w:tcW w:type="dxa" w:w="397"/>
+                  <w:tcW w:type="dxa" w:w="425"/>
                   <w:tcBorders/>
                 </w:tcPr>
                 <w:p>
                   <w:pPr>
-                    <w:spacing w:before="0" w:after="0"/>
+                    <w:spacing w:before="0" w:after="0" w:line="240" w:lineRule="auto"/>
+                    <w:jc w:val="center"/>
                   </w:pPr>
                   <w:r/>
+                  <w:r>
+                    <w:drawing>
+                      <wp:inline xmlns:a="http://schemas.openxmlformats.org/drawingml/2006/main" xmlns:pic="http://schemas.openxmlformats.org/drawingml/2006/picture">
+                        <wp:extent cx="251999" cy="251999"/>
+                        <wp:docPr id="4" name="Picture 4"/>
+                        <wp:cNvGraphicFramePr>
+                          <a:graphicFrameLocks noChangeAspect="1"/>
+                        </wp:cNvGraphicFramePr>
+                        <a:graphic>
+                          <a:graphicData uri="http://schemas.openxmlformats.org/drawingml/2006/picture">
+                            <pic:pic>
+                              <pic:nvPicPr>
+                                <pic:cNvPr id="0" name="tianzige-140.png"/>
+                                <pic:cNvPicPr/>
+                              </pic:nvPicPr>
+                              <pic:blipFill>
+                                <a:blip r:embed="rId9"/>
+                                <a:stretch>
+                                  <a:fillRect/>
+                                </a:stretch>
+                              </pic:blipFill>
+                              <pic:spPr>
+                                <a:xfrm>
+                                  <a:off x="0" y="0"/>
+                                  <a:ext cx="251999" cy="251999"/>
+                                </a:xfrm>
+                                <a:prstGeom prst="rect"/>
+                              </pic:spPr>
+                            </pic:pic>
+                          </a:graphicData>
+                        </a:graphic>
+                      </wp:inline>
+                    </w:drawing>
+                  </w:r>
                 </w:p>
-                <w:tbl>
-                  <w:tblPr>
-                    <w:tblW w:type="auto" w:w="0"/>
-                    <w:tblLayout w:type="fixed"/>
-                    <w:tblLook w:firstColumn="1" w:firstRow="1" w:lastColumn="0" w:lastRow="0" w:noHBand="0" w:noVBand="1" w:val="04A0"/>
-                  </w:tblPr>
-                  <w:tblGrid>
-                    <w:gridCol w:w="198"/>
-                    <w:gridCol w:w="198"/>
-                  </w:tblGrid>
-                  <w:tr>
-                    <w:trPr>
-                      <w:trHeight w:val="198" w:hRule="exact"/>
-                    </w:trPr>
-                    <w:tc>
-                      <w:tcPr>
-                        <w:tcW w:type="dxa" w:w="198"/>
-                        <w:tcBorders>
-                          <w:top w:val="single" w:sz="12" w:space="0" w:color="000000"/>
-                          <w:left w:val="single" w:sz="12" w:space="0" w:color="000000"/>
-                          <w:bottom w:val="dashed" w:sz="6" w:space="0" w:color="808080"/>
-                          <w:right w:val="dashed" w:sz="6" w:space="0" w:color="808080"/>
-                        </w:tcBorders>
-                      </w:tcPr>
-                      <w:p>
-                        <w:pPr>
-                          <w:spacing w:before="0" w:after="0"/>
-                        </w:pPr>
-                        <w:r/>
-                        <w:r>
-                          <w:rPr>
-                            <w:rFonts w:ascii="宋体" w:hAnsi="宋体" w:eastAsia="宋体"/>
-                            <w:b w:val="0"/>
-                            <w:color w:val="1C1917"/>
-                            <w:sz w:val="12"/>
-                          </w:rPr>
-                          <w:t xml:space="preserve"> </w:t>
-                        </w:r>
-                      </w:p>
-                    </w:tc>
-                    <w:tc>
-                      <w:tcPr>
-                        <w:tcW w:type="dxa" w:w="198"/>
-                        <w:tcBorders>
-                          <w:top w:val="single" w:sz="12" w:space="0" w:color="000000"/>
-                          <w:left w:val="dashed" w:sz="6" w:space="0" w:color="808080"/>
-                          <w:bottom w:val="dashed" w:sz="6" w:space="0" w:color="808080"/>
-                          <w:right w:val="single" w:sz="12" w:space="0" w:color="000000"/>
-                        </w:tcBorders>
-                      </w:tcPr>
-                      <w:p>
-                        <w:pPr>
-                          <w:spacing w:before="0" w:after="0"/>
-                        </w:pPr>
-                        <w:r/>
-                        <w:r>
-                          <w:rPr>
-                            <w:rFonts w:ascii="宋体" w:hAnsi="宋体" w:eastAsia="宋体"/>
-                            <w:b w:val="0"/>
-                            <w:color w:val="1C1917"/>
-                            <w:sz w:val="12"/>
-                          </w:rPr>
-                          <w:t xml:space="preserve"> </w:t>
-                        </w:r>
-                      </w:p>
-                    </w:tc>
-                  </w:tr>
-                  <w:tr>
-                    <w:trPr>
-                      <w:trHeight w:val="198" w:hRule="exact"/>
-                    </w:trPr>
-                    <w:tc>
-                      <w:tcPr>
-                        <w:tcW w:type="dxa" w:w="198"/>
-                        <w:tcBorders>
-                          <w:top w:val="dashed" w:sz="6" w:space="0" w:color="808080"/>
-                          <w:left w:val="single" w:sz="12" w:space="0" w:color="000000"/>
-                          <w:bottom w:val="single" w:sz="12" w:space="0" w:color="000000"/>
-                          <w:right w:val="dashed" w:sz="6" w:space="0" w:color="808080"/>
-                        </w:tcBorders>
-                      </w:tcPr>
-                      <w:p>
-                        <w:pPr>
-                          <w:spacing w:before="0" w:after="0"/>
-                        </w:pPr>
-                        <w:r/>
-                        <w:r>
-                          <w:rPr>
-                            <w:rFonts w:ascii="宋体" w:hAnsi="宋体" w:eastAsia="宋体"/>
-                            <w:b w:val="0"/>
-                            <w:color w:val="1C1917"/>
-                            <w:sz w:val="12"/>
-                          </w:rPr>
-                          <w:t xml:space="preserve"> </w:t>
-                        </w:r>
-                      </w:p>
-                    </w:tc>
-                    <w:tc>
-                      <w:tcPr>
-                        <w:tcW w:type="dxa" w:w="198"/>
-                        <w:tcBorders>
-                          <w:top w:val="dashed" w:sz="6" w:space="0" w:color="808080"/>
-                          <w:left w:val="dashed" w:sz="6" w:space="0" w:color="808080"/>
-                          <w:bottom w:val="single" w:sz="12" w:space="0" w:color="000000"/>
-                          <w:right w:val="single" w:sz="12" w:space="0" w:color="000000"/>
-                        </w:tcBorders>
-                      </w:tcPr>
-                      <w:p>
-                        <w:pPr>
-                          <w:spacing w:before="0" w:after="0"/>
-                        </w:pPr>
-                        <w:r/>
-                        <w:r>
-                          <w:rPr>
-                            <w:rFonts w:ascii="宋体" w:hAnsi="宋体" w:eastAsia="宋体"/>
-                            <w:b w:val="0"/>
-                            <w:color w:val="1C1917"/>
-                            <w:sz w:val="12"/>
-                          </w:rPr>
-                          <w:t xml:space="preserve"> </w:t>
-                        </w:r>
-                      </w:p>
-                    </w:tc>
-                  </w:tr>
-                </w:tbl>
-                <w:p/>
               </w:tc>
             </w:tr>
           </w:tbl>
@@ -752,13 +406,13 @@
         </w:tc>
         <w:tc>
           <w:tcPr>
-            <w:tcW w:type="dxa" w:w="907"/>
+            <w:tcW w:type="dxa" w:w="1049"/>
             <w:vAlign w:val="center"/>
             <w:tcBorders/>
           </w:tcPr>
           <w:p>
             <w:pPr>
-              <w:spacing w:before="0" w:after="0"/>
+              <w:spacing w:before="0" w:after="20"/>
               <w:jc w:val="center"/>
             </w:pPr>
             <w:r/>
@@ -775,292 +429,119 @@
           <w:tbl>
             <w:tblPr>
               <w:tblW w:type="auto" w:w="0"/>
+              <w:jc w:val="center"/>
               <w:tblLayout w:type="fixed"/>
               <w:tblLook w:firstColumn="1" w:firstRow="1" w:lastColumn="0" w:lastRow="0" w:noHBand="0" w:noVBand="1" w:val="04A0"/>
+              <w:tblBorders>
+                <w:top w:val="nil"/>
+                <w:left w:val="nil"/>
+                <w:bottom w:val="nil"/>
+                <w:right w:val="nil"/>
+                <w:insideH w:val="nil"/>
+                <w:insideV w:val="nil"/>
+              </w:tblBorders>
             </w:tblPr>
             <w:tblGrid>
-              <w:gridCol w:w="453"/>
-              <w:gridCol w:w="453"/>
+              <w:gridCol w:w="524"/>
+              <w:gridCol w:w="524"/>
             </w:tblGrid>
             <w:tr>
               <w:trPr>
-                <w:trHeight w:val="396" w:hRule="exact"/>
+                <w:trHeight w:val="442" w:hRule="atLeast"/>
               </w:trPr>
               <w:tc>
                 <w:tcPr>
-                  <w:tcW w:type="dxa" w:w="397"/>
+                  <w:tcW w:type="dxa" w:w="425"/>
                   <w:tcBorders/>
                 </w:tcPr>
                 <w:p>
                   <w:pPr>
-                    <w:spacing w:before="0" w:after="0"/>
+                    <w:spacing w:before="0" w:after="0" w:line="240" w:lineRule="auto"/>
+                    <w:jc w:val="center"/>
                   </w:pPr>
                   <w:r/>
+                  <w:r>
+                    <w:drawing>
+                      <wp:inline xmlns:a="http://schemas.openxmlformats.org/drawingml/2006/main" xmlns:pic="http://schemas.openxmlformats.org/drawingml/2006/picture">
+                        <wp:extent cx="251999" cy="251999"/>
+                        <wp:docPr id="5" name="Picture 5"/>
+                        <wp:cNvGraphicFramePr>
+                          <a:graphicFrameLocks noChangeAspect="1"/>
+                        </wp:cNvGraphicFramePr>
+                        <a:graphic>
+                          <a:graphicData uri="http://schemas.openxmlformats.org/drawingml/2006/picture">
+                            <pic:pic>
+                              <pic:nvPicPr>
+                                <pic:cNvPr id="0" name="tianzige-140.png"/>
+                                <pic:cNvPicPr/>
+                              </pic:nvPicPr>
+                              <pic:blipFill>
+                                <a:blip r:embed="rId9"/>
+                                <a:stretch>
+                                  <a:fillRect/>
+                                </a:stretch>
+                              </pic:blipFill>
+                              <pic:spPr>
+                                <a:xfrm>
+                                  <a:off x="0" y="0"/>
+                                  <a:ext cx="251999" cy="251999"/>
+                                </a:xfrm>
+                                <a:prstGeom prst="rect"/>
+                              </pic:spPr>
+                            </pic:pic>
+                          </a:graphicData>
+                        </a:graphic>
+                      </wp:inline>
+                    </w:drawing>
+                  </w:r>
                 </w:p>
-                <w:tbl>
-                  <w:tblPr>
-                    <w:tblW w:type="auto" w:w="0"/>
-                    <w:tblLayout w:type="fixed"/>
-                    <w:tblLook w:firstColumn="1" w:firstRow="1" w:lastColumn="0" w:lastRow="0" w:noHBand="0" w:noVBand="1" w:val="04A0"/>
-                  </w:tblPr>
-                  <w:tblGrid>
-                    <w:gridCol w:w="198"/>
-                    <w:gridCol w:w="198"/>
-                  </w:tblGrid>
-                  <w:tr>
-                    <w:trPr>
-                      <w:trHeight w:val="198" w:hRule="exact"/>
-                    </w:trPr>
-                    <w:tc>
-                      <w:tcPr>
-                        <w:tcW w:type="dxa" w:w="198"/>
-                        <w:tcBorders>
-                          <w:top w:val="single" w:sz="12" w:space="0" w:color="000000"/>
-                          <w:left w:val="single" w:sz="12" w:space="0" w:color="000000"/>
-                          <w:bottom w:val="dashed" w:sz="6" w:space="0" w:color="808080"/>
-                          <w:right w:val="dashed" w:sz="6" w:space="0" w:color="808080"/>
-                        </w:tcBorders>
-                      </w:tcPr>
-                      <w:p>
-                        <w:pPr>
-                          <w:spacing w:before="0" w:after="0"/>
-                        </w:pPr>
-                        <w:r/>
-                        <w:r>
-                          <w:rPr>
-                            <w:rFonts w:ascii="宋体" w:hAnsi="宋体" w:eastAsia="宋体"/>
-                            <w:b w:val="0"/>
-                            <w:color w:val="1C1917"/>
-                            <w:sz w:val="12"/>
-                          </w:rPr>
-                          <w:t xml:space="preserve"> </w:t>
-                        </w:r>
-                      </w:p>
-                    </w:tc>
-                    <w:tc>
-                      <w:tcPr>
-                        <w:tcW w:type="dxa" w:w="198"/>
-                        <w:tcBorders>
-                          <w:top w:val="single" w:sz="12" w:space="0" w:color="000000"/>
-                          <w:left w:val="dashed" w:sz="6" w:space="0" w:color="808080"/>
-                          <w:bottom w:val="dashed" w:sz="6" w:space="0" w:color="808080"/>
-                          <w:right w:val="single" w:sz="12" w:space="0" w:color="000000"/>
-                        </w:tcBorders>
-                      </w:tcPr>
-                      <w:p>
-                        <w:pPr>
-                          <w:spacing w:before="0" w:after="0"/>
-                        </w:pPr>
-                        <w:r/>
-                        <w:r>
-                          <w:rPr>
-                            <w:rFonts w:ascii="宋体" w:hAnsi="宋体" w:eastAsia="宋体"/>
-                            <w:b w:val="0"/>
-                            <w:color w:val="1C1917"/>
-                            <w:sz w:val="12"/>
-                          </w:rPr>
-                          <w:t xml:space="preserve"> </w:t>
-                        </w:r>
-                      </w:p>
-                    </w:tc>
-                  </w:tr>
-                  <w:tr>
-                    <w:trPr>
-                      <w:trHeight w:val="198" w:hRule="exact"/>
-                    </w:trPr>
-                    <w:tc>
-                      <w:tcPr>
-                        <w:tcW w:type="dxa" w:w="198"/>
-                        <w:tcBorders>
-                          <w:top w:val="dashed" w:sz="6" w:space="0" w:color="808080"/>
-                          <w:left w:val="single" w:sz="12" w:space="0" w:color="000000"/>
-                          <w:bottom w:val="single" w:sz="12" w:space="0" w:color="000000"/>
-                          <w:right w:val="dashed" w:sz="6" w:space="0" w:color="808080"/>
-                        </w:tcBorders>
-                      </w:tcPr>
-                      <w:p>
-                        <w:pPr>
-                          <w:spacing w:before="0" w:after="0"/>
-                        </w:pPr>
-                        <w:r/>
-                        <w:r>
-                          <w:rPr>
-                            <w:rFonts w:ascii="宋体" w:hAnsi="宋体" w:eastAsia="宋体"/>
-                            <w:b w:val="0"/>
-                            <w:color w:val="1C1917"/>
-                            <w:sz w:val="12"/>
-                          </w:rPr>
-                          <w:t xml:space="preserve"> </w:t>
-                        </w:r>
-                      </w:p>
-                    </w:tc>
-                    <w:tc>
-                      <w:tcPr>
-                        <w:tcW w:type="dxa" w:w="198"/>
-                        <w:tcBorders>
-                          <w:top w:val="dashed" w:sz="6" w:space="0" w:color="808080"/>
-                          <w:left w:val="dashed" w:sz="6" w:space="0" w:color="808080"/>
-                          <w:bottom w:val="single" w:sz="12" w:space="0" w:color="000000"/>
-                          <w:right w:val="single" w:sz="12" w:space="0" w:color="000000"/>
-                        </w:tcBorders>
-                      </w:tcPr>
-                      <w:p>
-                        <w:pPr>
-                          <w:spacing w:before="0" w:after="0"/>
-                        </w:pPr>
-                        <w:r/>
-                        <w:r>
-                          <w:rPr>
-                            <w:rFonts w:ascii="宋体" w:hAnsi="宋体" w:eastAsia="宋体"/>
-                            <w:b w:val="0"/>
-                            <w:color w:val="1C1917"/>
-                            <w:sz w:val="12"/>
-                          </w:rPr>
-                          <w:t xml:space="preserve"> </w:t>
-                        </w:r>
-                      </w:p>
-                    </w:tc>
-                  </w:tr>
-                </w:tbl>
-                <w:p/>
               </w:tc>
               <w:tc>
                 <w:tcPr>
-                  <w:tcW w:type="dxa" w:w="397"/>
+                  <w:tcW w:type="dxa" w:w="425"/>
                   <w:tcBorders/>
                 </w:tcPr>
                 <w:p>
                   <w:pPr>
-                    <w:spacing w:before="0" w:after="0"/>
+                    <w:spacing w:before="0" w:after="0" w:line="240" w:lineRule="auto"/>
+                    <w:jc w:val="center"/>
                   </w:pPr>
                   <w:r/>
+                  <w:r>
+                    <w:drawing>
+                      <wp:inline xmlns:a="http://schemas.openxmlformats.org/drawingml/2006/main" xmlns:pic="http://schemas.openxmlformats.org/drawingml/2006/picture">
+                        <wp:extent cx="251999" cy="251999"/>
+                        <wp:docPr id="6" name="Picture 6"/>
+                        <wp:cNvGraphicFramePr>
+                          <a:graphicFrameLocks noChangeAspect="1"/>
+                        </wp:cNvGraphicFramePr>
+                        <a:graphic>
+                          <a:graphicData uri="http://schemas.openxmlformats.org/drawingml/2006/picture">
+                            <pic:pic>
+                              <pic:nvPicPr>
+                                <pic:cNvPr id="0" name="tianzige-140.png"/>
+                                <pic:cNvPicPr/>
+                              </pic:nvPicPr>
+                              <pic:blipFill>
+                                <a:blip r:embed="rId9"/>
+                                <a:stretch>
+                                  <a:fillRect/>
+                                </a:stretch>
+                              </pic:blipFill>
+                              <pic:spPr>
+                                <a:xfrm>
+                                  <a:off x="0" y="0"/>
+                                  <a:ext cx="251999" cy="251999"/>
+                                </a:xfrm>
+                                <a:prstGeom prst="rect"/>
+                              </pic:spPr>
+                            </pic:pic>
+                          </a:graphicData>
+                        </a:graphic>
+                      </wp:inline>
+                    </w:drawing>
+                  </w:r>
                 </w:p>
-                <w:tbl>
-                  <w:tblPr>
-                    <w:tblW w:type="auto" w:w="0"/>
-                    <w:tblLayout w:type="fixed"/>
-                    <w:tblLook w:firstColumn="1" w:firstRow="1" w:lastColumn="0" w:lastRow="0" w:noHBand="0" w:noVBand="1" w:val="04A0"/>
-                  </w:tblPr>
-                  <w:tblGrid>
-                    <w:gridCol w:w="198"/>
-                    <w:gridCol w:w="198"/>
-                  </w:tblGrid>
-                  <w:tr>
-                    <w:trPr>
-                      <w:trHeight w:val="198" w:hRule="exact"/>
-                    </w:trPr>
-                    <w:tc>
-                      <w:tcPr>
-                        <w:tcW w:type="dxa" w:w="198"/>
-                        <w:tcBorders>
-                          <w:top w:val="single" w:sz="12" w:space="0" w:color="000000"/>
-                          <w:left w:val="single" w:sz="12" w:space="0" w:color="000000"/>
-                          <w:bottom w:val="dashed" w:sz="6" w:space="0" w:color="808080"/>
-                          <w:right w:val="dashed" w:sz="6" w:space="0" w:color="808080"/>
-                        </w:tcBorders>
-                      </w:tcPr>
-                      <w:p>
-                        <w:pPr>
-                          <w:spacing w:before="0" w:after="0"/>
-                        </w:pPr>
-                        <w:r/>
-                        <w:r>
-                          <w:rPr>
-                            <w:rFonts w:ascii="宋体" w:hAnsi="宋体" w:eastAsia="宋体"/>
-                            <w:b w:val="0"/>
-                            <w:color w:val="1C1917"/>
-                            <w:sz w:val="12"/>
-                          </w:rPr>
-                          <w:t xml:space="preserve"> </w:t>
-                        </w:r>
-                      </w:p>
-                    </w:tc>
-                    <w:tc>
-                      <w:tcPr>
-                        <w:tcW w:type="dxa" w:w="198"/>
-                        <w:tcBorders>
-                          <w:top w:val="single" w:sz="12" w:space="0" w:color="000000"/>
-                          <w:left w:val="dashed" w:sz="6" w:space="0" w:color="808080"/>
-                          <w:bottom w:val="dashed" w:sz="6" w:space="0" w:color="808080"/>
-                          <w:right w:val="single" w:sz="12" w:space="0" w:color="000000"/>
-                        </w:tcBorders>
-                      </w:tcPr>
-                      <w:p>
-                        <w:pPr>
-                          <w:spacing w:before="0" w:after="0"/>
-                        </w:pPr>
-                        <w:r/>
-                        <w:r>
-                          <w:rPr>
-                            <w:rFonts w:ascii="宋体" w:hAnsi="宋体" w:eastAsia="宋体"/>
-                            <w:b w:val="0"/>
-                            <w:color w:val="1C1917"/>
-                            <w:sz w:val="12"/>
-                          </w:rPr>
-                          <w:t xml:space="preserve"> </w:t>
-                        </w:r>
-                      </w:p>
-                    </w:tc>
-                  </w:tr>
-                  <w:tr>
-                    <w:trPr>
-                      <w:trHeight w:val="198" w:hRule="exact"/>
-                    </w:trPr>
-                    <w:tc>
-                      <w:tcPr>
-                        <w:tcW w:type="dxa" w:w="198"/>
-                        <w:tcBorders>
-                          <w:top w:val="dashed" w:sz="6" w:space="0" w:color="808080"/>
-                          <w:left w:val="single" w:sz="12" w:space="0" w:color="000000"/>
-                          <w:bottom w:val="single" w:sz="12" w:space="0" w:color="000000"/>
-                          <w:right w:val="dashed" w:sz="6" w:space="0" w:color="808080"/>
-                        </w:tcBorders>
-                      </w:tcPr>
-                      <w:p>
-                        <w:pPr>
-                          <w:spacing w:before="0" w:after="0"/>
-                        </w:pPr>
-                        <w:r/>
-                        <w:r>
-                          <w:rPr>
-                            <w:rFonts w:ascii="宋体" w:hAnsi="宋体" w:eastAsia="宋体"/>
-                            <w:b w:val="0"/>
-                            <w:color w:val="1C1917"/>
-                            <w:sz w:val="12"/>
-                          </w:rPr>
-                          <w:t xml:space="preserve"> </w:t>
-                        </w:r>
-                      </w:p>
-                    </w:tc>
-                    <w:tc>
-                      <w:tcPr>
-                        <w:tcW w:type="dxa" w:w="198"/>
-                        <w:tcBorders>
-                          <w:top w:val="dashed" w:sz="6" w:space="0" w:color="808080"/>
-                          <w:left w:val="dashed" w:sz="6" w:space="0" w:color="808080"/>
-                          <w:bottom w:val="single" w:sz="12" w:space="0" w:color="000000"/>
-                          <w:right w:val="single" w:sz="12" w:space="0" w:color="000000"/>
-                        </w:tcBorders>
-                      </w:tcPr>
-                      <w:p>
-                        <w:pPr>
-                          <w:spacing w:before="0" w:after="0"/>
-                        </w:pPr>
-                        <w:r/>
-                        <w:r>
-                          <w:rPr>
-                            <w:rFonts w:ascii="宋体" w:hAnsi="宋体" w:eastAsia="宋体"/>
-                            <w:b w:val="0"/>
-                            <w:color w:val="1C1917"/>
-                            <w:sz w:val="12"/>
-                          </w:rPr>
-                          <w:t xml:space="preserve"> </w:t>
-                        </w:r>
-                      </w:p>
-                    </w:tc>
-                  </w:tr>
-                </w:tbl>
-                <w:p/>
               </w:tc>
             </w:tr>
           </w:tbl>
@@ -1120,7 +601,7 @@
       </w:tblGrid>
       <w:tr>
         <w:trPr>
-          <w:trHeight w:val="612" w:hRule="atLeast"/>
+          <w:trHeight w:val="708" w:hRule="atLeast"/>
         </w:trPr>
         <w:tc>
           <w:tcPr>
@@ -1147,13 +628,13 @@
         </w:tc>
         <w:tc>
           <w:tcPr>
-            <w:tcW w:type="dxa" w:w="907"/>
+            <w:tcW w:type="dxa" w:w="1049"/>
             <w:vAlign w:val="center"/>
             <w:tcBorders/>
           </w:tcPr>
           <w:p>
             <w:pPr>
-              <w:spacing w:before="0" w:after="0"/>
+              <w:spacing w:before="0" w:after="20"/>
               <w:jc w:val="center"/>
             </w:pPr>
             <w:r/>
@@ -1170,292 +651,119 @@
           <w:tbl>
             <w:tblPr>
               <w:tblW w:type="auto" w:w="0"/>
+              <w:jc w:val="center"/>
               <w:tblLayout w:type="fixed"/>
               <w:tblLook w:firstColumn="1" w:firstRow="1" w:lastColumn="0" w:lastRow="0" w:noHBand="0" w:noVBand="1" w:val="04A0"/>
+              <w:tblBorders>
+                <w:top w:val="nil"/>
+                <w:left w:val="nil"/>
+                <w:bottom w:val="nil"/>
+                <w:right w:val="nil"/>
+                <w:insideH w:val="nil"/>
+                <w:insideV w:val="nil"/>
+              </w:tblBorders>
             </w:tblPr>
             <w:tblGrid>
-              <w:gridCol w:w="453"/>
-              <w:gridCol w:w="453"/>
+              <w:gridCol w:w="524"/>
+              <w:gridCol w:w="524"/>
             </w:tblGrid>
             <w:tr>
               <w:trPr>
-                <w:trHeight w:val="396" w:hRule="exact"/>
+                <w:trHeight w:val="442" w:hRule="atLeast"/>
               </w:trPr>
               <w:tc>
                 <w:tcPr>
-                  <w:tcW w:type="dxa" w:w="397"/>
+                  <w:tcW w:type="dxa" w:w="425"/>
                   <w:tcBorders/>
                 </w:tcPr>
                 <w:p>
                   <w:pPr>
-                    <w:spacing w:before="0" w:after="0"/>
+                    <w:spacing w:before="0" w:after="0" w:line="240" w:lineRule="auto"/>
+                    <w:jc w:val="center"/>
                   </w:pPr>
                   <w:r/>
+                  <w:r>
+                    <w:drawing>
+                      <wp:inline xmlns:a="http://schemas.openxmlformats.org/drawingml/2006/main" xmlns:pic="http://schemas.openxmlformats.org/drawingml/2006/picture">
+                        <wp:extent cx="251999" cy="251999"/>
+                        <wp:docPr id="7" name="Picture 7"/>
+                        <wp:cNvGraphicFramePr>
+                          <a:graphicFrameLocks noChangeAspect="1"/>
+                        </wp:cNvGraphicFramePr>
+                        <a:graphic>
+                          <a:graphicData uri="http://schemas.openxmlformats.org/drawingml/2006/picture">
+                            <pic:pic>
+                              <pic:nvPicPr>
+                                <pic:cNvPr id="0" name="tianzige-140.png"/>
+                                <pic:cNvPicPr/>
+                              </pic:nvPicPr>
+                              <pic:blipFill>
+                                <a:blip r:embed="rId9"/>
+                                <a:stretch>
+                                  <a:fillRect/>
+                                </a:stretch>
+                              </pic:blipFill>
+                              <pic:spPr>
+                                <a:xfrm>
+                                  <a:off x="0" y="0"/>
+                                  <a:ext cx="251999" cy="251999"/>
+                                </a:xfrm>
+                                <a:prstGeom prst="rect"/>
+                              </pic:spPr>
+                            </pic:pic>
+                          </a:graphicData>
+                        </a:graphic>
+                      </wp:inline>
+                    </w:drawing>
+                  </w:r>
                 </w:p>
-                <w:tbl>
-                  <w:tblPr>
-                    <w:tblW w:type="auto" w:w="0"/>
-                    <w:tblLayout w:type="fixed"/>
-                    <w:tblLook w:firstColumn="1" w:firstRow="1" w:lastColumn="0" w:lastRow="0" w:noHBand="0" w:noVBand="1" w:val="04A0"/>
-                  </w:tblPr>
-                  <w:tblGrid>
-                    <w:gridCol w:w="198"/>
-                    <w:gridCol w:w="198"/>
-                  </w:tblGrid>
-                  <w:tr>
-                    <w:trPr>
-                      <w:trHeight w:val="198" w:hRule="exact"/>
-                    </w:trPr>
-                    <w:tc>
-                      <w:tcPr>
-                        <w:tcW w:type="dxa" w:w="198"/>
-                        <w:tcBorders>
-                          <w:top w:val="single" w:sz="12" w:space="0" w:color="000000"/>
-                          <w:left w:val="single" w:sz="12" w:space="0" w:color="000000"/>
-                          <w:bottom w:val="dashed" w:sz="6" w:space="0" w:color="808080"/>
-                          <w:right w:val="dashed" w:sz="6" w:space="0" w:color="808080"/>
-                        </w:tcBorders>
-                      </w:tcPr>
-                      <w:p>
-                        <w:pPr>
-                          <w:spacing w:before="0" w:after="0"/>
-                        </w:pPr>
-                        <w:r/>
-                        <w:r>
-                          <w:rPr>
-                            <w:rFonts w:ascii="宋体" w:hAnsi="宋体" w:eastAsia="宋体"/>
-                            <w:b w:val="0"/>
-                            <w:color w:val="1C1917"/>
-                            <w:sz w:val="12"/>
-                          </w:rPr>
-                          <w:t xml:space="preserve"> </w:t>
-                        </w:r>
-                      </w:p>
-                    </w:tc>
-                    <w:tc>
-                      <w:tcPr>
-                        <w:tcW w:type="dxa" w:w="198"/>
-                        <w:tcBorders>
-                          <w:top w:val="single" w:sz="12" w:space="0" w:color="000000"/>
-                          <w:left w:val="dashed" w:sz="6" w:space="0" w:color="808080"/>
-                          <w:bottom w:val="dashed" w:sz="6" w:space="0" w:color="808080"/>
-                          <w:right w:val="single" w:sz="12" w:space="0" w:color="000000"/>
-                        </w:tcBorders>
-                      </w:tcPr>
-                      <w:p>
-                        <w:pPr>
-                          <w:spacing w:before="0" w:after="0"/>
-                        </w:pPr>
-                        <w:r/>
-                        <w:r>
-                          <w:rPr>
-                            <w:rFonts w:ascii="宋体" w:hAnsi="宋体" w:eastAsia="宋体"/>
-                            <w:b w:val="0"/>
-                            <w:color w:val="1C1917"/>
-                            <w:sz w:val="12"/>
-                          </w:rPr>
-                          <w:t xml:space="preserve"> </w:t>
-                        </w:r>
-                      </w:p>
-                    </w:tc>
-                  </w:tr>
-                  <w:tr>
-                    <w:trPr>
-                      <w:trHeight w:val="198" w:hRule="exact"/>
-                    </w:trPr>
-                    <w:tc>
-                      <w:tcPr>
-                        <w:tcW w:type="dxa" w:w="198"/>
-                        <w:tcBorders>
-                          <w:top w:val="dashed" w:sz="6" w:space="0" w:color="808080"/>
-                          <w:left w:val="single" w:sz="12" w:space="0" w:color="000000"/>
-                          <w:bottom w:val="single" w:sz="12" w:space="0" w:color="000000"/>
-                          <w:right w:val="dashed" w:sz="6" w:space="0" w:color="808080"/>
-                        </w:tcBorders>
-                      </w:tcPr>
-                      <w:p>
-                        <w:pPr>
-                          <w:spacing w:before="0" w:after="0"/>
-                        </w:pPr>
-                        <w:r/>
-                        <w:r>
-                          <w:rPr>
-                            <w:rFonts w:ascii="宋体" w:hAnsi="宋体" w:eastAsia="宋体"/>
-                            <w:b w:val="0"/>
-                            <w:color w:val="1C1917"/>
-                            <w:sz w:val="12"/>
-                          </w:rPr>
-                          <w:t xml:space="preserve"> </w:t>
-                        </w:r>
-                      </w:p>
-                    </w:tc>
-                    <w:tc>
-                      <w:tcPr>
-                        <w:tcW w:type="dxa" w:w="198"/>
-                        <w:tcBorders>
-                          <w:top w:val="dashed" w:sz="6" w:space="0" w:color="808080"/>
-                          <w:left w:val="dashed" w:sz="6" w:space="0" w:color="808080"/>
-                          <w:bottom w:val="single" w:sz="12" w:space="0" w:color="000000"/>
-                          <w:right w:val="single" w:sz="12" w:space="0" w:color="000000"/>
-                        </w:tcBorders>
-                      </w:tcPr>
-                      <w:p>
-                        <w:pPr>
-                          <w:spacing w:before="0" w:after="0"/>
-                        </w:pPr>
-                        <w:r/>
-                        <w:r>
-                          <w:rPr>
-                            <w:rFonts w:ascii="宋体" w:hAnsi="宋体" w:eastAsia="宋体"/>
-                            <w:b w:val="0"/>
-                            <w:color w:val="1C1917"/>
-                            <w:sz w:val="12"/>
-                          </w:rPr>
-                          <w:t xml:space="preserve"> </w:t>
-                        </w:r>
-                      </w:p>
-                    </w:tc>
-                  </w:tr>
-                </w:tbl>
-                <w:p/>
               </w:tc>
               <w:tc>
                 <w:tcPr>
-                  <w:tcW w:type="dxa" w:w="397"/>
+                  <w:tcW w:type="dxa" w:w="425"/>
                   <w:tcBorders/>
                 </w:tcPr>
                 <w:p>
                   <w:pPr>
-                    <w:spacing w:before="0" w:after="0"/>
+                    <w:spacing w:before="0" w:after="0" w:line="240" w:lineRule="auto"/>
+                    <w:jc w:val="center"/>
                   </w:pPr>
                   <w:r/>
+                  <w:r>
+                    <w:drawing>
+                      <wp:inline xmlns:a="http://schemas.openxmlformats.org/drawingml/2006/main" xmlns:pic="http://schemas.openxmlformats.org/drawingml/2006/picture">
+                        <wp:extent cx="251999" cy="251999"/>
+                        <wp:docPr id="8" name="Picture 8"/>
+                        <wp:cNvGraphicFramePr>
+                          <a:graphicFrameLocks noChangeAspect="1"/>
+                        </wp:cNvGraphicFramePr>
+                        <a:graphic>
+                          <a:graphicData uri="http://schemas.openxmlformats.org/drawingml/2006/picture">
+                            <pic:pic>
+                              <pic:nvPicPr>
+                                <pic:cNvPr id="0" name="tianzige-140.png"/>
+                                <pic:cNvPicPr/>
+                              </pic:nvPicPr>
+                              <pic:blipFill>
+                                <a:blip r:embed="rId9"/>
+                                <a:stretch>
+                                  <a:fillRect/>
+                                </a:stretch>
+                              </pic:blipFill>
+                              <pic:spPr>
+                                <a:xfrm>
+                                  <a:off x="0" y="0"/>
+                                  <a:ext cx="251999" cy="251999"/>
+                                </a:xfrm>
+                                <a:prstGeom prst="rect"/>
+                              </pic:spPr>
+                            </pic:pic>
+                          </a:graphicData>
+                        </a:graphic>
+                      </wp:inline>
+                    </w:drawing>
+                  </w:r>
                 </w:p>
-                <w:tbl>
-                  <w:tblPr>
-                    <w:tblW w:type="auto" w:w="0"/>
-                    <w:tblLayout w:type="fixed"/>
-                    <w:tblLook w:firstColumn="1" w:firstRow="1" w:lastColumn="0" w:lastRow="0" w:noHBand="0" w:noVBand="1" w:val="04A0"/>
-                  </w:tblPr>
-                  <w:tblGrid>
-                    <w:gridCol w:w="198"/>
-                    <w:gridCol w:w="198"/>
-                  </w:tblGrid>
-                  <w:tr>
-                    <w:trPr>
-                      <w:trHeight w:val="198" w:hRule="exact"/>
-                    </w:trPr>
-                    <w:tc>
-                      <w:tcPr>
-                        <w:tcW w:type="dxa" w:w="198"/>
-                        <w:tcBorders>
-                          <w:top w:val="single" w:sz="12" w:space="0" w:color="000000"/>
-                          <w:left w:val="single" w:sz="12" w:space="0" w:color="000000"/>
-                          <w:bottom w:val="dashed" w:sz="6" w:space="0" w:color="808080"/>
-                          <w:right w:val="dashed" w:sz="6" w:space="0" w:color="808080"/>
-                        </w:tcBorders>
-                      </w:tcPr>
-                      <w:p>
-                        <w:pPr>
-                          <w:spacing w:before="0" w:after="0"/>
-                        </w:pPr>
-                        <w:r/>
-                        <w:r>
-                          <w:rPr>
-                            <w:rFonts w:ascii="宋体" w:hAnsi="宋体" w:eastAsia="宋体"/>
-                            <w:b w:val="0"/>
-                            <w:color w:val="1C1917"/>
-                            <w:sz w:val="12"/>
-                          </w:rPr>
-                          <w:t xml:space="preserve"> </w:t>
-                        </w:r>
-                      </w:p>
-                    </w:tc>
-                    <w:tc>
-                      <w:tcPr>
-                        <w:tcW w:type="dxa" w:w="198"/>
-                        <w:tcBorders>
-                          <w:top w:val="single" w:sz="12" w:space="0" w:color="000000"/>
-                          <w:left w:val="dashed" w:sz="6" w:space="0" w:color="808080"/>
-                          <w:bottom w:val="dashed" w:sz="6" w:space="0" w:color="808080"/>
-                          <w:right w:val="single" w:sz="12" w:space="0" w:color="000000"/>
-                        </w:tcBorders>
-                      </w:tcPr>
-                      <w:p>
-                        <w:pPr>
-                          <w:spacing w:before="0" w:after="0"/>
-                        </w:pPr>
-                        <w:r/>
-                        <w:r>
-                          <w:rPr>
-                            <w:rFonts w:ascii="宋体" w:hAnsi="宋体" w:eastAsia="宋体"/>
-                            <w:b w:val="0"/>
-                            <w:color w:val="1C1917"/>
-                            <w:sz w:val="12"/>
-                          </w:rPr>
-                          <w:t xml:space="preserve"> </w:t>
-                        </w:r>
-                      </w:p>
-                    </w:tc>
-                  </w:tr>
-                  <w:tr>
-                    <w:trPr>
-                      <w:trHeight w:val="198" w:hRule="exact"/>
-                    </w:trPr>
-                    <w:tc>
-                      <w:tcPr>
-                        <w:tcW w:type="dxa" w:w="198"/>
-                        <w:tcBorders>
-                          <w:top w:val="dashed" w:sz="6" w:space="0" w:color="808080"/>
-                          <w:left w:val="single" w:sz="12" w:space="0" w:color="000000"/>
-                          <w:bottom w:val="single" w:sz="12" w:space="0" w:color="000000"/>
-                          <w:right w:val="dashed" w:sz="6" w:space="0" w:color="808080"/>
-                        </w:tcBorders>
-                      </w:tcPr>
-                      <w:p>
-                        <w:pPr>
-                          <w:spacing w:before="0" w:after="0"/>
-                        </w:pPr>
-                        <w:r/>
-                        <w:r>
-                          <w:rPr>
-                            <w:rFonts w:ascii="宋体" w:hAnsi="宋体" w:eastAsia="宋体"/>
-                            <w:b w:val="0"/>
-                            <w:color w:val="1C1917"/>
-                            <w:sz w:val="12"/>
-                          </w:rPr>
-                          <w:t xml:space="preserve"> </w:t>
-                        </w:r>
-                      </w:p>
-                    </w:tc>
-                    <w:tc>
-                      <w:tcPr>
-                        <w:tcW w:type="dxa" w:w="198"/>
-                        <w:tcBorders>
-                          <w:top w:val="dashed" w:sz="6" w:space="0" w:color="808080"/>
-                          <w:left w:val="dashed" w:sz="6" w:space="0" w:color="808080"/>
-                          <w:bottom w:val="single" w:sz="12" w:space="0" w:color="000000"/>
-                          <w:right w:val="single" w:sz="12" w:space="0" w:color="000000"/>
-                        </w:tcBorders>
-                      </w:tcPr>
-                      <w:p>
-                        <w:pPr>
-                          <w:spacing w:before="0" w:after="0"/>
-                        </w:pPr>
-                        <w:r/>
-                        <w:r>
-                          <w:rPr>
-                            <w:rFonts w:ascii="宋体" w:hAnsi="宋体" w:eastAsia="宋体"/>
-                            <w:b w:val="0"/>
-                            <w:color w:val="1C1917"/>
-                            <w:sz w:val="12"/>
-                          </w:rPr>
-                          <w:t xml:space="preserve"> </w:t>
-                        </w:r>
-                      </w:p>
-                    </w:tc>
-                  </w:tr>
-                </w:tbl>
-                <w:p/>
               </w:tc>
             </w:tr>
           </w:tbl>
@@ -1486,13 +794,13 @@
         </w:tc>
         <w:tc>
           <w:tcPr>
-            <w:tcW w:type="dxa" w:w="907"/>
+            <w:tcW w:type="dxa" w:w="1049"/>
             <w:vAlign w:val="center"/>
             <w:tcBorders/>
           </w:tcPr>
           <w:p>
             <w:pPr>
-              <w:spacing w:before="0" w:after="0"/>
+              <w:spacing w:before="0" w:after="20"/>
               <w:jc w:val="center"/>
             </w:pPr>
             <w:r/>
@@ -1509,292 +817,119 @@
           <w:tbl>
             <w:tblPr>
               <w:tblW w:type="auto" w:w="0"/>
+              <w:jc w:val="center"/>
               <w:tblLayout w:type="fixed"/>
               <w:tblLook w:firstColumn="1" w:firstRow="1" w:lastColumn="0" w:lastRow="0" w:noHBand="0" w:noVBand="1" w:val="04A0"/>
+              <w:tblBorders>
+                <w:top w:val="nil"/>
+                <w:left w:val="nil"/>
+                <w:bottom w:val="nil"/>
+                <w:right w:val="nil"/>
+                <w:insideH w:val="nil"/>
+                <w:insideV w:val="nil"/>
+              </w:tblBorders>
             </w:tblPr>
             <w:tblGrid>
-              <w:gridCol w:w="453"/>
-              <w:gridCol w:w="453"/>
+              <w:gridCol w:w="524"/>
+              <w:gridCol w:w="524"/>
             </w:tblGrid>
             <w:tr>
               <w:trPr>
-                <w:trHeight w:val="396" w:hRule="exact"/>
+                <w:trHeight w:val="442" w:hRule="atLeast"/>
               </w:trPr>
               <w:tc>
                 <w:tcPr>
-                  <w:tcW w:type="dxa" w:w="397"/>
+                  <w:tcW w:type="dxa" w:w="425"/>
                   <w:tcBorders/>
                 </w:tcPr>
                 <w:p>
                   <w:pPr>
-                    <w:spacing w:before="0" w:after="0"/>
+                    <w:spacing w:before="0" w:after="0" w:line="240" w:lineRule="auto"/>
+                    <w:jc w:val="center"/>
                   </w:pPr>
                   <w:r/>
+                  <w:r>
+                    <w:drawing>
+                      <wp:inline xmlns:a="http://schemas.openxmlformats.org/drawingml/2006/main" xmlns:pic="http://schemas.openxmlformats.org/drawingml/2006/picture">
+                        <wp:extent cx="251999" cy="251999"/>
+                        <wp:docPr id="9" name="Picture 9"/>
+                        <wp:cNvGraphicFramePr>
+                          <a:graphicFrameLocks noChangeAspect="1"/>
+                        </wp:cNvGraphicFramePr>
+                        <a:graphic>
+                          <a:graphicData uri="http://schemas.openxmlformats.org/drawingml/2006/picture">
+                            <pic:pic>
+                              <pic:nvPicPr>
+                                <pic:cNvPr id="0" name="tianzige-140.png"/>
+                                <pic:cNvPicPr/>
+                              </pic:nvPicPr>
+                              <pic:blipFill>
+                                <a:blip r:embed="rId9"/>
+                                <a:stretch>
+                                  <a:fillRect/>
+                                </a:stretch>
+                              </pic:blipFill>
+                              <pic:spPr>
+                                <a:xfrm>
+                                  <a:off x="0" y="0"/>
+                                  <a:ext cx="251999" cy="251999"/>
+                                </a:xfrm>
+                                <a:prstGeom prst="rect"/>
+                              </pic:spPr>
+                            </pic:pic>
+                          </a:graphicData>
+                        </a:graphic>
+                      </wp:inline>
+                    </w:drawing>
+                  </w:r>
                 </w:p>
-                <w:tbl>
-                  <w:tblPr>
-                    <w:tblW w:type="auto" w:w="0"/>
-                    <w:tblLayout w:type="fixed"/>
-                    <w:tblLook w:firstColumn="1" w:firstRow="1" w:lastColumn="0" w:lastRow="0" w:noHBand="0" w:noVBand="1" w:val="04A0"/>
-                  </w:tblPr>
-                  <w:tblGrid>
-                    <w:gridCol w:w="198"/>
-                    <w:gridCol w:w="198"/>
-                  </w:tblGrid>
-                  <w:tr>
-                    <w:trPr>
-                      <w:trHeight w:val="198" w:hRule="exact"/>
-                    </w:trPr>
-                    <w:tc>
-                      <w:tcPr>
-                        <w:tcW w:type="dxa" w:w="198"/>
-                        <w:tcBorders>
-                          <w:top w:val="single" w:sz="12" w:space="0" w:color="000000"/>
-                          <w:left w:val="single" w:sz="12" w:space="0" w:color="000000"/>
-                          <w:bottom w:val="dashed" w:sz="6" w:space="0" w:color="808080"/>
-                          <w:right w:val="dashed" w:sz="6" w:space="0" w:color="808080"/>
-                        </w:tcBorders>
-                      </w:tcPr>
-                      <w:p>
-                        <w:pPr>
-                          <w:spacing w:before="0" w:after="0"/>
-                        </w:pPr>
-                        <w:r/>
-                        <w:r>
-                          <w:rPr>
-                            <w:rFonts w:ascii="宋体" w:hAnsi="宋体" w:eastAsia="宋体"/>
-                            <w:b w:val="0"/>
-                            <w:color w:val="1C1917"/>
-                            <w:sz w:val="12"/>
-                          </w:rPr>
-                          <w:t xml:space="preserve"> </w:t>
-                        </w:r>
-                      </w:p>
-                    </w:tc>
-                    <w:tc>
-                      <w:tcPr>
-                        <w:tcW w:type="dxa" w:w="198"/>
-                        <w:tcBorders>
-                          <w:top w:val="single" w:sz="12" w:space="0" w:color="000000"/>
-                          <w:left w:val="dashed" w:sz="6" w:space="0" w:color="808080"/>
-                          <w:bottom w:val="dashed" w:sz="6" w:space="0" w:color="808080"/>
-                          <w:right w:val="single" w:sz="12" w:space="0" w:color="000000"/>
-                        </w:tcBorders>
-                      </w:tcPr>
-                      <w:p>
-                        <w:pPr>
-                          <w:spacing w:before="0" w:after="0"/>
-                        </w:pPr>
-                        <w:r/>
-                        <w:r>
-                          <w:rPr>
-                            <w:rFonts w:ascii="宋体" w:hAnsi="宋体" w:eastAsia="宋体"/>
-                            <w:b w:val="0"/>
-                            <w:color w:val="1C1917"/>
-                            <w:sz w:val="12"/>
-                          </w:rPr>
-                          <w:t xml:space="preserve"> </w:t>
-                        </w:r>
-                      </w:p>
-                    </w:tc>
-                  </w:tr>
-                  <w:tr>
-                    <w:trPr>
-                      <w:trHeight w:val="198" w:hRule="exact"/>
-                    </w:trPr>
-                    <w:tc>
-                      <w:tcPr>
-                        <w:tcW w:type="dxa" w:w="198"/>
-                        <w:tcBorders>
-                          <w:top w:val="dashed" w:sz="6" w:space="0" w:color="808080"/>
-                          <w:left w:val="single" w:sz="12" w:space="0" w:color="000000"/>
-                          <w:bottom w:val="single" w:sz="12" w:space="0" w:color="000000"/>
-                          <w:right w:val="dashed" w:sz="6" w:space="0" w:color="808080"/>
-                        </w:tcBorders>
-                      </w:tcPr>
-                      <w:p>
-                        <w:pPr>
-                          <w:spacing w:before="0" w:after="0"/>
-                        </w:pPr>
-                        <w:r/>
-                        <w:r>
-                          <w:rPr>
-                            <w:rFonts w:ascii="宋体" w:hAnsi="宋体" w:eastAsia="宋体"/>
-                            <w:b w:val="0"/>
-                            <w:color w:val="1C1917"/>
-                            <w:sz w:val="12"/>
-                          </w:rPr>
-                          <w:t xml:space="preserve"> </w:t>
-                        </w:r>
-                      </w:p>
-                    </w:tc>
-                    <w:tc>
-                      <w:tcPr>
-                        <w:tcW w:type="dxa" w:w="198"/>
-                        <w:tcBorders>
-                          <w:top w:val="dashed" w:sz="6" w:space="0" w:color="808080"/>
-                          <w:left w:val="dashed" w:sz="6" w:space="0" w:color="808080"/>
-                          <w:bottom w:val="single" w:sz="12" w:space="0" w:color="000000"/>
-                          <w:right w:val="single" w:sz="12" w:space="0" w:color="000000"/>
-                        </w:tcBorders>
-                      </w:tcPr>
-                      <w:p>
-                        <w:pPr>
-                          <w:spacing w:before="0" w:after="0"/>
-                        </w:pPr>
-                        <w:r/>
-                        <w:r>
-                          <w:rPr>
-                            <w:rFonts w:ascii="宋体" w:hAnsi="宋体" w:eastAsia="宋体"/>
-                            <w:b w:val="0"/>
-                            <w:color w:val="1C1917"/>
-                            <w:sz w:val="12"/>
-                          </w:rPr>
-                          <w:t xml:space="preserve"> </w:t>
-                        </w:r>
-                      </w:p>
-                    </w:tc>
-                  </w:tr>
-                </w:tbl>
-                <w:p/>
               </w:tc>
               <w:tc>
                 <w:tcPr>
-                  <w:tcW w:type="dxa" w:w="397"/>
+                  <w:tcW w:type="dxa" w:w="425"/>
                   <w:tcBorders/>
                 </w:tcPr>
                 <w:p>
                   <w:pPr>
-                    <w:spacing w:before="0" w:after="0"/>
+                    <w:spacing w:before="0" w:after="0" w:line="240" w:lineRule="auto"/>
+                    <w:jc w:val="center"/>
                   </w:pPr>
                   <w:r/>
+                  <w:r>
+                    <w:drawing>
+                      <wp:inline xmlns:a="http://schemas.openxmlformats.org/drawingml/2006/main" xmlns:pic="http://schemas.openxmlformats.org/drawingml/2006/picture">
+                        <wp:extent cx="251999" cy="251999"/>
+                        <wp:docPr id="10" name="Picture 10"/>
+                        <wp:cNvGraphicFramePr>
+                          <a:graphicFrameLocks noChangeAspect="1"/>
+                        </wp:cNvGraphicFramePr>
+                        <a:graphic>
+                          <a:graphicData uri="http://schemas.openxmlformats.org/drawingml/2006/picture">
+                            <pic:pic>
+                              <pic:nvPicPr>
+                                <pic:cNvPr id="0" name="tianzige-140.png"/>
+                                <pic:cNvPicPr/>
+                              </pic:nvPicPr>
+                              <pic:blipFill>
+                                <a:blip r:embed="rId9"/>
+                                <a:stretch>
+                                  <a:fillRect/>
+                                </a:stretch>
+                              </pic:blipFill>
+                              <pic:spPr>
+                                <a:xfrm>
+                                  <a:off x="0" y="0"/>
+                                  <a:ext cx="251999" cy="251999"/>
+                                </a:xfrm>
+                                <a:prstGeom prst="rect"/>
+                              </pic:spPr>
+                            </pic:pic>
+                          </a:graphicData>
+                        </a:graphic>
+                      </wp:inline>
+                    </w:drawing>
+                  </w:r>
                 </w:p>
-                <w:tbl>
-                  <w:tblPr>
-                    <w:tblW w:type="auto" w:w="0"/>
-                    <w:tblLayout w:type="fixed"/>
-                    <w:tblLook w:firstColumn="1" w:firstRow="1" w:lastColumn="0" w:lastRow="0" w:noHBand="0" w:noVBand="1" w:val="04A0"/>
-                  </w:tblPr>
-                  <w:tblGrid>
-                    <w:gridCol w:w="198"/>
-                    <w:gridCol w:w="198"/>
-                  </w:tblGrid>
-                  <w:tr>
-                    <w:trPr>
-                      <w:trHeight w:val="198" w:hRule="exact"/>
-                    </w:trPr>
-                    <w:tc>
-                      <w:tcPr>
-                        <w:tcW w:type="dxa" w:w="198"/>
-                        <w:tcBorders>
-                          <w:top w:val="single" w:sz="12" w:space="0" w:color="000000"/>
-                          <w:left w:val="single" w:sz="12" w:space="0" w:color="000000"/>
-                          <w:bottom w:val="dashed" w:sz="6" w:space="0" w:color="808080"/>
-                          <w:right w:val="dashed" w:sz="6" w:space="0" w:color="808080"/>
-                        </w:tcBorders>
-                      </w:tcPr>
-                      <w:p>
-                        <w:pPr>
-                          <w:spacing w:before="0" w:after="0"/>
-                        </w:pPr>
-                        <w:r/>
-                        <w:r>
-                          <w:rPr>
-                            <w:rFonts w:ascii="宋体" w:hAnsi="宋体" w:eastAsia="宋体"/>
-                            <w:b w:val="0"/>
-                            <w:color w:val="1C1917"/>
-                            <w:sz w:val="12"/>
-                          </w:rPr>
-                          <w:t xml:space="preserve"> </w:t>
-                        </w:r>
-                      </w:p>
-                    </w:tc>
-                    <w:tc>
-                      <w:tcPr>
-                        <w:tcW w:type="dxa" w:w="198"/>
-                        <w:tcBorders>
-                          <w:top w:val="single" w:sz="12" w:space="0" w:color="000000"/>
-                          <w:left w:val="dashed" w:sz="6" w:space="0" w:color="808080"/>
-                          <w:bottom w:val="dashed" w:sz="6" w:space="0" w:color="808080"/>
-                          <w:right w:val="single" w:sz="12" w:space="0" w:color="000000"/>
-                        </w:tcBorders>
-                      </w:tcPr>
-                      <w:p>
-                        <w:pPr>
-                          <w:spacing w:before="0" w:after="0"/>
-                        </w:pPr>
-                        <w:r/>
-                        <w:r>
-                          <w:rPr>
-                            <w:rFonts w:ascii="宋体" w:hAnsi="宋体" w:eastAsia="宋体"/>
-                            <w:b w:val="0"/>
-                            <w:color w:val="1C1917"/>
-                            <w:sz w:val="12"/>
-                          </w:rPr>
-                          <w:t xml:space="preserve"> </w:t>
-                        </w:r>
-                      </w:p>
-                    </w:tc>
-                  </w:tr>
-                  <w:tr>
-                    <w:trPr>
-                      <w:trHeight w:val="198" w:hRule="exact"/>
-                    </w:trPr>
-                    <w:tc>
-                      <w:tcPr>
-                        <w:tcW w:type="dxa" w:w="198"/>
-                        <w:tcBorders>
-                          <w:top w:val="dashed" w:sz="6" w:space="0" w:color="808080"/>
-                          <w:left w:val="single" w:sz="12" w:space="0" w:color="000000"/>
-                          <w:bottom w:val="single" w:sz="12" w:space="0" w:color="000000"/>
-                          <w:right w:val="dashed" w:sz="6" w:space="0" w:color="808080"/>
-                        </w:tcBorders>
-                      </w:tcPr>
-                      <w:p>
-                        <w:pPr>
-                          <w:spacing w:before="0" w:after="0"/>
-                        </w:pPr>
-                        <w:r/>
-                        <w:r>
-                          <w:rPr>
-                            <w:rFonts w:ascii="宋体" w:hAnsi="宋体" w:eastAsia="宋体"/>
-                            <w:b w:val="0"/>
-                            <w:color w:val="1C1917"/>
-                            <w:sz w:val="12"/>
-                          </w:rPr>
-                          <w:t xml:space="preserve"> </w:t>
-                        </w:r>
-                      </w:p>
-                    </w:tc>
-                    <w:tc>
-                      <w:tcPr>
-                        <w:tcW w:type="dxa" w:w="198"/>
-                        <w:tcBorders>
-                          <w:top w:val="dashed" w:sz="6" w:space="0" w:color="808080"/>
-                          <w:left w:val="dashed" w:sz="6" w:space="0" w:color="808080"/>
-                          <w:bottom w:val="single" w:sz="12" w:space="0" w:color="000000"/>
-                          <w:right w:val="single" w:sz="12" w:space="0" w:color="000000"/>
-                        </w:tcBorders>
-                      </w:tcPr>
-                      <w:p>
-                        <w:pPr>
-                          <w:spacing w:before="0" w:after="0"/>
-                        </w:pPr>
-                        <w:r/>
-                        <w:r>
-                          <w:rPr>
-                            <w:rFonts w:ascii="宋体" w:hAnsi="宋体" w:eastAsia="宋体"/>
-                            <w:b w:val="0"/>
-                            <w:color w:val="1C1917"/>
-                            <w:sz w:val="12"/>
-                          </w:rPr>
-                          <w:t xml:space="preserve"> </w:t>
-                        </w:r>
-                      </w:p>
-                    </w:tc>
-                  </w:tr>
-                </w:tbl>
-                <w:p/>
               </w:tc>
             </w:tr>
           </w:tbl>
